--- a/docs/BoutiqueSystem_Documentacion.docx
+++ b/docs/BoutiqueSystem_Documentacion.docx
@@ -430,13 +430,8 @@
         </w:numPr>
         <w:spacing w:before="60" w:after="60"/>
       </w:pPr>
-      <w:proofErr w:type="spellStart"/>
-      <w:r>
-        <w:t>Modulo</w:t>
-      </w:r>
-      <w:proofErr w:type="spellEnd"/>
-      <w:r>
-        <w:t xml:space="preserve"> de </w:t>
+      <w:r>
+        <w:t xml:space="preserve">Modulo de </w:t>
       </w:r>
       <w:r>
         <w:t>autenticación</w:t>
@@ -2961,7 +2956,23 @@
                 <w:sz w:val="20"/>
                 <w:szCs w:val="20"/>
               </w:rPr>
-              <w:t>1. El usuario ingresa email y contrase</w:t>
+              <w:t xml:space="preserve">1. El usuario ingresa </w:t>
+            </w:r>
+            <w:r>
+              <w:rPr>
+                <w:color w:val="000000"/>
+                <w:sz w:val="20"/>
+                <w:szCs w:val="20"/>
+              </w:rPr>
+              <w:t>documento</w:t>
+            </w:r>
+            <w:r>
+              <w:rPr>
+                <w:color w:val="000000"/>
+                <w:sz w:val="20"/>
+                <w:szCs w:val="20"/>
+              </w:rPr>
+              <w:t xml:space="preserve"> y contrase</w:t>
             </w:r>
             <w:r>
               <w:rPr>
@@ -5662,7 +5673,10 @@
         <w:spacing w:before="100" w:after="100"/>
       </w:pPr>
       <w:r>
-        <w:t>CU-08: Buscar Usuario por Username</w:t>
+        <w:t>CU-08: Buscar Usuario por</w:t>
+      </w:r>
+      <w:r>
+        <w:t xml:space="preserve"> Documento</w:t>
       </w:r>
       <w:r>
         <w:t xml:space="preserve"> </w:t>
@@ -5929,7 +5943,39 @@
                 <w:sz w:val="20"/>
                 <w:szCs w:val="20"/>
               </w:rPr>
-              <w:t>1. El Admin envia el username. 2. El sistema lo busca. 3. El sistema retorna el usuario con su rol.</w:t>
+              <w:t xml:space="preserve">1. El Admin </w:t>
+            </w:r>
+            <w:r>
+              <w:rPr>
+                <w:color w:val="000000"/>
+                <w:sz w:val="20"/>
+                <w:szCs w:val="20"/>
+              </w:rPr>
+              <w:t>envía</w:t>
+            </w:r>
+            <w:r>
+              <w:rPr>
+                <w:color w:val="000000"/>
+                <w:sz w:val="20"/>
+                <w:szCs w:val="20"/>
+              </w:rPr>
+              <w:t xml:space="preserve"> el </w:t>
+            </w:r>
+            <w:r>
+              <w:rPr>
+                <w:color w:val="000000"/>
+                <w:sz w:val="20"/>
+                <w:szCs w:val="20"/>
+              </w:rPr>
+              <w:t>documento</w:t>
+            </w:r>
+            <w:r>
+              <w:rPr>
+                <w:color w:val="000000"/>
+                <w:sz w:val="20"/>
+                <w:szCs w:val="20"/>
+              </w:rPr>
+              <w:t>. 2. El sistema lo busca. 3. El sistema retorna el usuario con su rol.</w:t>
             </w:r>
           </w:p>
         </w:tc>
@@ -6894,21 +6940,10 @@
     </w:p>
     <w:p>
       <w:pPr>
-        <w:pStyle w:val="Ttulo2"/>
-      </w:pPr>
-      <w:r>
-        <w:t>Feature: Proveedores</w:t>
-      </w:r>
-    </w:p>
-    <w:p>
-      <w:pPr>
         <w:spacing w:before="100" w:after="100"/>
       </w:pPr>
       <w:r>
-        <w:t xml:space="preserve">CU-11: Crear </w:t>
-      </w:r>
-      <w:r>
-        <w:t xml:space="preserve">Proveedor </w:t>
+        <w:t xml:space="preserve">CU-11: Editar información de Usuario </w:t>
       </w:r>
       <w:r>
         <w:rPr>
@@ -7056,7 +7091,7 @@
                 <w:sz w:val="20"/>
                 <w:szCs w:val="20"/>
               </w:rPr>
-              <w:t>Admin</w:t>
+              <w:t>Admin, Vendedor</w:t>
             </w:r>
           </w:p>
         </w:tc>
@@ -7108,13 +7143,18 @@
             </w:tcMar>
           </w:tcPr>
           <w:p>
-            <w:r>
-              <w:rPr>
-                <w:color w:val="000000"/>
-                <w:sz w:val="20"/>
-                <w:szCs w:val="20"/>
-              </w:rPr>
-              <w:t>El Admin debe estar autenticado.</w:t>
+            <w:pPr>
+              <w:rPr>
+                <w:sz w:val="20"/>
+                <w:szCs w:val="20"/>
+              </w:rPr>
+            </w:pPr>
+            <w:r>
+              <w:rPr>
+                <w:sz w:val="20"/>
+                <w:szCs w:val="20"/>
+              </w:rPr>
+              <w:t>El usuario debe estar autenticado. El Admin puede editar cualquier usuario. El Vendedor solo puede editar su propia información.</w:t>
             </w:r>
           </w:p>
         </w:tc>
@@ -7167,28 +7207,7 @@
           </w:tcPr>
           <w:p>
             <w:r>
-              <w:rPr>
-                <w:color w:val="000000"/>
-                <w:sz w:val="20"/>
-                <w:szCs w:val="20"/>
-              </w:rPr>
-              <w:t xml:space="preserve">1. El Admin envia nombre, contacto y </w:t>
-            </w:r>
-            <w:r>
-              <w:rPr>
-                <w:color w:val="000000"/>
-                <w:sz w:val="20"/>
-                <w:szCs w:val="20"/>
-              </w:rPr>
-              <w:t>teléfono</w:t>
-            </w:r>
-            <w:r>
-              <w:rPr>
-                <w:color w:val="000000"/>
-                <w:sz w:val="20"/>
-                <w:szCs w:val="20"/>
-              </w:rPr>
-              <w:t xml:space="preserve"> del proveedor. 2. El sistema verifica que el nombre no exista. 3. El sistema crea el proveedor con estado Activo.</w:t>
+              <w:t>1. El actor envía el username del usuario a editar y los campos a modificar (name, last_name, username, phone, email). 2. El sistema verifica que el usuario exista. 3. Si el username cambia, verifica que no esté registrado. 4. Si el email cambia, verifica que no esté registrado. 5. Si el phone cambia, verifica que no esté registrado. 6. El sistema actualiza los datos.</w:t>
             </w:r>
           </w:p>
         </w:tc>
@@ -7241,12 +7260,7 @@
           </w:tcPr>
           <w:p>
             <w:r>
-              <w:rPr>
-                <w:color w:val="000000"/>
-                <w:sz w:val="20"/>
-                <w:szCs w:val="20"/>
-              </w:rPr>
-              <w:t>Si el nombre ya existe retorna 400.</w:t>
+              <w:t>Si el usuario no existe retorna 404. Si el username ya está registrado retorna 400. Si el email ya está registrado retorna 400. Si el phone ya está registrado retorna 400. Si el Vendedor intenta editar otro usuario retorna 403.</w:t>
             </w:r>
           </w:p>
         </w:tc>
@@ -7299,12 +7313,7 @@
           </w:tcPr>
           <w:p>
             <w:r>
-              <w:rPr>
-                <w:color w:val="000000"/>
-                <w:sz w:val="20"/>
-                <w:szCs w:val="20"/>
-              </w:rPr>
-              <w:t>El proveedor queda registrado en el sistema.</w:t>
+              <w:t>Los datos del usuario quedan actualizados.</w:t>
             </w:r>
           </w:p>
         </w:tc>
@@ -7317,19 +7326,48 @@
     </w:p>
     <w:p>
       <w:pPr>
+        <w:rPr>
+          <w:b/>
+          <w:bCs/>
+          <w:color w:val="2E75B6"/>
+          <w:sz w:val="26"/>
+          <w:szCs w:val="26"/>
+        </w:rPr>
+      </w:pPr>
+      <w:r>
+        <w:br w:type="page"/>
+      </w:r>
+    </w:p>
+    <w:p>
+      <w:pPr>
+        <w:pStyle w:val="Ttulo2"/>
+      </w:pPr>
+      <w:r>
+        <w:lastRenderedPageBreak/>
+        <w:t>Feature: Proveedores</w:t>
+      </w:r>
+    </w:p>
+    <w:p>
+      <w:pPr>
         <w:spacing w:before="100" w:after="100"/>
       </w:pPr>
       <w:r>
-        <w:t>CU-12: Listar Proveedores</w:t>
-      </w:r>
-      <w:r>
-        <w:t xml:space="preserve"> </w:t>
+        <w:t>CU-</w:t>
+      </w:r>
+      <w:r>
+        <w:t>12</w:t>
+      </w:r>
+      <w:r>
+        <w:t xml:space="preserve">: Crear </w:t>
+      </w:r>
+      <w:r>
+        <w:t xml:space="preserve">Proveedor </w:t>
       </w:r>
       <w:r>
         <w:rPr>
-          <w:highlight w:val="red"/>
+          <w:highlight w:val="green"/>
         </w:rPr>
-        <w:t>En Proceso</w:t>
+        <w:t>Terminado</w:t>
       </w:r>
     </w:p>
     <w:tbl>
@@ -7587,23 +7625,23 @@
                 <w:sz w:val="20"/>
                 <w:szCs w:val="20"/>
               </w:rPr>
-              <w:t xml:space="preserve">1. El Admin realiza la </w:t>
-            </w:r>
-            <w:r>
-              <w:rPr>
-                <w:color w:val="000000"/>
-                <w:sz w:val="20"/>
-                <w:szCs w:val="20"/>
-              </w:rPr>
-              <w:t>petición</w:t>
-            </w:r>
-            <w:r>
-              <w:rPr>
-                <w:color w:val="000000"/>
-                <w:sz w:val="20"/>
-                <w:szCs w:val="20"/>
-              </w:rPr>
-              <w:t>. 2. El sistema retorna la lista de proveedores.</w:t>
+              <w:t xml:space="preserve">1. El Admin envia nombre, contacto y </w:t>
+            </w:r>
+            <w:r>
+              <w:rPr>
+                <w:color w:val="000000"/>
+                <w:sz w:val="20"/>
+                <w:szCs w:val="20"/>
+              </w:rPr>
+              <w:t>teléfono</w:t>
+            </w:r>
+            <w:r>
+              <w:rPr>
+                <w:color w:val="000000"/>
+                <w:sz w:val="20"/>
+                <w:szCs w:val="20"/>
+              </w:rPr>
+              <w:t xml:space="preserve"> del proveedor. 2. El sistema verifica que el nombre no exista. 3. El sistema crea el proveedor con estado Activo.</w:t>
             </w:r>
           </w:p>
         </w:tc>
@@ -7661,23 +7699,7 @@
                 <w:sz w:val="20"/>
                 <w:szCs w:val="20"/>
               </w:rPr>
-              <w:t xml:space="preserve">Si no hay proveedores retorna lista </w:t>
-            </w:r>
-            <w:r>
-              <w:rPr>
-                <w:color w:val="000000"/>
-                <w:sz w:val="20"/>
-                <w:szCs w:val="20"/>
-              </w:rPr>
-              <w:t>vacía</w:t>
-            </w:r>
-            <w:r>
-              <w:rPr>
-                <w:color w:val="000000"/>
-                <w:sz w:val="20"/>
-                <w:szCs w:val="20"/>
-              </w:rPr>
-              <w:t>.</w:t>
+              <w:t>Si el nombre ya existe retorna 400.</w:t>
             </w:r>
           </w:p>
         </w:tc>
@@ -7735,7 +7757,7 @@
                 <w:sz w:val="20"/>
                 <w:szCs w:val="20"/>
               </w:rPr>
-              <w:t>El Admin visualiza todos los proveedores.</w:t>
+              <w:t>El proveedor queda registrado en el sistema.</w:t>
             </w:r>
           </w:p>
         </w:tc>
@@ -7746,20 +7768,28 @@
         <w:spacing w:before="150"/>
       </w:pPr>
     </w:p>
-    <w:p>
-      <w:r>
-        <w:br w:type="page"/>
-      </w:r>
-    </w:p>
-    <w:p>
-      <w:pPr>
-        <w:spacing w:before="100" w:after="100"/>
-      </w:pPr>
-      <w:r>
-        <w:lastRenderedPageBreak/>
-        <w:t>CU-13: Activar / Desactivar Proveedor</w:t>
-      </w:r>
-    </w:p>
+    <w:p/>
+    <w:p>
+      <w:r>
+        <w:t>CU-</w:t>
+      </w:r>
+      <w:r>
+        <w:t>13</w:t>
+      </w:r>
+      <w:r>
+        <w:t>: Listar Proveedores</w:t>
+      </w:r>
+      <w:r>
+        <w:t xml:space="preserve"> </w:t>
+      </w:r>
+      <w:r>
+        <w:rPr>
+          <w:highlight w:val="green"/>
+        </w:rPr>
+        <w:t>Terminado</w:t>
+      </w:r>
+    </w:p>
+    <w:p/>
     <w:tbl>
       <w:tblPr>
         <w:tblW w:w="9360" w:type="dxa"/>
@@ -7957,7 +7987,7 @@
                 <w:sz w:val="20"/>
                 <w:szCs w:val="20"/>
               </w:rPr>
-              <w:t>El Admin debe estar autenticado. El proveedor debe existir.</w:t>
+              <w:t>El Admin debe estar autenticado.</w:t>
             </w:r>
           </w:p>
         </w:tc>
@@ -8015,7 +8045,23 @@
                 <w:sz w:val="20"/>
                 <w:szCs w:val="20"/>
               </w:rPr>
-              <w:t>1. El Admin envia el nombre del proveedor. 2. El sistema cambia el estado: Activo a Inactivo o viceversa.</w:t>
+              <w:t xml:space="preserve">1. El Admin realiza la </w:t>
+            </w:r>
+            <w:r>
+              <w:rPr>
+                <w:color w:val="000000"/>
+                <w:sz w:val="20"/>
+                <w:szCs w:val="20"/>
+              </w:rPr>
+              <w:t>petición</w:t>
+            </w:r>
+            <w:r>
+              <w:rPr>
+                <w:color w:val="000000"/>
+                <w:sz w:val="20"/>
+                <w:szCs w:val="20"/>
+              </w:rPr>
+              <w:t>. 2. El sistema retorna la lista de proveedores.</w:t>
             </w:r>
           </w:p>
         </w:tc>
@@ -8073,7 +8119,23 @@
                 <w:sz w:val="20"/>
                 <w:szCs w:val="20"/>
               </w:rPr>
-              <w:t>Si el proveedor no existe retorna 404.</w:t>
+              <w:t xml:space="preserve">Si no hay proveedores retorna lista </w:t>
+            </w:r>
+            <w:r>
+              <w:rPr>
+                <w:color w:val="000000"/>
+                <w:sz w:val="20"/>
+                <w:szCs w:val="20"/>
+              </w:rPr>
+              <w:t>vacía</w:t>
+            </w:r>
+            <w:r>
+              <w:rPr>
+                <w:color w:val="000000"/>
+                <w:sz w:val="20"/>
+                <w:szCs w:val="20"/>
+              </w:rPr>
+              <w:t>.</w:t>
             </w:r>
           </w:p>
         </w:tc>
@@ -8131,7 +8193,7 @@
                 <w:sz w:val="20"/>
                 <w:szCs w:val="20"/>
               </w:rPr>
-              <w:t>El estado del proveedor queda actualizado.</w:t>
+              <w:t>El Admin visualiza todos los proveedores.</w:t>
             </w:r>
           </w:p>
         </w:tc>
@@ -8143,26 +8205,38 @@
       </w:pPr>
     </w:p>
     <w:p>
-      <w:pPr>
-        <w:pStyle w:val="Ttulo2"/>
-      </w:pPr>
-      <w:r>
-        <w:t xml:space="preserve">Feature: </w:t>
-      </w:r>
-      <w:r>
-        <w:t>Categorías</w:t>
-      </w:r>
-    </w:p>
-    <w:p>
-      <w:pPr>
-        <w:spacing w:before="100" w:after="100"/>
-      </w:pPr>
-      <w:r>
-        <w:t xml:space="preserve">CU-14: Crear </w:t>
-      </w:r>
-      <w:r>
-        <w:t>Categoría</w:t>
-      </w:r>
+      <w:r>
+        <w:br w:type="page"/>
+      </w:r>
+    </w:p>
+    <w:p>
+      <w:pPr>
+        <w:spacing w:before="150"/>
+      </w:pPr>
+      <w:r>
+        <w:lastRenderedPageBreak/>
+        <w:t>CU-</w:t>
+      </w:r>
+      <w:r>
+        <w:t>14</w:t>
+      </w:r>
+      <w:r>
+        <w:t xml:space="preserve">: Buscar Proveedor por </w:t>
+      </w:r>
+      <w:r>
+        <w:t xml:space="preserve">Nombre </w:t>
+      </w:r>
+      <w:r>
+        <w:rPr>
+          <w:highlight w:val="green"/>
+        </w:rPr>
+        <w:t>Terminado</w:t>
+      </w:r>
+    </w:p>
+    <w:p>
+      <w:pPr>
+        <w:spacing w:before="150"/>
+      </w:pPr>
     </w:p>
     <w:tbl>
       <w:tblPr>
@@ -8419,55 +8493,42 @@
                 <w:sz w:val="20"/>
                 <w:szCs w:val="20"/>
               </w:rPr>
-              <w:t xml:space="preserve">1. El Admin envia el nombre y </w:t>
-            </w:r>
-            <w:r>
-              <w:rPr>
-                <w:color w:val="000000"/>
-                <w:sz w:val="20"/>
-                <w:szCs w:val="20"/>
-              </w:rPr>
-              <w:t>descripción</w:t>
-            </w:r>
-            <w:r>
-              <w:rPr>
-                <w:color w:val="000000"/>
-                <w:sz w:val="20"/>
-                <w:szCs w:val="20"/>
-              </w:rPr>
-              <w:t xml:space="preserve"> de la </w:t>
-            </w:r>
-            <w:r>
-              <w:rPr>
-                <w:color w:val="000000"/>
-                <w:sz w:val="20"/>
-                <w:szCs w:val="20"/>
-              </w:rPr>
-              <w:t>categoría</w:t>
-            </w:r>
-            <w:r>
-              <w:rPr>
-                <w:color w:val="000000"/>
-                <w:sz w:val="20"/>
-                <w:szCs w:val="20"/>
-              </w:rPr>
-              <w:t xml:space="preserve">. 2. El sistema verifica que el nombre no exista. 3. El sistema crea la </w:t>
-            </w:r>
-            <w:r>
-              <w:rPr>
-                <w:color w:val="000000"/>
-                <w:sz w:val="20"/>
-                <w:szCs w:val="20"/>
-              </w:rPr>
-              <w:t>categoría</w:t>
-            </w:r>
-            <w:r>
-              <w:rPr>
-                <w:color w:val="000000"/>
-                <w:sz w:val="20"/>
-                <w:szCs w:val="20"/>
-              </w:rPr>
-              <w:t>.</w:t>
+              <w:t>1. El Admin envía el nombre del proveedor. 2.</w:t>
+            </w:r>
+            <w:r>
+              <w:t xml:space="preserve"> </w:t>
+            </w:r>
+            <w:r>
+              <w:rPr>
+                <w:color w:val="000000"/>
+                <w:sz w:val="20"/>
+                <w:szCs w:val="20"/>
+              </w:rPr>
+              <w:t>El sistema busca el proveedor</w:t>
+            </w:r>
+            <w:r>
+              <w:rPr>
+                <w:color w:val="000000"/>
+                <w:sz w:val="20"/>
+                <w:szCs w:val="20"/>
+              </w:rPr>
+              <w:t xml:space="preserve">. 3. </w:t>
+            </w:r>
+            <w:r>
+              <w:rPr>
+                <w:color w:val="000000"/>
+                <w:sz w:val="20"/>
+                <w:szCs w:val="20"/>
+              </w:rPr>
+              <w:t xml:space="preserve">El </w:t>
+            </w:r>
+            <w:r>
+              <w:rPr>
+                <w:color w:val="000000"/>
+                <w:sz w:val="20"/>
+                <w:szCs w:val="20"/>
+              </w:rPr>
+              <w:t>retorna los datos del proveedor</w:t>
             </w:r>
           </w:p>
         </w:tc>
@@ -8525,7 +8586,7 @@
                 <w:sz w:val="20"/>
                 <w:szCs w:val="20"/>
               </w:rPr>
-              <w:t>Si el nombre ya existe retorna 400.</w:t>
+              <w:t>Si el proveedor no existe retorna un 404</w:t>
             </w:r>
           </w:p>
         </w:tc>
@@ -8583,44 +8644,34 @@
                 <w:sz w:val="20"/>
                 <w:szCs w:val="20"/>
               </w:rPr>
-              <w:t xml:space="preserve">La </w:t>
-            </w:r>
-            <w:r>
-              <w:rPr>
-                <w:color w:val="000000"/>
-                <w:sz w:val="20"/>
-                <w:szCs w:val="20"/>
-              </w:rPr>
-              <w:t>categoría</w:t>
-            </w:r>
-            <w:r>
-              <w:rPr>
-                <w:color w:val="000000"/>
-                <w:sz w:val="20"/>
-                <w:szCs w:val="20"/>
-              </w:rPr>
-              <w:t xml:space="preserve"> queda registrada y disponible para asignar a productos.</w:t>
+              <w:t>El sistema retorna los datos del proveedor</w:t>
             </w:r>
           </w:p>
         </w:tc>
       </w:tr>
     </w:tbl>
-    <w:p>
-      <w:pPr>
-        <w:spacing w:before="150"/>
-      </w:pPr>
-    </w:p>
-    <w:p>
-      <w:pPr>
-        <w:spacing w:before="100" w:after="100"/>
-      </w:pPr>
-      <w:r>
-        <w:t xml:space="preserve">CU-15: Listar </w:t>
-      </w:r>
-      <w:r>
-        <w:t>Categorías</w:t>
-      </w:r>
-    </w:p>
+    <w:p/>
+    <w:p>
+      <w:r>
+        <w:t>CU-</w:t>
+      </w:r>
+      <w:r>
+        <w:t>15</w:t>
+      </w:r>
+      <w:r>
+        <w:t>: Activar / Desactivar Proveedor</w:t>
+      </w:r>
+      <w:r>
+        <w:t xml:space="preserve"> </w:t>
+      </w:r>
+      <w:r>
+        <w:rPr>
+          <w:highlight w:val="green"/>
+        </w:rPr>
+        <w:t>Terminado</w:t>
+      </w:r>
+    </w:p>
+    <w:p/>
     <w:tbl>
       <w:tblPr>
         <w:tblW w:w="9360" w:type="dxa"/>
@@ -8760,7 +8811,7 @@
                 <w:sz w:val="20"/>
                 <w:szCs w:val="20"/>
               </w:rPr>
-              <w:t>Admin, Vendedor</w:t>
+              <w:t>Admin</w:t>
             </w:r>
           </w:p>
         </w:tc>
@@ -8818,7 +8869,7 @@
                 <w:sz w:val="20"/>
                 <w:szCs w:val="20"/>
               </w:rPr>
-              <w:t>El usuario debe estar autenticado.</w:t>
+              <w:t>El Admin debe estar autenticado. El proveedor debe existir.</w:t>
             </w:r>
           </w:p>
         </w:tc>
@@ -8876,39 +8927,7 @@
                 <w:sz w:val="20"/>
                 <w:szCs w:val="20"/>
               </w:rPr>
-              <w:t xml:space="preserve">1. El usuario realiza la </w:t>
-            </w:r>
-            <w:r>
-              <w:rPr>
-                <w:color w:val="000000"/>
-                <w:sz w:val="20"/>
-                <w:szCs w:val="20"/>
-              </w:rPr>
-              <w:t>petición</w:t>
-            </w:r>
-            <w:r>
-              <w:rPr>
-                <w:color w:val="000000"/>
-                <w:sz w:val="20"/>
-                <w:szCs w:val="20"/>
-              </w:rPr>
-              <w:t xml:space="preserve">. 2. El sistema retorna la lista de </w:t>
-            </w:r>
-            <w:r>
-              <w:rPr>
-                <w:color w:val="000000"/>
-                <w:sz w:val="20"/>
-                <w:szCs w:val="20"/>
-              </w:rPr>
-              <w:t>categorías</w:t>
-            </w:r>
-            <w:r>
-              <w:rPr>
-                <w:color w:val="000000"/>
-                <w:sz w:val="20"/>
-                <w:szCs w:val="20"/>
-              </w:rPr>
-              <w:t xml:space="preserve"> activas.</w:t>
+              <w:t>1. El Admin envia el nombre del proveedor. 2. El sistema cambia el estado: Activo a Inactivo o viceversa.</w:t>
             </w:r>
           </w:p>
         </w:tc>
@@ -8966,39 +8985,7 @@
                 <w:sz w:val="20"/>
                 <w:szCs w:val="20"/>
               </w:rPr>
-              <w:t xml:space="preserve">Si no hay </w:t>
-            </w:r>
-            <w:r>
-              <w:rPr>
-                <w:color w:val="000000"/>
-                <w:sz w:val="20"/>
-                <w:szCs w:val="20"/>
-              </w:rPr>
-              <w:t>categorías</w:t>
-            </w:r>
-            <w:r>
-              <w:rPr>
-                <w:color w:val="000000"/>
-                <w:sz w:val="20"/>
-                <w:szCs w:val="20"/>
-              </w:rPr>
-              <w:t xml:space="preserve"> retorna lista </w:t>
-            </w:r>
-            <w:r>
-              <w:rPr>
-                <w:color w:val="000000"/>
-                <w:sz w:val="20"/>
-                <w:szCs w:val="20"/>
-              </w:rPr>
-              <w:t>vacía</w:t>
-            </w:r>
-            <w:r>
-              <w:rPr>
-                <w:color w:val="000000"/>
-                <w:sz w:val="20"/>
-                <w:szCs w:val="20"/>
-              </w:rPr>
-              <w:t>.</w:t>
+              <w:t>Si el proveedor no existe retorna 404.</w:t>
             </w:r>
           </w:p>
         </w:tc>
@@ -9056,23 +9043,7 @@
                 <w:sz w:val="20"/>
                 <w:szCs w:val="20"/>
               </w:rPr>
-              <w:t xml:space="preserve">El usuario visualiza todas las </w:t>
-            </w:r>
-            <w:r>
-              <w:rPr>
-                <w:color w:val="000000"/>
-                <w:sz w:val="20"/>
-                <w:szCs w:val="20"/>
-              </w:rPr>
-              <w:t>categorías</w:t>
-            </w:r>
-            <w:r>
-              <w:rPr>
-                <w:color w:val="000000"/>
-                <w:sz w:val="20"/>
-                <w:szCs w:val="20"/>
-              </w:rPr>
-              <w:t>.</w:t>
+              <w:t>El estado del proveedor queda actualizado.</w:t>
             </w:r>
           </w:p>
         </w:tc>
@@ -9084,35 +9055,28 @@
       </w:pPr>
     </w:p>
     <w:p>
-      <w:pPr>
+      <w:r>
+        <w:t xml:space="preserve">CU-16: </w:t>
+      </w:r>
+      <w:r>
+        <w:t xml:space="preserve">Editar Información de </w:t>
+      </w:r>
+      <w:r>
+        <w:t xml:space="preserve">Proveedor </w:t>
+      </w:r>
+      <w:r>
+        <w:t>Terminado</w:t>
+      </w:r>
+    </w:p>
+    <w:p>
+      <w:pPr>
+        <w:spacing w:before="150"/>
         <w:rPr>
-          <w:b/>
-          <w:bCs/>
-          <w:color w:val="2E75B6"/>
-          <w:sz w:val="26"/>
-          <w:szCs w:val="26"/>
+          <w:color w:val="000000"/>
+          <w:sz w:val="20"/>
+          <w:szCs w:val="20"/>
         </w:rPr>
       </w:pPr>
-      <w:r>
-        <w:br w:type="page"/>
-      </w:r>
-    </w:p>
-    <w:p>
-      <w:pPr>
-        <w:pStyle w:val="Ttulo2"/>
-      </w:pPr>
-      <w:r>
-        <w:lastRenderedPageBreak/>
-        <w:t>Feature: Productos</w:t>
-      </w:r>
-    </w:p>
-    <w:p>
-      <w:pPr>
-        <w:spacing w:before="100" w:after="100"/>
-      </w:pPr>
-      <w:r>
-        <w:t>CU-16: Crear Producto</w:t>
-      </w:r>
     </w:p>
     <w:tbl>
       <w:tblPr>
@@ -9305,34 +9269,26 @@
             </w:tcMar>
           </w:tcPr>
           <w:p>
-            <w:r>
-              <w:rPr>
-                <w:color w:val="000000"/>
-                <w:sz w:val="20"/>
-                <w:szCs w:val="20"/>
-              </w:rPr>
-              <w:t xml:space="preserve">El Admin debe estar autenticado. La </w:t>
-            </w:r>
-            <w:r>
-              <w:rPr>
-                <w:color w:val="000000"/>
-                <w:sz w:val="20"/>
-                <w:szCs w:val="20"/>
-              </w:rPr>
-              <w:t>categoría</w:t>
-            </w:r>
-            <w:r>
-              <w:rPr>
-                <w:color w:val="000000"/>
-                <w:sz w:val="20"/>
-                <w:szCs w:val="20"/>
-              </w:rPr>
-              <w:t xml:space="preserve"> y proveedor deben existir y estar activos.</w:t>
-            </w:r>
-          </w:p>
-        </w:tc>
-      </w:tr>
-      <w:tr>
+            <w:pPr>
+              <w:rPr>
+                <w:sz w:val="20"/>
+                <w:szCs w:val="20"/>
+              </w:rPr>
+            </w:pPr>
+            <w:r>
+              <w:rPr>
+                <w:sz w:val="20"/>
+                <w:szCs w:val="20"/>
+              </w:rPr>
+              <w:t>El Admin debe estar autenticado. El proveedor debe existir.</w:t>
+            </w:r>
+          </w:p>
+        </w:tc>
+      </w:tr>
+      <w:tr>
+        <w:trPr>
+          <w:trHeight w:val="451"/>
+        </w:trPr>
         <w:tc>
           <w:tcPr>
             <w:tcW w:w="2500" w:type="dxa"/>
@@ -9385,39 +9341,7 @@
                 <w:sz w:val="20"/>
                 <w:szCs w:val="20"/>
               </w:rPr>
-              <w:t xml:space="preserve">1. El Admin envia nombre, </w:t>
-            </w:r>
-            <w:r>
-              <w:rPr>
-                <w:color w:val="000000"/>
-                <w:sz w:val="20"/>
-                <w:szCs w:val="20"/>
-              </w:rPr>
-              <w:t>descripción</w:t>
-            </w:r>
-            <w:r>
-              <w:rPr>
-                <w:color w:val="000000"/>
-                <w:sz w:val="20"/>
-                <w:szCs w:val="20"/>
-              </w:rPr>
-              <w:t xml:space="preserve">, precio, talla, color, </w:t>
-            </w:r>
-            <w:r>
-              <w:rPr>
-                <w:color w:val="000000"/>
-                <w:sz w:val="20"/>
-                <w:szCs w:val="20"/>
-              </w:rPr>
-              <w:t>categoría</w:t>
-            </w:r>
-            <w:r>
-              <w:rPr>
-                <w:color w:val="000000"/>
-                <w:sz w:val="20"/>
-                <w:szCs w:val="20"/>
-              </w:rPr>
-              <w:t xml:space="preserve"> y proveedor. 2. El sistema valida los datos. 3. El sistema crea el producto con stock inicial en cero.</w:t>
+              <w:t>1. El Admin envía el id del proveedor y los campos a modificar (name, contact_name, phone). 2. El sistema verifica que el proveedor exista. 3. Si el name cambia, verifica que no esté registrado. 4. El sistema actualiza los datos.</w:t>
             </w:r>
           </w:p>
         </w:tc>
@@ -9469,47 +9393,18 @@
             </w:tcMar>
           </w:tcPr>
           <w:p>
-            <w:r>
-              <w:rPr>
-                <w:color w:val="000000"/>
-                <w:sz w:val="20"/>
-                <w:szCs w:val="20"/>
-              </w:rPr>
-              <w:t xml:space="preserve">Si la </w:t>
-            </w:r>
-            <w:r>
-              <w:rPr>
-                <w:color w:val="000000"/>
-                <w:sz w:val="20"/>
-                <w:szCs w:val="20"/>
-              </w:rPr>
-              <w:t>categoría</w:t>
-            </w:r>
-            <w:r>
-              <w:rPr>
-                <w:color w:val="000000"/>
-                <w:sz w:val="20"/>
-                <w:szCs w:val="20"/>
-              </w:rPr>
-              <w:t xml:space="preserve"> o proveedor no existen retorna 404. Si </w:t>
-            </w:r>
-            <w:proofErr w:type="spellStart"/>
-            <w:r>
-              <w:rPr>
-                <w:color w:val="000000"/>
-                <w:sz w:val="20"/>
-                <w:szCs w:val="20"/>
-              </w:rPr>
-              <w:t>estan</w:t>
-            </w:r>
-            <w:proofErr w:type="spellEnd"/>
-            <w:r>
-              <w:rPr>
-                <w:color w:val="000000"/>
-                <w:sz w:val="20"/>
-                <w:szCs w:val="20"/>
-              </w:rPr>
-              <w:t xml:space="preserve"> inactivos retorna 400.</w:t>
+            <w:pPr>
+              <w:rPr>
+                <w:sz w:val="20"/>
+                <w:szCs w:val="20"/>
+              </w:rPr>
+            </w:pPr>
+            <w:r>
+              <w:rPr>
+                <w:sz w:val="20"/>
+                <w:szCs w:val="20"/>
+              </w:rPr>
+              <w:t>Si el proveedor no existe retorna 404. Si el name ya está registrado retorna 400.</w:t>
             </w:r>
           </w:p>
         </w:tc>
@@ -9561,31 +9456,18 @@
             </w:tcMar>
           </w:tcPr>
           <w:p>
-            <w:r>
-              <w:rPr>
-                <w:color w:val="000000"/>
-                <w:sz w:val="20"/>
-                <w:szCs w:val="20"/>
-              </w:rPr>
-              <w:t xml:space="preserve">El producto queda registrado en el </w:t>
-            </w:r>
-            <w:proofErr w:type="spellStart"/>
-            <w:r>
-              <w:rPr>
-                <w:color w:val="000000"/>
-                <w:sz w:val="20"/>
-                <w:szCs w:val="20"/>
-              </w:rPr>
-              <w:t>catalogo</w:t>
-            </w:r>
-            <w:proofErr w:type="spellEnd"/>
-            <w:r>
-              <w:rPr>
-                <w:color w:val="000000"/>
-                <w:sz w:val="20"/>
-                <w:szCs w:val="20"/>
-              </w:rPr>
-              <w:t>.</w:t>
+            <w:pPr>
+              <w:rPr>
+                <w:sz w:val="20"/>
+                <w:szCs w:val="20"/>
+              </w:rPr>
+            </w:pPr>
+            <w:r>
+              <w:rPr>
+                <w:sz w:val="20"/>
+                <w:szCs w:val="20"/>
+              </w:rPr>
+              <w:t>Los datos del proveedor quedan actualizados.</w:t>
             </w:r>
           </w:p>
         </w:tc>
@@ -9594,14 +9476,76 @@
     <w:p>
       <w:pPr>
         <w:spacing w:before="150"/>
-      </w:pPr>
+        <w:rPr>
+          <w:color w:val="000000"/>
+          <w:sz w:val="20"/>
+          <w:szCs w:val="20"/>
+        </w:rPr>
+      </w:pPr>
+    </w:p>
+    <w:p>
+      <w:pPr>
+        <w:spacing w:before="150"/>
+      </w:pPr>
+    </w:p>
+    <w:p>
+      <w:pPr>
+        <w:rPr>
+          <w:b/>
+          <w:bCs/>
+          <w:color w:val="2E75B6"/>
+          <w:sz w:val="26"/>
+          <w:szCs w:val="26"/>
+        </w:rPr>
+      </w:pPr>
+      <w:r>
+        <w:br w:type="page"/>
+      </w:r>
+    </w:p>
+    <w:p>
+      <w:pPr>
+        <w:pStyle w:val="Ttulo2"/>
+      </w:pPr>
+      <w:r>
+        <w:lastRenderedPageBreak/>
+        <w:t xml:space="preserve">Feature: </w:t>
+      </w:r>
+      <w:r>
+        <w:t>Categorías</w:t>
+      </w:r>
     </w:p>
     <w:p>
       <w:pPr>
         <w:spacing w:before="100" w:after="100"/>
       </w:pPr>
       <w:r>
-        <w:t>CU-17: Listar Productos</w:t>
+        <w:t>CU-</w:t>
+      </w:r>
+      <w:r>
+        <w:t>XX</w:t>
+      </w:r>
+      <w:r>
+        <w:t xml:space="preserve">: Crear </w:t>
+      </w:r>
+      <w:r>
+        <w:t>Categoría</w:t>
+      </w:r>
+      <w:r>
+        <w:rPr>
+          <w:color w:val="000000"/>
+          <w:sz w:val="20"/>
+          <w:szCs w:val="20"/>
+        </w:rPr>
+        <w:t xml:space="preserve"> </w:t>
+      </w:r>
+      <w:r>
+        <w:rPr>
+          <w:color w:val="000000"/>
+          <w:sz w:val="20"/>
+          <w:szCs w:val="20"/>
+          <w:highlight w:val="red"/>
+        </w:rPr>
+        <w:t>En Proceso</w:t>
       </w:r>
     </w:p>
     <w:tbl>
@@ -9743,7 +9687,7 @@
                 <w:sz w:val="20"/>
                 <w:szCs w:val="20"/>
               </w:rPr>
-              <w:t>Admin, Vendedor</w:t>
+              <w:t>Admin</w:t>
             </w:r>
           </w:p>
         </w:tc>
@@ -9801,7 +9745,7 @@
                 <w:sz w:val="20"/>
                 <w:szCs w:val="20"/>
               </w:rPr>
-              <w:t>El usuario debe estar autenticado.</w:t>
+              <w:t>El Admin debe estar autenticado.</w:t>
             </w:r>
           </w:p>
         </w:tc>
@@ -9859,41 +9803,55 @@
                 <w:sz w:val="20"/>
                 <w:szCs w:val="20"/>
               </w:rPr>
-              <w:t xml:space="preserve">1. El usuario realiza la </w:t>
-            </w:r>
-            <w:r>
-              <w:rPr>
-                <w:color w:val="000000"/>
-                <w:sz w:val="20"/>
-                <w:szCs w:val="20"/>
-              </w:rPr>
-              <w:t>petición</w:t>
-            </w:r>
-            <w:r>
-              <w:rPr>
-                <w:color w:val="000000"/>
-                <w:sz w:val="20"/>
-                <w:szCs w:val="20"/>
-              </w:rPr>
-              <w:t xml:space="preserve">. 2. El sistema retorna el </w:t>
-            </w:r>
-            <w:proofErr w:type="spellStart"/>
-            <w:r>
-              <w:rPr>
-                <w:color w:val="000000"/>
-                <w:sz w:val="20"/>
-                <w:szCs w:val="20"/>
-              </w:rPr>
-              <w:t>catalogo</w:t>
-            </w:r>
-            <w:proofErr w:type="spellEnd"/>
-            <w:r>
-              <w:rPr>
-                <w:color w:val="000000"/>
-                <w:sz w:val="20"/>
-                <w:szCs w:val="20"/>
-              </w:rPr>
-              <w:t xml:space="preserve"> de productos activos con su stock.</w:t>
+              <w:t xml:space="preserve">1. El Admin envia el nombre y </w:t>
+            </w:r>
+            <w:r>
+              <w:rPr>
+                <w:color w:val="000000"/>
+                <w:sz w:val="20"/>
+                <w:szCs w:val="20"/>
+              </w:rPr>
+              <w:t>descripción</w:t>
+            </w:r>
+            <w:r>
+              <w:rPr>
+                <w:color w:val="000000"/>
+                <w:sz w:val="20"/>
+                <w:szCs w:val="20"/>
+              </w:rPr>
+              <w:t xml:space="preserve"> de la </w:t>
+            </w:r>
+            <w:r>
+              <w:rPr>
+                <w:color w:val="000000"/>
+                <w:sz w:val="20"/>
+                <w:szCs w:val="20"/>
+              </w:rPr>
+              <w:t>categoría</w:t>
+            </w:r>
+            <w:r>
+              <w:rPr>
+                <w:color w:val="000000"/>
+                <w:sz w:val="20"/>
+                <w:szCs w:val="20"/>
+              </w:rPr>
+              <w:t xml:space="preserve">. 2. El sistema verifica que el nombre no exista. 3. El sistema crea la </w:t>
+            </w:r>
+            <w:r>
+              <w:rPr>
+                <w:color w:val="000000"/>
+                <w:sz w:val="20"/>
+                <w:szCs w:val="20"/>
+              </w:rPr>
+              <w:t>categoría</w:t>
+            </w:r>
+            <w:r>
+              <w:rPr>
+                <w:color w:val="000000"/>
+                <w:sz w:val="20"/>
+                <w:szCs w:val="20"/>
+              </w:rPr>
+              <w:t>.</w:t>
             </w:r>
           </w:p>
         </w:tc>
@@ -9951,23 +9909,7 @@
                 <w:sz w:val="20"/>
                 <w:szCs w:val="20"/>
               </w:rPr>
-              <w:t xml:space="preserve">Si no hay productos retorna lista </w:t>
-            </w:r>
-            <w:r>
-              <w:rPr>
-                <w:color w:val="000000"/>
-                <w:sz w:val="20"/>
-                <w:szCs w:val="20"/>
-              </w:rPr>
-              <w:t>vacía</w:t>
-            </w:r>
-            <w:r>
-              <w:rPr>
-                <w:color w:val="000000"/>
-                <w:sz w:val="20"/>
-                <w:szCs w:val="20"/>
-              </w:rPr>
-              <w:t>.</w:t>
+              <w:t>Si el nombre ya existe retorna 400.</w:t>
             </w:r>
           </w:p>
         </w:tc>
@@ -10025,25 +9967,23 @@
                 <w:sz w:val="20"/>
                 <w:szCs w:val="20"/>
               </w:rPr>
-              <w:t xml:space="preserve">El usuario visualiza el </w:t>
-            </w:r>
-            <w:proofErr w:type="spellStart"/>
-            <w:r>
-              <w:rPr>
-                <w:color w:val="000000"/>
-                <w:sz w:val="20"/>
-                <w:szCs w:val="20"/>
-              </w:rPr>
-              <w:t>catalogo</w:t>
-            </w:r>
-            <w:proofErr w:type="spellEnd"/>
-            <w:r>
-              <w:rPr>
-                <w:color w:val="000000"/>
-                <w:sz w:val="20"/>
-                <w:szCs w:val="20"/>
-              </w:rPr>
-              <w:t xml:space="preserve"> de productos.</w:t>
+              <w:t xml:space="preserve">La </w:t>
+            </w:r>
+            <w:r>
+              <w:rPr>
+                <w:color w:val="000000"/>
+                <w:sz w:val="20"/>
+                <w:szCs w:val="20"/>
+              </w:rPr>
+              <w:t>categoría</w:t>
+            </w:r>
+            <w:r>
+              <w:rPr>
+                <w:color w:val="000000"/>
+                <w:sz w:val="20"/>
+                <w:szCs w:val="20"/>
+              </w:rPr>
+              <w:t xml:space="preserve"> queda registrada y disponible para asignar a productos.</w:t>
             </w:r>
           </w:p>
         </w:tc>
@@ -10059,7 +9999,28 @@
         <w:spacing w:before="100" w:after="100"/>
       </w:pPr>
       <w:r>
-        <w:t>CU-18: Activar / Desactivar Producto</w:t>
+        <w:t>CU-</w:t>
+      </w:r>
+      <w:r>
+        <w:t>XX</w:t>
+      </w:r>
+      <w:r>
+        <w:t xml:space="preserve">: Listar </w:t>
+      </w:r>
+      <w:r>
+        <w:t>Categorías</w:t>
+      </w:r>
+      <w:r>
+        <w:t xml:space="preserve"> </w:t>
+      </w:r>
+      <w:r>
+        <w:rPr>
+          <w:color w:val="000000"/>
+          <w:sz w:val="20"/>
+          <w:szCs w:val="20"/>
+          <w:highlight w:val="yellow"/>
+        </w:rPr>
+        <w:t>Pendiente</w:t>
       </w:r>
     </w:p>
     <w:tbl>
@@ -10201,7 +10162,7 @@
                 <w:sz w:val="20"/>
                 <w:szCs w:val="20"/>
               </w:rPr>
-              <w:t>Admin</w:t>
+              <w:t>Admin, Vendedor</w:t>
             </w:r>
           </w:p>
         </w:tc>
@@ -10259,7 +10220,7 @@
                 <w:sz w:val="20"/>
                 <w:szCs w:val="20"/>
               </w:rPr>
-              <w:t>El Admin debe estar autenticado. El producto debe existir.</w:t>
+              <w:t>El usuario debe estar autenticado.</w:t>
             </w:r>
           </w:p>
         </w:tc>
@@ -10317,7 +10278,39 @@
                 <w:sz w:val="20"/>
                 <w:szCs w:val="20"/>
               </w:rPr>
-              <w:t>1. El Admin envia el id del producto. 2. El sistema cambia el estado: Activo a Inactivo o viceversa.</w:t>
+              <w:t xml:space="preserve">1. El usuario realiza la </w:t>
+            </w:r>
+            <w:r>
+              <w:rPr>
+                <w:color w:val="000000"/>
+                <w:sz w:val="20"/>
+                <w:szCs w:val="20"/>
+              </w:rPr>
+              <w:t>petición</w:t>
+            </w:r>
+            <w:r>
+              <w:rPr>
+                <w:color w:val="000000"/>
+                <w:sz w:val="20"/>
+                <w:szCs w:val="20"/>
+              </w:rPr>
+              <w:t xml:space="preserve">. 2. El sistema retorna la lista de </w:t>
+            </w:r>
+            <w:r>
+              <w:rPr>
+                <w:color w:val="000000"/>
+                <w:sz w:val="20"/>
+                <w:szCs w:val="20"/>
+              </w:rPr>
+              <w:t>categorías</w:t>
+            </w:r>
+            <w:r>
+              <w:rPr>
+                <w:color w:val="000000"/>
+                <w:sz w:val="20"/>
+                <w:szCs w:val="20"/>
+              </w:rPr>
+              <w:t xml:space="preserve"> activas.</w:t>
             </w:r>
           </w:p>
         </w:tc>
@@ -10375,7 +10368,39 @@
                 <w:sz w:val="20"/>
                 <w:szCs w:val="20"/>
               </w:rPr>
-              <w:t>Si el producto no existe retorna 404.</w:t>
+              <w:t xml:space="preserve">Si no hay </w:t>
+            </w:r>
+            <w:r>
+              <w:rPr>
+                <w:color w:val="000000"/>
+                <w:sz w:val="20"/>
+                <w:szCs w:val="20"/>
+              </w:rPr>
+              <w:t>categorías</w:t>
+            </w:r>
+            <w:r>
+              <w:rPr>
+                <w:color w:val="000000"/>
+                <w:sz w:val="20"/>
+                <w:szCs w:val="20"/>
+              </w:rPr>
+              <w:t xml:space="preserve"> retorna lista </w:t>
+            </w:r>
+            <w:r>
+              <w:rPr>
+                <w:color w:val="000000"/>
+                <w:sz w:val="20"/>
+                <w:szCs w:val="20"/>
+              </w:rPr>
+              <w:t>vacía</w:t>
+            </w:r>
+            <w:r>
+              <w:rPr>
+                <w:color w:val="000000"/>
+                <w:sz w:val="20"/>
+                <w:szCs w:val="20"/>
+              </w:rPr>
+              <w:t>.</w:t>
             </w:r>
           </w:p>
         </w:tc>
@@ -10433,7 +10458,23 @@
                 <w:sz w:val="20"/>
                 <w:szCs w:val="20"/>
               </w:rPr>
-              <w:t>El estado del producto queda actualizado.</w:t>
+              <w:t xml:space="preserve">El usuario visualiza todas las </w:t>
+            </w:r>
+            <w:r>
+              <w:rPr>
+                <w:color w:val="000000"/>
+                <w:sz w:val="20"/>
+                <w:szCs w:val="20"/>
+              </w:rPr>
+              <w:t>categorías</w:t>
+            </w:r>
+            <w:r>
+              <w:rPr>
+                <w:color w:val="000000"/>
+                <w:sz w:val="20"/>
+                <w:szCs w:val="20"/>
+              </w:rPr>
+              <w:t>.</w:t>
             </w:r>
           </w:p>
         </w:tc>
@@ -10446,33 +10487,28 @@
     </w:p>
     <w:p>
       <w:pPr>
+        <w:spacing w:before="100" w:after="100"/>
+      </w:pPr>
+      <w:r>
+        <w:t>CU-</w:t>
+      </w:r>
+      <w:r>
+        <w:t>XX</w:t>
+      </w:r>
+      <w:r>
+        <w:t>: Listar Categoría por Nombre</w:t>
+      </w:r>
+      <w:r>
+        <w:t xml:space="preserve"> </w:t>
+      </w:r>
+      <w:r>
         <w:rPr>
-          <w:b/>
-          <w:bCs/>
-          <w:color w:val="2E75B6"/>
-          <w:sz w:val="26"/>
-          <w:szCs w:val="26"/>
+          <w:color w:val="000000"/>
+          <w:sz w:val="20"/>
+          <w:szCs w:val="20"/>
+          <w:highlight w:val="yellow"/>
         </w:rPr>
-      </w:pPr>
-      <w:r>
-        <w:br w:type="page"/>
-      </w:r>
-    </w:p>
-    <w:p>
-      <w:pPr>
-        <w:pStyle w:val="Ttulo2"/>
-      </w:pPr>
-      <w:r>
-        <w:lastRenderedPageBreak/>
-        <w:t>Feature: Inventario</w:t>
-      </w:r>
-    </w:p>
-    <w:p>
-      <w:pPr>
-        <w:spacing w:before="100" w:after="100"/>
-      </w:pPr>
-      <w:r>
-        <w:t>CU-19: Registrar Entrada de Inventario</w:t>
+        <w:t>Pendiente</w:t>
       </w:r>
     </w:p>
     <w:tbl>
@@ -10614,7 +10650,7 @@
                 <w:sz w:val="20"/>
                 <w:szCs w:val="20"/>
               </w:rPr>
-              <w:t>Admin</w:t>
+              <w:t>Admin, Vendedor</w:t>
             </w:r>
           </w:p>
         </w:tc>
@@ -10672,7 +10708,7 @@
                 <w:sz w:val="20"/>
                 <w:szCs w:val="20"/>
               </w:rPr>
-              <w:t>El Admin debe estar autenticado. El producto debe existir y estar activo.</w:t>
+              <w:t>El usuario debe estar autenticado.</w:t>
             </w:r>
           </w:p>
         </w:tc>
@@ -10730,7 +10766,7 @@
                 <w:sz w:val="20"/>
                 <w:szCs w:val="20"/>
               </w:rPr>
-              <w:t>1. El Admin envia el id del producto y la cantidad a ingresar. 2. El sistema suma la cantidad al stock actual. 3. El sistema registra el movimiento en el historial.</w:t>
+              <w:t>1. El usuario realiza la petición. 2. El sistema consulta el nombre solicitado. 3. El sistema retorna la categoría por nombre</w:t>
             </w:r>
           </w:p>
         </w:tc>
@@ -10788,7 +10824,7 @@
                 <w:sz w:val="20"/>
                 <w:szCs w:val="20"/>
               </w:rPr>
-              <w:t>Si el producto no existe retorna 404.</w:t>
+              <w:t>Si no existe el nombre de la categoría retorna 404</w:t>
             </w:r>
           </w:p>
         </w:tc>
@@ -10846,23 +10882,43 @@
                 <w:sz w:val="20"/>
                 <w:szCs w:val="20"/>
               </w:rPr>
-              <w:t>El stock del producto queda actualizado y el movimiento registrado.</w:t>
+              <w:t>El usuario visualiza la categoría buscada</w:t>
             </w:r>
           </w:p>
         </w:tc>
       </w:tr>
     </w:tbl>
-    <w:p>
-      <w:pPr>
-        <w:spacing w:before="150"/>
-      </w:pPr>
+    <w:p/>
+    <w:p>
+      <w:r>
+        <w:br w:type="page"/>
+      </w:r>
     </w:p>
     <w:p>
       <w:pPr>
         <w:spacing w:before="100" w:after="100"/>
       </w:pPr>
       <w:r>
-        <w:t>CU-20: Consultar Historial de Inventario</w:t>
+        <w:lastRenderedPageBreak/>
+        <w:t>CU-</w:t>
+      </w:r>
+      <w:r>
+        <w:t>XX</w:t>
+      </w:r>
+      <w:r>
+        <w:t>: Desactivar / Activar Categoría</w:t>
+      </w:r>
+      <w:r>
+        <w:t xml:space="preserve"> </w:t>
+      </w:r>
+      <w:r>
+        <w:rPr>
+          <w:color w:val="000000"/>
+          <w:sz w:val="20"/>
+          <w:szCs w:val="20"/>
+          <w:highlight w:val="yellow"/>
+        </w:rPr>
+        <w:t>Pendiente</w:t>
       </w:r>
     </w:p>
     <w:tbl>
@@ -11062,7 +11118,23 @@
                 <w:sz w:val="20"/>
                 <w:szCs w:val="20"/>
               </w:rPr>
-              <w:t>El Admin debe estar autenticado.</w:t>
+              <w:t xml:space="preserve">El Admin debe estar autenticado. </w:t>
+            </w:r>
+            <w:r>
+              <w:rPr>
+                <w:color w:val="000000"/>
+                <w:sz w:val="20"/>
+                <w:szCs w:val="20"/>
+              </w:rPr>
+              <w:t>La categoría</w:t>
+            </w:r>
+            <w:r>
+              <w:rPr>
+                <w:color w:val="000000"/>
+                <w:sz w:val="20"/>
+                <w:szCs w:val="20"/>
+              </w:rPr>
+              <w:t xml:space="preserve"> debe existir.</w:t>
             </w:r>
           </w:p>
         </w:tc>
@@ -11120,23 +11192,39 @@
                 <w:sz w:val="20"/>
                 <w:szCs w:val="20"/>
               </w:rPr>
-              <w:t xml:space="preserve">1. El Admin realiza la </w:t>
-            </w:r>
-            <w:r>
-              <w:rPr>
-                <w:color w:val="000000"/>
-                <w:sz w:val="20"/>
-                <w:szCs w:val="20"/>
-              </w:rPr>
-              <w:t>petición</w:t>
-            </w:r>
-            <w:r>
-              <w:rPr>
-                <w:color w:val="000000"/>
-                <w:sz w:val="20"/>
-                <w:szCs w:val="20"/>
-              </w:rPr>
-              <w:t>. 2. El sistema retorna el historial de movimientos con fecha, tipo, cantidad y usuario.</w:t>
+              <w:t xml:space="preserve">1. El Admin </w:t>
+            </w:r>
+            <w:r>
+              <w:rPr>
+                <w:color w:val="000000"/>
+                <w:sz w:val="20"/>
+                <w:szCs w:val="20"/>
+              </w:rPr>
+              <w:t>envía</w:t>
+            </w:r>
+            <w:r>
+              <w:rPr>
+                <w:color w:val="000000"/>
+                <w:sz w:val="20"/>
+                <w:szCs w:val="20"/>
+              </w:rPr>
+              <w:t xml:space="preserve"> el nombre de</w:t>
+            </w:r>
+            <w:r>
+              <w:rPr>
+                <w:color w:val="000000"/>
+                <w:sz w:val="20"/>
+                <w:szCs w:val="20"/>
+              </w:rPr>
+              <w:t xml:space="preserve"> la categoría</w:t>
+            </w:r>
+            <w:r>
+              <w:rPr>
+                <w:color w:val="000000"/>
+                <w:sz w:val="20"/>
+                <w:szCs w:val="20"/>
+              </w:rPr>
+              <w:t>. 2. El sistema cambia el estado: Activo a Inactivo o viceversa.</w:t>
             </w:r>
           </w:p>
         </w:tc>
@@ -11194,15 +11282,105 @@
                 <w:sz w:val="20"/>
                 <w:szCs w:val="20"/>
               </w:rPr>
-              <w:t xml:space="preserve">Si no hay movimientos retorna lista </w:t>
-            </w:r>
-            <w:r>
-              <w:rPr>
-                <w:color w:val="000000"/>
-                <w:sz w:val="20"/>
-                <w:szCs w:val="20"/>
-              </w:rPr>
-              <w:t>vacía</w:t>
+              <w:t xml:space="preserve">Si </w:t>
+            </w:r>
+            <w:r>
+              <w:rPr>
+                <w:color w:val="000000"/>
+                <w:sz w:val="20"/>
+                <w:szCs w:val="20"/>
+              </w:rPr>
+              <w:t>la categoría</w:t>
+            </w:r>
+            <w:r>
+              <w:rPr>
+                <w:color w:val="000000"/>
+                <w:sz w:val="20"/>
+                <w:szCs w:val="20"/>
+              </w:rPr>
+              <w:t xml:space="preserve"> no existe retorna 404.</w:t>
+            </w:r>
+          </w:p>
+        </w:tc>
+      </w:tr>
+      <w:tr>
+        <w:tc>
+          <w:tcPr>
+            <w:tcW w:w="2500" w:type="dxa"/>
+            <w:tcBorders>
+              <w:top w:val="single" w:sz="1" w:space="0" w:color="CCCCCC"/>
+              <w:left w:val="single" w:sz="1" w:space="0" w:color="CCCCCC"/>
+              <w:bottom w:val="single" w:sz="1" w:space="0" w:color="CCCCCC"/>
+              <w:right w:val="single" w:sz="1" w:space="0" w:color="CCCCCC"/>
+            </w:tcBorders>
+            <w:shd w:val="clear" w:color="auto" w:fill="FFFFFF"/>
+            <w:tcMar>
+              <w:top w:w="80" w:type="dxa"/>
+              <w:left w:w="120" w:type="dxa"/>
+              <w:bottom w:w="80" w:type="dxa"/>
+              <w:right w:w="120" w:type="dxa"/>
+            </w:tcMar>
+          </w:tcPr>
+          <w:p>
+            <w:r>
+              <w:rPr>
+                <w:color w:val="000000"/>
+                <w:sz w:val="20"/>
+                <w:szCs w:val="20"/>
+              </w:rPr>
+              <w:t>Postcondición</w:t>
+            </w:r>
+          </w:p>
+        </w:tc>
+        <w:tc>
+          <w:tcPr>
+            <w:tcW w:w="6860" w:type="dxa"/>
+            <w:tcBorders>
+              <w:top w:val="single" w:sz="1" w:space="0" w:color="CCCCCC"/>
+              <w:left w:val="single" w:sz="1" w:space="0" w:color="CCCCCC"/>
+              <w:bottom w:val="single" w:sz="1" w:space="0" w:color="CCCCCC"/>
+              <w:right w:val="single" w:sz="1" w:space="0" w:color="CCCCCC"/>
+            </w:tcBorders>
+            <w:shd w:val="clear" w:color="auto" w:fill="FFFFFF"/>
+            <w:tcMar>
+              <w:top w:w="80" w:type="dxa"/>
+              <w:left w:w="120" w:type="dxa"/>
+              <w:bottom w:w="80" w:type="dxa"/>
+              <w:right w:w="120" w:type="dxa"/>
+            </w:tcMar>
+          </w:tcPr>
+          <w:p>
+            <w:r>
+              <w:rPr>
+                <w:color w:val="000000"/>
+                <w:sz w:val="20"/>
+                <w:szCs w:val="20"/>
+              </w:rPr>
+              <w:t>El estado de</w:t>
+            </w:r>
+            <w:r>
+              <w:rPr>
+                <w:color w:val="000000"/>
+                <w:sz w:val="20"/>
+                <w:szCs w:val="20"/>
+              </w:rPr>
+              <w:t xml:space="preserve"> la categoría</w:t>
+            </w:r>
+            <w:r>
+              <w:rPr>
+                <w:color w:val="000000"/>
+                <w:sz w:val="20"/>
+                <w:szCs w:val="20"/>
+              </w:rPr>
+              <w:t xml:space="preserve"> queda </w:t>
+            </w:r>
+            <w:r>
+              <w:rPr>
+                <w:color w:val="000000"/>
+                <w:sz w:val="20"/>
+                <w:szCs w:val="20"/>
+              </w:rPr>
+              <w:t>actualizado</w:t>
             </w:r>
             <w:r>
               <w:rPr>
@@ -11215,76 +11393,15 @@
           </w:p>
         </w:tc>
       </w:tr>
-      <w:tr>
-        <w:tc>
-          <w:tcPr>
-            <w:tcW w:w="2500" w:type="dxa"/>
-            <w:tcBorders>
-              <w:top w:val="single" w:sz="1" w:space="0" w:color="CCCCCC"/>
-              <w:left w:val="single" w:sz="1" w:space="0" w:color="CCCCCC"/>
-              <w:bottom w:val="single" w:sz="1" w:space="0" w:color="CCCCCC"/>
-              <w:right w:val="single" w:sz="1" w:space="0" w:color="CCCCCC"/>
-            </w:tcBorders>
-            <w:shd w:val="clear" w:color="auto" w:fill="FFFFFF"/>
-            <w:tcMar>
-              <w:top w:w="80" w:type="dxa"/>
-              <w:left w:w="120" w:type="dxa"/>
-              <w:bottom w:w="80" w:type="dxa"/>
-              <w:right w:w="120" w:type="dxa"/>
-            </w:tcMar>
-          </w:tcPr>
-          <w:p>
-            <w:r>
-              <w:rPr>
-                <w:color w:val="000000"/>
-                <w:sz w:val="20"/>
-                <w:szCs w:val="20"/>
-              </w:rPr>
-              <w:t>Postcondición</w:t>
-            </w:r>
-          </w:p>
-        </w:tc>
-        <w:tc>
-          <w:tcPr>
-            <w:tcW w:w="6860" w:type="dxa"/>
-            <w:tcBorders>
-              <w:top w:val="single" w:sz="1" w:space="0" w:color="CCCCCC"/>
-              <w:left w:val="single" w:sz="1" w:space="0" w:color="CCCCCC"/>
-              <w:bottom w:val="single" w:sz="1" w:space="0" w:color="CCCCCC"/>
-              <w:right w:val="single" w:sz="1" w:space="0" w:color="CCCCCC"/>
-            </w:tcBorders>
-            <w:shd w:val="clear" w:color="auto" w:fill="FFFFFF"/>
-            <w:tcMar>
-              <w:top w:w="80" w:type="dxa"/>
-              <w:left w:w="120" w:type="dxa"/>
-              <w:bottom w:w="80" w:type="dxa"/>
-              <w:right w:w="120" w:type="dxa"/>
-            </w:tcMar>
-          </w:tcPr>
-          <w:p>
-            <w:r>
-              <w:rPr>
-                <w:color w:val="000000"/>
-                <w:sz w:val="20"/>
-                <w:szCs w:val="20"/>
-              </w:rPr>
-              <w:t>El Admin visualiza el historial de inventario.</w:t>
-            </w:r>
-          </w:p>
-        </w:tc>
-      </w:tr>
     </w:tbl>
-    <w:p>
-      <w:pPr>
-        <w:spacing w:before="150"/>
-      </w:pPr>
-    </w:p>
+    <w:p/>
+    <w:p/>
     <w:p>
       <w:pPr>
         <w:pStyle w:val="Ttulo2"/>
       </w:pPr>
       <w:r>
-        <w:t>Feature: Ventas</w:t>
+        <w:t>Feature: Productos</w:t>
       </w:r>
     </w:p>
     <w:p>
@@ -11292,7 +11409,25 @@
         <w:spacing w:before="100" w:after="100"/>
       </w:pPr>
       <w:r>
-        <w:t>CU-21: Registrar Venta</w:t>
+        <w:t>CU-</w:t>
+      </w:r>
+      <w:r>
+        <w:t>XX</w:t>
+      </w:r>
+      <w:r>
+        <w:t>: Crear Producto</w:t>
+      </w:r>
+      <w:r>
+        <w:t xml:space="preserve"> </w:t>
+      </w:r>
+      <w:r>
+        <w:rPr>
+          <w:color w:val="000000"/>
+          <w:sz w:val="20"/>
+          <w:szCs w:val="20"/>
+          <w:highlight w:val="yellow"/>
+        </w:rPr>
+        <w:t>Pendiente</w:t>
       </w:r>
     </w:p>
     <w:tbl>
@@ -11434,7 +11569,7 @@
                 <w:sz w:val="20"/>
                 <w:szCs w:val="20"/>
               </w:rPr>
-              <w:t>Admin, Vendedor</w:t>
+              <w:t>Admin</w:t>
             </w:r>
           </w:p>
         </w:tc>
@@ -11492,7 +11627,23 @@
                 <w:sz w:val="20"/>
                 <w:szCs w:val="20"/>
               </w:rPr>
-              <w:t>El usuario debe estar autenticado. Los productos deben existir, estar activos y tener stock suficiente. El vendedor debe tener una caja abierta.</w:t>
+              <w:t xml:space="preserve">El Admin debe estar autenticado. La </w:t>
+            </w:r>
+            <w:r>
+              <w:rPr>
+                <w:color w:val="000000"/>
+                <w:sz w:val="20"/>
+                <w:szCs w:val="20"/>
+              </w:rPr>
+              <w:t>categoría</w:t>
+            </w:r>
+            <w:r>
+              <w:rPr>
+                <w:color w:val="000000"/>
+                <w:sz w:val="20"/>
+                <w:szCs w:val="20"/>
+              </w:rPr>
+              <w:t xml:space="preserve"> y proveedor deben existir y estar activos.</w:t>
             </w:r>
           </w:p>
         </w:tc>
@@ -11550,32 +11701,200 @@
                 <w:sz w:val="20"/>
                 <w:szCs w:val="20"/>
               </w:rPr>
-              <w:t xml:space="preserve">1. El usuario envia la lista de productos con cantidades y el </w:t>
-            </w:r>
-            <w:r>
-              <w:rPr>
-                <w:color w:val="000000"/>
-                <w:sz w:val="20"/>
-                <w:szCs w:val="20"/>
-              </w:rPr>
-              <w:t>método</w:t>
-            </w:r>
-            <w:r>
-              <w:rPr>
-                <w:color w:val="000000"/>
-                <w:sz w:val="20"/>
-                <w:szCs w:val="20"/>
-              </w:rPr>
-              <w:t xml:space="preserve"> de pago. 2. El sistema verifica el stock de cada producto. 3. El sistema calcula el total. 4. El sistema registra la venta y descuenta el inventario </w:t>
-            </w:r>
-            <w:r>
-              <w:rPr>
-                <w:color w:val="000000"/>
-                <w:sz w:val="20"/>
-                <w:szCs w:val="20"/>
-              </w:rPr>
-              <w:t>automáticamente</w:t>
-            </w:r>
+              <w:t xml:space="preserve">1. El Admin envia nombre, </w:t>
+            </w:r>
+            <w:r>
+              <w:rPr>
+                <w:color w:val="000000"/>
+                <w:sz w:val="20"/>
+                <w:szCs w:val="20"/>
+              </w:rPr>
+              <w:t>descripción</w:t>
+            </w:r>
+            <w:r>
+              <w:rPr>
+                <w:color w:val="000000"/>
+                <w:sz w:val="20"/>
+                <w:szCs w:val="20"/>
+              </w:rPr>
+              <w:t xml:space="preserve">, precio, talla, color, </w:t>
+            </w:r>
+            <w:r>
+              <w:rPr>
+                <w:color w:val="000000"/>
+                <w:sz w:val="20"/>
+                <w:szCs w:val="20"/>
+              </w:rPr>
+              <w:t>categoría</w:t>
+            </w:r>
+            <w:r>
+              <w:rPr>
+                <w:color w:val="000000"/>
+                <w:sz w:val="20"/>
+                <w:szCs w:val="20"/>
+              </w:rPr>
+              <w:t xml:space="preserve"> y proveedor. 2. El sistema valida los datos. 3. El sistema crea el producto con stock inicial en cero.</w:t>
+            </w:r>
+          </w:p>
+        </w:tc>
+      </w:tr>
+      <w:tr>
+        <w:tc>
+          <w:tcPr>
+            <w:tcW w:w="2500" w:type="dxa"/>
+            <w:tcBorders>
+              <w:top w:val="single" w:sz="1" w:space="0" w:color="CCCCCC"/>
+              <w:left w:val="single" w:sz="1" w:space="0" w:color="CCCCCC"/>
+              <w:bottom w:val="single" w:sz="1" w:space="0" w:color="CCCCCC"/>
+              <w:right w:val="single" w:sz="1" w:space="0" w:color="CCCCCC"/>
+            </w:tcBorders>
+            <w:shd w:val="clear" w:color="auto" w:fill="FFFFFF"/>
+            <w:tcMar>
+              <w:top w:w="80" w:type="dxa"/>
+              <w:left w:w="120" w:type="dxa"/>
+              <w:bottom w:w="80" w:type="dxa"/>
+              <w:right w:w="120" w:type="dxa"/>
+            </w:tcMar>
+          </w:tcPr>
+          <w:p>
+            <w:r>
+              <w:rPr>
+                <w:color w:val="000000"/>
+                <w:sz w:val="20"/>
+                <w:szCs w:val="20"/>
+              </w:rPr>
+              <w:t>Flujo Alternativo</w:t>
+            </w:r>
+          </w:p>
+        </w:tc>
+        <w:tc>
+          <w:tcPr>
+            <w:tcW w:w="6860" w:type="dxa"/>
+            <w:tcBorders>
+              <w:top w:val="single" w:sz="1" w:space="0" w:color="CCCCCC"/>
+              <w:left w:val="single" w:sz="1" w:space="0" w:color="CCCCCC"/>
+              <w:bottom w:val="single" w:sz="1" w:space="0" w:color="CCCCCC"/>
+              <w:right w:val="single" w:sz="1" w:space="0" w:color="CCCCCC"/>
+            </w:tcBorders>
+            <w:shd w:val="clear" w:color="auto" w:fill="FFFFFF"/>
+            <w:tcMar>
+              <w:top w:w="80" w:type="dxa"/>
+              <w:left w:w="120" w:type="dxa"/>
+              <w:bottom w:w="80" w:type="dxa"/>
+              <w:right w:w="120" w:type="dxa"/>
+            </w:tcMar>
+          </w:tcPr>
+          <w:p>
+            <w:r>
+              <w:rPr>
+                <w:color w:val="000000"/>
+                <w:sz w:val="20"/>
+                <w:szCs w:val="20"/>
+              </w:rPr>
+              <w:t xml:space="preserve">Si la </w:t>
+            </w:r>
+            <w:r>
+              <w:rPr>
+                <w:color w:val="000000"/>
+                <w:sz w:val="20"/>
+                <w:szCs w:val="20"/>
+              </w:rPr>
+              <w:t>categoría</w:t>
+            </w:r>
+            <w:r>
+              <w:rPr>
+                <w:color w:val="000000"/>
+                <w:sz w:val="20"/>
+                <w:szCs w:val="20"/>
+              </w:rPr>
+              <w:t xml:space="preserve"> o proveedor no existen retorna 404. Si </w:t>
+            </w:r>
+            <w:proofErr w:type="spellStart"/>
+            <w:r>
+              <w:rPr>
+                <w:color w:val="000000"/>
+                <w:sz w:val="20"/>
+                <w:szCs w:val="20"/>
+              </w:rPr>
+              <w:t>estan</w:t>
+            </w:r>
+            <w:proofErr w:type="spellEnd"/>
+            <w:r>
+              <w:rPr>
+                <w:color w:val="000000"/>
+                <w:sz w:val="20"/>
+                <w:szCs w:val="20"/>
+              </w:rPr>
+              <w:t xml:space="preserve"> inactivos retorna 400.</w:t>
+            </w:r>
+          </w:p>
+        </w:tc>
+      </w:tr>
+      <w:tr>
+        <w:tc>
+          <w:tcPr>
+            <w:tcW w:w="2500" w:type="dxa"/>
+            <w:tcBorders>
+              <w:top w:val="single" w:sz="1" w:space="0" w:color="CCCCCC"/>
+              <w:left w:val="single" w:sz="1" w:space="0" w:color="CCCCCC"/>
+              <w:bottom w:val="single" w:sz="1" w:space="0" w:color="CCCCCC"/>
+              <w:right w:val="single" w:sz="1" w:space="0" w:color="CCCCCC"/>
+            </w:tcBorders>
+            <w:shd w:val="clear" w:color="auto" w:fill="FFFFFF"/>
+            <w:tcMar>
+              <w:top w:w="80" w:type="dxa"/>
+              <w:left w:w="120" w:type="dxa"/>
+              <w:bottom w:w="80" w:type="dxa"/>
+              <w:right w:w="120" w:type="dxa"/>
+            </w:tcMar>
+          </w:tcPr>
+          <w:p>
+            <w:r>
+              <w:rPr>
+                <w:color w:val="000000"/>
+                <w:sz w:val="20"/>
+                <w:szCs w:val="20"/>
+              </w:rPr>
+              <w:t>Postcondición</w:t>
+            </w:r>
+          </w:p>
+        </w:tc>
+        <w:tc>
+          <w:tcPr>
+            <w:tcW w:w="6860" w:type="dxa"/>
+            <w:tcBorders>
+              <w:top w:val="single" w:sz="1" w:space="0" w:color="CCCCCC"/>
+              <w:left w:val="single" w:sz="1" w:space="0" w:color="CCCCCC"/>
+              <w:bottom w:val="single" w:sz="1" w:space="0" w:color="CCCCCC"/>
+              <w:right w:val="single" w:sz="1" w:space="0" w:color="CCCCCC"/>
+            </w:tcBorders>
+            <w:shd w:val="clear" w:color="auto" w:fill="FFFFFF"/>
+            <w:tcMar>
+              <w:top w:w="80" w:type="dxa"/>
+              <w:left w:w="120" w:type="dxa"/>
+              <w:bottom w:w="80" w:type="dxa"/>
+              <w:right w:w="120" w:type="dxa"/>
+            </w:tcMar>
+          </w:tcPr>
+          <w:p>
+            <w:r>
+              <w:rPr>
+                <w:color w:val="000000"/>
+                <w:sz w:val="20"/>
+                <w:szCs w:val="20"/>
+              </w:rPr>
+              <w:t xml:space="preserve">El producto queda registrado en el </w:t>
+            </w:r>
+            <w:proofErr w:type="spellStart"/>
+            <w:r>
+              <w:rPr>
+                <w:color w:val="000000"/>
+                <w:sz w:val="20"/>
+                <w:szCs w:val="20"/>
+              </w:rPr>
+              <w:t>catalogo</w:t>
+            </w:r>
+            <w:proofErr w:type="spellEnd"/>
             <w:r>
               <w:rPr>
                 <w:color w:val="000000"/>
@@ -11587,140 +11906,6 @@
           </w:p>
         </w:tc>
       </w:tr>
-      <w:tr>
-        <w:tc>
-          <w:tcPr>
-            <w:tcW w:w="2500" w:type="dxa"/>
-            <w:tcBorders>
-              <w:top w:val="single" w:sz="1" w:space="0" w:color="CCCCCC"/>
-              <w:left w:val="single" w:sz="1" w:space="0" w:color="CCCCCC"/>
-              <w:bottom w:val="single" w:sz="1" w:space="0" w:color="CCCCCC"/>
-              <w:right w:val="single" w:sz="1" w:space="0" w:color="CCCCCC"/>
-            </w:tcBorders>
-            <w:shd w:val="clear" w:color="auto" w:fill="FFFFFF"/>
-            <w:tcMar>
-              <w:top w:w="80" w:type="dxa"/>
-              <w:left w:w="120" w:type="dxa"/>
-              <w:bottom w:w="80" w:type="dxa"/>
-              <w:right w:w="120" w:type="dxa"/>
-            </w:tcMar>
-          </w:tcPr>
-          <w:p>
-            <w:r>
-              <w:rPr>
-                <w:color w:val="000000"/>
-                <w:sz w:val="20"/>
-                <w:szCs w:val="20"/>
-              </w:rPr>
-              <w:t>Flujo Alternativo</w:t>
-            </w:r>
-          </w:p>
-        </w:tc>
-        <w:tc>
-          <w:tcPr>
-            <w:tcW w:w="6860" w:type="dxa"/>
-            <w:tcBorders>
-              <w:top w:val="single" w:sz="1" w:space="0" w:color="CCCCCC"/>
-              <w:left w:val="single" w:sz="1" w:space="0" w:color="CCCCCC"/>
-              <w:bottom w:val="single" w:sz="1" w:space="0" w:color="CCCCCC"/>
-              <w:right w:val="single" w:sz="1" w:space="0" w:color="CCCCCC"/>
-            </w:tcBorders>
-            <w:shd w:val="clear" w:color="auto" w:fill="FFFFFF"/>
-            <w:tcMar>
-              <w:top w:w="80" w:type="dxa"/>
-              <w:left w:w="120" w:type="dxa"/>
-              <w:bottom w:w="80" w:type="dxa"/>
-              <w:right w:w="120" w:type="dxa"/>
-            </w:tcMar>
-          </w:tcPr>
-          <w:p>
-            <w:r>
-              <w:rPr>
-                <w:color w:val="000000"/>
-                <w:sz w:val="20"/>
-                <w:szCs w:val="20"/>
-              </w:rPr>
-              <w:t xml:space="preserve">Si un producto no tiene stock suficiente retorna 400. Si la caja no </w:t>
-            </w:r>
-            <w:proofErr w:type="spellStart"/>
-            <w:r>
-              <w:rPr>
-                <w:color w:val="000000"/>
-                <w:sz w:val="20"/>
-                <w:szCs w:val="20"/>
-              </w:rPr>
-              <w:t>esta</w:t>
-            </w:r>
-            <w:proofErr w:type="spellEnd"/>
-            <w:r>
-              <w:rPr>
-                <w:color w:val="000000"/>
-                <w:sz w:val="20"/>
-                <w:szCs w:val="20"/>
-              </w:rPr>
-              <w:t xml:space="preserve"> abierta retorna 400.</w:t>
-            </w:r>
-          </w:p>
-        </w:tc>
-      </w:tr>
-      <w:tr>
-        <w:tc>
-          <w:tcPr>
-            <w:tcW w:w="2500" w:type="dxa"/>
-            <w:tcBorders>
-              <w:top w:val="single" w:sz="1" w:space="0" w:color="CCCCCC"/>
-              <w:left w:val="single" w:sz="1" w:space="0" w:color="CCCCCC"/>
-              <w:bottom w:val="single" w:sz="1" w:space="0" w:color="CCCCCC"/>
-              <w:right w:val="single" w:sz="1" w:space="0" w:color="CCCCCC"/>
-            </w:tcBorders>
-            <w:shd w:val="clear" w:color="auto" w:fill="FFFFFF"/>
-            <w:tcMar>
-              <w:top w:w="80" w:type="dxa"/>
-              <w:left w:w="120" w:type="dxa"/>
-              <w:bottom w:w="80" w:type="dxa"/>
-              <w:right w:w="120" w:type="dxa"/>
-            </w:tcMar>
-          </w:tcPr>
-          <w:p>
-            <w:r>
-              <w:rPr>
-                <w:color w:val="000000"/>
-                <w:sz w:val="20"/>
-                <w:szCs w:val="20"/>
-              </w:rPr>
-              <w:t>Postcondición</w:t>
-            </w:r>
-          </w:p>
-        </w:tc>
-        <w:tc>
-          <w:tcPr>
-            <w:tcW w:w="6860" w:type="dxa"/>
-            <w:tcBorders>
-              <w:top w:val="single" w:sz="1" w:space="0" w:color="CCCCCC"/>
-              <w:left w:val="single" w:sz="1" w:space="0" w:color="CCCCCC"/>
-              <w:bottom w:val="single" w:sz="1" w:space="0" w:color="CCCCCC"/>
-              <w:right w:val="single" w:sz="1" w:space="0" w:color="CCCCCC"/>
-            </w:tcBorders>
-            <w:shd w:val="clear" w:color="auto" w:fill="FFFFFF"/>
-            <w:tcMar>
-              <w:top w:w="80" w:type="dxa"/>
-              <w:left w:w="120" w:type="dxa"/>
-              <w:bottom w:w="80" w:type="dxa"/>
-              <w:right w:w="120" w:type="dxa"/>
-            </w:tcMar>
-          </w:tcPr>
-          <w:p>
-            <w:r>
-              <w:rPr>
-                <w:color w:val="000000"/>
-                <w:sz w:val="20"/>
-                <w:szCs w:val="20"/>
-              </w:rPr>
-              <w:t>La venta queda registrada y el inventario actualizado.</w:t>
-            </w:r>
-          </w:p>
-        </w:tc>
-      </w:tr>
     </w:tbl>
     <w:p>
       <w:pPr>
@@ -11728,17 +11913,29 @@
       </w:pPr>
     </w:p>
     <w:p>
-      <w:r>
-        <w:br w:type="page"/>
-      </w:r>
-    </w:p>
-    <w:p>
       <w:pPr>
         <w:spacing w:before="100" w:after="100"/>
       </w:pPr>
       <w:r>
-        <w:lastRenderedPageBreak/>
-        <w:t>CU-22: Listar Ventas</w:t>
+        <w:t>CU-</w:t>
+      </w:r>
+      <w:r>
+        <w:t>XX</w:t>
+      </w:r>
+      <w:r>
+        <w:t>: Listar Productos</w:t>
+      </w:r>
+      <w:r>
+        <w:t xml:space="preserve"> </w:t>
+      </w:r>
+      <w:r>
+        <w:rPr>
+          <w:color w:val="000000"/>
+          <w:sz w:val="20"/>
+          <w:szCs w:val="20"/>
+          <w:highlight w:val="yellow"/>
+        </w:rPr>
+        <w:t>Pendiente</w:t>
       </w:r>
     </w:p>
     <w:tbl>
@@ -12012,7 +12209,25 @@
                 <w:sz w:val="20"/>
                 <w:szCs w:val="20"/>
               </w:rPr>
-              <w:t>. 2. El Admin ve todas las ventas. El Vendedor ve solo las suyas. 3. El sistema retorna la lista con su detalle.</w:t>
+              <w:t xml:space="preserve">. 2. El sistema retorna el </w:t>
+            </w:r>
+            <w:proofErr w:type="spellStart"/>
+            <w:r>
+              <w:rPr>
+                <w:color w:val="000000"/>
+                <w:sz w:val="20"/>
+                <w:szCs w:val="20"/>
+              </w:rPr>
+              <w:t>catalogo</w:t>
+            </w:r>
+            <w:proofErr w:type="spellEnd"/>
+            <w:r>
+              <w:rPr>
+                <w:color w:val="000000"/>
+                <w:sz w:val="20"/>
+                <w:szCs w:val="20"/>
+              </w:rPr>
+              <w:t xml:space="preserve"> de productos activos con su stock.</w:t>
             </w:r>
           </w:p>
         </w:tc>
@@ -12070,7 +12285,7 @@
                 <w:sz w:val="20"/>
                 <w:szCs w:val="20"/>
               </w:rPr>
-              <w:t xml:space="preserve">Si no hay ventas retorna lista </w:t>
+              <w:t xml:space="preserve">Si no hay productos retorna lista </w:t>
             </w:r>
             <w:r>
               <w:rPr>
@@ -12144,7 +12359,25 @@
                 <w:sz w:val="20"/>
                 <w:szCs w:val="20"/>
               </w:rPr>
-              <w:t>El usuario visualiza las ventas correspondientes.</w:t>
+              <w:t xml:space="preserve">El usuario visualiza el </w:t>
+            </w:r>
+            <w:proofErr w:type="spellStart"/>
+            <w:r>
+              <w:rPr>
+                <w:color w:val="000000"/>
+                <w:sz w:val="20"/>
+                <w:szCs w:val="20"/>
+              </w:rPr>
+              <w:t>catalogo</w:t>
+            </w:r>
+            <w:proofErr w:type="spellEnd"/>
+            <w:r>
+              <w:rPr>
+                <w:color w:val="000000"/>
+                <w:sz w:val="20"/>
+                <w:szCs w:val="20"/>
+              </w:rPr>
+              <w:t xml:space="preserve"> de productos.</w:t>
             </w:r>
           </w:p>
         </w:tc>
@@ -12157,18 +12390,48 @@
     </w:p>
     <w:p>
       <w:pPr>
-        <w:pStyle w:val="Ttulo2"/>
-      </w:pPr>
-      <w:r>
-        <w:t>Feature: Caja</w:t>
-      </w:r>
-    </w:p>
-    <w:p>
-      <w:pPr>
         <w:spacing w:before="100" w:after="100"/>
       </w:pPr>
-      <w:r>
-        <w:t>CU-23: Abrir Caja</w:t>
+    </w:p>
+    <w:p>
+      <w:pPr>
+        <w:spacing w:before="100" w:after="100"/>
+      </w:pPr>
+    </w:p>
+    <w:p>
+      <w:pPr>
+        <w:spacing w:before="100" w:after="100"/>
+      </w:pPr>
+    </w:p>
+    <w:p>
+      <w:pPr>
+        <w:spacing w:before="100" w:after="100"/>
+      </w:pPr>
+    </w:p>
+    <w:p>
+      <w:pPr>
+        <w:spacing w:before="100" w:after="100"/>
+      </w:pPr>
+      <w:r>
+        <w:t>CU-</w:t>
+      </w:r>
+      <w:r>
+        <w:t>XX:</w:t>
+      </w:r>
+      <w:r>
+        <w:t xml:space="preserve"> Activar / Desactivar Producto</w:t>
+      </w:r>
+      <w:r>
+        <w:t xml:space="preserve"> </w:t>
+      </w:r>
+      <w:r>
+        <w:rPr>
+          <w:color w:val="000000"/>
+          <w:sz w:val="20"/>
+          <w:szCs w:val="20"/>
+          <w:highlight w:val="yellow"/>
+        </w:rPr>
+        <w:t>Pendiente</w:t>
       </w:r>
     </w:p>
     <w:tbl>
@@ -12310,7 +12573,7 @@
                 <w:sz w:val="20"/>
                 <w:szCs w:val="20"/>
               </w:rPr>
-              <w:t>Admin, Vendedor</w:t>
+              <w:t>Admin</w:t>
             </w:r>
           </w:p>
         </w:tc>
@@ -12368,7 +12631,7 @@
                 <w:sz w:val="20"/>
                 <w:szCs w:val="20"/>
               </w:rPr>
-              <w:t>El usuario debe estar autenticado. No debe tener una caja abierta actualmente.</w:t>
+              <w:t>El Admin debe estar autenticado. El producto debe existir.</w:t>
             </w:r>
           </w:p>
         </w:tc>
@@ -12426,7 +12689,7 @@
                 <w:sz w:val="20"/>
                 <w:szCs w:val="20"/>
               </w:rPr>
-              <w:t>1. El usuario envia el monto inicial de caja. 2. El sistema verifica que no haya una caja abierta para ese usuario. 3. El sistema registra la apertura con fecha y hora.</w:t>
+              <w:t>1. El Admin envia el id del producto. 2. El sistema cambia el estado: Activo a Inactivo o viceversa.</w:t>
             </w:r>
           </w:p>
         </w:tc>
@@ -12484,7 +12747,7 @@
                 <w:sz w:val="20"/>
                 <w:szCs w:val="20"/>
               </w:rPr>
-              <w:t>Si ya tiene una caja abierta retorna 400.</w:t>
+              <w:t>Si el producto no existe retorna 404.</w:t>
             </w:r>
           </w:p>
         </w:tc>
@@ -12542,7 +12805,7 @@
                 <w:sz w:val="20"/>
                 <w:szCs w:val="20"/>
               </w:rPr>
-              <w:t>La caja queda abierta y el usuario puede registrar ventas.</w:t>
+              <w:t>El estado del producto queda actualizado.</w:t>
             </w:r>
           </w:p>
         </w:tc>
@@ -12555,10 +12818,51 @@
     </w:p>
     <w:p>
       <w:pPr>
+        <w:rPr>
+          <w:b/>
+          <w:bCs/>
+          <w:color w:val="2E75B6"/>
+          <w:sz w:val="26"/>
+          <w:szCs w:val="26"/>
+        </w:rPr>
+      </w:pPr>
+      <w:r>
+        <w:br w:type="page"/>
+      </w:r>
+    </w:p>
+    <w:p>
+      <w:pPr>
+        <w:pStyle w:val="Ttulo2"/>
+      </w:pPr>
+      <w:r>
+        <w:lastRenderedPageBreak/>
+        <w:t>Feature: Inventario</w:t>
+      </w:r>
+    </w:p>
+    <w:p>
+      <w:pPr>
         <w:spacing w:before="100" w:after="100"/>
       </w:pPr>
       <w:r>
-        <w:t>CU-24: Cerrar Caja</w:t>
+        <w:t>CU-</w:t>
+      </w:r>
+      <w:r>
+        <w:t>XX</w:t>
+      </w:r>
+      <w:r>
+        <w:t>: Registrar Entrada de Inventario</w:t>
+      </w:r>
+      <w:r>
+        <w:t xml:space="preserve"> </w:t>
+      </w:r>
+      <w:r>
+        <w:rPr>
+          <w:color w:val="000000"/>
+          <w:sz w:val="20"/>
+          <w:szCs w:val="20"/>
+          <w:highlight w:val="yellow"/>
+        </w:rPr>
+        <w:t>Pendiente</w:t>
       </w:r>
     </w:p>
     <w:tbl>
@@ -12700,7 +13004,7 @@
                 <w:sz w:val="20"/>
                 <w:szCs w:val="20"/>
               </w:rPr>
-              <w:t>Admin, Vendedor</w:t>
+              <w:t>Admin</w:t>
             </w:r>
           </w:p>
         </w:tc>
@@ -12758,7 +13062,7 @@
                 <w:sz w:val="20"/>
                 <w:szCs w:val="20"/>
               </w:rPr>
-              <w:t>El usuario debe estar autenticado. Debe tener una caja abierta.</w:t>
+              <w:t>El Admin debe estar autenticado. El producto debe existir y estar activo.</w:t>
             </w:r>
           </w:p>
         </w:tc>
@@ -12816,39 +13120,7 @@
                 <w:sz w:val="20"/>
                 <w:szCs w:val="20"/>
               </w:rPr>
-              <w:t xml:space="preserve">1. El usuario realiza la </w:t>
-            </w:r>
-            <w:r>
-              <w:rPr>
-                <w:color w:val="000000"/>
-                <w:sz w:val="20"/>
-                <w:szCs w:val="20"/>
-              </w:rPr>
-              <w:t>petición</w:t>
-            </w:r>
-            <w:r>
-              <w:rPr>
-                <w:color w:val="000000"/>
-                <w:sz w:val="20"/>
-                <w:szCs w:val="20"/>
-              </w:rPr>
-              <w:t xml:space="preserve"> de cierre. 2. El sistema calcula el total de ventas del turno por </w:t>
-            </w:r>
-            <w:r>
-              <w:rPr>
-                <w:color w:val="000000"/>
-                <w:sz w:val="20"/>
-                <w:szCs w:val="20"/>
-              </w:rPr>
-              <w:t>método</w:t>
-            </w:r>
-            <w:r>
-              <w:rPr>
-                <w:color w:val="000000"/>
-                <w:sz w:val="20"/>
-                <w:szCs w:val="20"/>
-              </w:rPr>
-              <w:t xml:space="preserve"> de pago. 3. El sistema registra el cierre con fecha y hora.</w:t>
+              <w:t>1. El Admin envia el id del producto y la cantidad a ingresar. 2. El sistema suma la cantidad al stock actual. 3. El sistema registra el movimiento en el historial.</w:t>
             </w:r>
           </w:p>
         </w:tc>
@@ -12906,7 +13178,7 @@
                 <w:sz w:val="20"/>
                 <w:szCs w:val="20"/>
               </w:rPr>
-              <w:t>Si no hay caja abierta retorna 400.</w:t>
+              <w:t>Si el producto no existe retorna 404.</w:t>
             </w:r>
           </w:p>
         </w:tc>
@@ -12964,7 +13236,7 @@
                 <w:sz w:val="20"/>
                 <w:szCs w:val="20"/>
               </w:rPr>
-              <w:t>La caja queda cerrada con el resumen del turno.</w:t>
+              <w:t>El stock del producto queda actualizado y el movimiento registrado.</w:t>
             </w:r>
           </w:p>
         </w:tc>
@@ -12976,17 +13248,29 @@
       </w:pPr>
     </w:p>
     <w:p>
-      <w:r>
-        <w:br w:type="page"/>
-      </w:r>
-    </w:p>
-    <w:p>
       <w:pPr>
         <w:spacing w:before="100" w:after="100"/>
       </w:pPr>
       <w:r>
-        <w:lastRenderedPageBreak/>
-        <w:t>CU-25: Consultar Historial de Cajas</w:t>
+        <w:t>CU-</w:t>
+      </w:r>
+      <w:r>
+        <w:t>XX</w:t>
+      </w:r>
+      <w:r>
+        <w:t>: Consultar Historial de Inventario</w:t>
+      </w:r>
+      <w:r>
+        <w:t xml:space="preserve"> </w:t>
+      </w:r>
+      <w:r>
+        <w:rPr>
+          <w:color w:val="000000"/>
+          <w:sz w:val="20"/>
+          <w:szCs w:val="20"/>
+          <w:highlight w:val="yellow"/>
+        </w:rPr>
+        <w:t>Pendiente</w:t>
       </w:r>
     </w:p>
     <w:tbl>
@@ -13260,7 +13544,7 @@
                 <w:sz w:val="20"/>
                 <w:szCs w:val="20"/>
               </w:rPr>
-              <w:t>. 2. El sistema retorna el historial de cajas con su resumen de ventas.</w:t>
+              <w:t>. 2. El sistema retorna el historial de movimientos con fecha, tipo, cantidad y usuario.</w:t>
             </w:r>
           </w:p>
         </w:tc>
@@ -13318,7 +13602,7 @@
                 <w:sz w:val="20"/>
                 <w:szCs w:val="20"/>
               </w:rPr>
-              <w:t xml:space="preserve">Si no hay cajas retorna lista </w:t>
+              <w:t xml:space="preserve">Si no hay movimientos retorna lista </w:t>
             </w:r>
             <w:r>
               <w:rPr>
@@ -13392,7 +13676,7 @@
                 <w:sz w:val="20"/>
                 <w:szCs w:val="20"/>
               </w:rPr>
-              <w:t>El Admin visualiza el historial de cajas.</w:t>
+              <w:t>El Admin visualiza el historial de inventario.</w:t>
             </w:r>
           </w:p>
         </w:tc>
@@ -13408,7 +13692,7 @@
         <w:pStyle w:val="Ttulo2"/>
       </w:pPr>
       <w:r>
-        <w:t>Feature: Reportes</w:t>
+        <w:t>Feature: Ventas</w:t>
       </w:r>
     </w:p>
     <w:p>
@@ -13416,7 +13700,25 @@
         <w:spacing w:before="100" w:after="100"/>
       </w:pPr>
       <w:r>
-        <w:t>CU-26: Reporte de Ventas por Periodo</w:t>
+        <w:t>CU-</w:t>
+      </w:r>
+      <w:r>
+        <w:t>XX</w:t>
+      </w:r>
+      <w:r>
+        <w:t>: Registrar Venta</w:t>
+      </w:r>
+      <w:r>
+        <w:t xml:space="preserve"> </w:t>
+      </w:r>
+      <w:r>
+        <w:rPr>
+          <w:color w:val="000000"/>
+          <w:sz w:val="20"/>
+          <w:szCs w:val="20"/>
+          <w:highlight w:val="yellow"/>
+        </w:rPr>
+        <w:t>Pendiente</w:t>
       </w:r>
     </w:p>
     <w:tbl>
@@ -13493,13 +13795,6 @@
           </w:tcPr>
           <w:p>
             <w:r>
-              <w:rPr>
-                <w:b/>
-                <w:bCs/>
-                <w:color w:val="FFFFFF"/>
-                <w:sz w:val="20"/>
-                <w:szCs w:val="20"/>
-              </w:rPr>
               <w:t>Descripción</w:t>
             </w:r>
           </w:p>
@@ -13558,7 +13853,7 @@
                 <w:sz w:val="20"/>
                 <w:szCs w:val="20"/>
               </w:rPr>
-              <w:t>Admin</w:t>
+              <w:t>Admin, Vendedor</w:t>
             </w:r>
           </w:p>
         </w:tc>
@@ -13616,7 +13911,7 @@
                 <w:sz w:val="20"/>
                 <w:szCs w:val="20"/>
               </w:rPr>
-              <w:t>El Admin debe estar autenticado.</w:t>
+              <w:t>El usuario debe estar autenticado. Los productos deben existir, estar activos y tener stock suficiente. El vendedor debe tener una caja abierta.</w:t>
             </w:r>
           </w:p>
         </w:tc>
@@ -13674,7 +13969,39 @@
                 <w:sz w:val="20"/>
                 <w:szCs w:val="20"/>
               </w:rPr>
-              <w:t>1. El Admin envia el rango de fechas. 2. El sistema consulta las ventas del periodo. 3. El sistema retorna el total de ingresos y el detalle.</w:t>
+              <w:t xml:space="preserve">1. El usuario envia la lista de productos con cantidades y el </w:t>
+            </w:r>
+            <w:r>
+              <w:rPr>
+                <w:color w:val="000000"/>
+                <w:sz w:val="20"/>
+                <w:szCs w:val="20"/>
+              </w:rPr>
+              <w:t>método</w:t>
+            </w:r>
+            <w:r>
+              <w:rPr>
+                <w:color w:val="000000"/>
+                <w:sz w:val="20"/>
+                <w:szCs w:val="20"/>
+              </w:rPr>
+              <w:t xml:space="preserve"> de pago. 2. El sistema verifica el stock de cada producto. 3. El sistema calcula el total. 4. El sistema registra la venta y descuenta el inventario </w:t>
+            </w:r>
+            <w:r>
+              <w:rPr>
+                <w:color w:val="000000"/>
+                <w:sz w:val="20"/>
+                <w:szCs w:val="20"/>
+              </w:rPr>
+              <w:t>automáticamente</w:t>
+            </w:r>
+            <w:r>
+              <w:rPr>
+                <w:color w:val="000000"/>
+                <w:sz w:val="20"/>
+                <w:szCs w:val="20"/>
+              </w:rPr>
+              <w:t>.</w:t>
             </w:r>
           </w:p>
         </w:tc>
@@ -13732,23 +14059,25 @@
                 <w:sz w:val="20"/>
                 <w:szCs w:val="20"/>
               </w:rPr>
-              <w:t xml:space="preserve">Si no hay ventas en el periodo retorna lista </w:t>
-            </w:r>
-            <w:r>
-              <w:rPr>
-                <w:color w:val="000000"/>
-                <w:sz w:val="20"/>
-                <w:szCs w:val="20"/>
-              </w:rPr>
-              <w:t>vacía</w:t>
-            </w:r>
-            <w:r>
-              <w:rPr>
-                <w:color w:val="000000"/>
-                <w:sz w:val="20"/>
-                <w:szCs w:val="20"/>
-              </w:rPr>
-              <w:t>.</w:t>
+              <w:t xml:space="preserve">Si un producto no tiene stock suficiente retorna 400. Si la caja no </w:t>
+            </w:r>
+            <w:proofErr w:type="spellStart"/>
+            <w:r>
+              <w:rPr>
+                <w:color w:val="000000"/>
+                <w:sz w:val="20"/>
+                <w:szCs w:val="20"/>
+              </w:rPr>
+              <w:t>esta</w:t>
+            </w:r>
+            <w:proofErr w:type="spellEnd"/>
+            <w:r>
+              <w:rPr>
+                <w:color w:val="000000"/>
+                <w:sz w:val="20"/>
+                <w:szCs w:val="20"/>
+              </w:rPr>
+              <w:t xml:space="preserve"> abierta retorna 400.</w:t>
             </w:r>
           </w:p>
         </w:tc>
@@ -13806,7 +14135,7 @@
                 <w:sz w:val="20"/>
                 <w:szCs w:val="20"/>
               </w:rPr>
-              <w:t>El Admin visualiza el reporte de ventas.</w:t>
+              <w:t>La venta queda registrada y el inventario actualizado.</w:t>
             </w:r>
           </w:p>
         </w:tc>
@@ -13818,17 +14147,35 @@
       </w:pPr>
     </w:p>
     <w:p>
+      <w:r>
+        <w:br w:type="page"/>
+      </w:r>
+    </w:p>
+    <w:p>
       <w:pPr>
         <w:spacing w:before="100" w:after="100"/>
       </w:pPr>
       <w:r>
-        <w:t xml:space="preserve">CU-27: Reporte de Productos </w:t>
-      </w:r>
-      <w:r>
-        <w:t>más</w:t>
-      </w:r>
-      <w:r>
-        <w:t xml:space="preserve"> Vendidos</w:t>
+        <w:lastRenderedPageBreak/>
+        <w:t>CU-</w:t>
+      </w:r>
+      <w:r>
+        <w:t>XX</w:t>
+      </w:r>
+      <w:r>
+        <w:t>: Listar Ventas</w:t>
+      </w:r>
+      <w:r>
+        <w:t xml:space="preserve"> </w:t>
+      </w:r>
+      <w:r>
+        <w:rPr>
+          <w:color w:val="000000"/>
+          <w:sz w:val="20"/>
+          <w:szCs w:val="20"/>
+          <w:highlight w:val="yellow"/>
+        </w:rPr>
+        <w:t>Pendiente</w:t>
       </w:r>
     </w:p>
     <w:tbl>
@@ -13970,7 +14317,7 @@
                 <w:sz w:val="20"/>
                 <w:szCs w:val="20"/>
               </w:rPr>
-              <w:t>Admin</w:t>
+              <w:t>Admin, Vendedor</w:t>
             </w:r>
           </w:p>
         </w:tc>
@@ -14028,7 +14375,7 @@
                 <w:sz w:val="20"/>
                 <w:szCs w:val="20"/>
               </w:rPr>
-              <w:t>El Admin debe estar autenticado.</w:t>
+              <w:t>El usuario debe estar autenticado.</w:t>
             </w:r>
           </w:p>
         </w:tc>
@@ -14086,7 +14433,7 @@
                 <w:sz w:val="20"/>
                 <w:szCs w:val="20"/>
               </w:rPr>
-              <w:t xml:space="preserve">1. El Admin realiza la </w:t>
+              <w:t xml:space="preserve">1. El usuario realiza la </w:t>
             </w:r>
             <w:r>
               <w:rPr>
@@ -14102,7 +14449,7 @@
                 <w:sz w:val="20"/>
                 <w:szCs w:val="20"/>
               </w:rPr>
-              <w:t>. 2. El sistema consulta los productos con mayor cantidad de unidades vendidas. 3. El sistema retorna el ranking.</w:t>
+              <w:t>. 2. El Admin ve todas las ventas. El Vendedor ve solo las suyas. 3. El sistema retorna la lista con su detalle.</w:t>
             </w:r>
           </w:p>
         </w:tc>
@@ -14234,25 +14581,7 @@
                 <w:sz w:val="20"/>
                 <w:szCs w:val="20"/>
               </w:rPr>
-              <w:t xml:space="preserve">El Admin visualiza el ranking de productos </w:t>
-            </w:r>
-            <w:proofErr w:type="spellStart"/>
-            <w:r>
-              <w:rPr>
-                <w:color w:val="000000"/>
-                <w:sz w:val="20"/>
-                <w:szCs w:val="20"/>
-              </w:rPr>
-              <w:t>mas</w:t>
-            </w:r>
-            <w:proofErr w:type="spellEnd"/>
-            <w:r>
-              <w:rPr>
-                <w:color w:val="000000"/>
-                <w:sz w:val="20"/>
-                <w:szCs w:val="20"/>
-              </w:rPr>
-              <w:t xml:space="preserve"> vendidos.</w:t>
+              <w:t>El usuario visualiza las ventas correspondientes.</w:t>
             </w:r>
           </w:p>
         </w:tc>
@@ -14264,8 +14593,11 @@
       </w:pPr>
     </w:p>
     <w:p>
-      <w:r>
-        <w:br w:type="page"/>
+      <w:pPr>
+        <w:pStyle w:val="Ttulo2"/>
+      </w:pPr>
+      <w:r>
+        <w:t>Feature: Caja</w:t>
       </w:r>
     </w:p>
     <w:p>
@@ -14273,8 +14605,25 @@
         <w:spacing w:before="100" w:after="100"/>
       </w:pPr>
       <w:r>
-        <w:lastRenderedPageBreak/>
-        <w:t>CU-28: Reporte de Ventas por Vendedor</w:t>
+        <w:t>CU-</w:t>
+      </w:r>
+      <w:r>
+        <w:t>XX</w:t>
+      </w:r>
+      <w:r>
+        <w:t>: Abrir Caja</w:t>
+      </w:r>
+      <w:r>
+        <w:t xml:space="preserve"> </w:t>
+      </w:r>
+      <w:r>
+        <w:rPr>
+          <w:color w:val="000000"/>
+          <w:sz w:val="20"/>
+          <w:szCs w:val="20"/>
+          <w:highlight w:val="yellow"/>
+        </w:rPr>
+        <w:t>Pendiente</w:t>
       </w:r>
     </w:p>
     <w:tbl>
@@ -14416,7 +14765,7 @@
                 <w:sz w:val="20"/>
                 <w:szCs w:val="20"/>
               </w:rPr>
-              <w:t>Admin</w:t>
+              <w:t>Admin, Vendedor</w:t>
             </w:r>
           </w:p>
         </w:tc>
@@ -14474,7 +14823,7 @@
                 <w:sz w:val="20"/>
                 <w:szCs w:val="20"/>
               </w:rPr>
-              <w:t>El Admin debe estar autenticado.</w:t>
+              <w:t>El usuario debe estar autenticado. No debe tener una caja abierta actualmente.</w:t>
             </w:r>
           </w:p>
         </w:tc>
@@ -14532,23 +14881,7 @@
                 <w:sz w:val="20"/>
                 <w:szCs w:val="20"/>
               </w:rPr>
-              <w:t xml:space="preserve">1. El Admin realiza la </w:t>
-            </w:r>
-            <w:r>
-              <w:rPr>
-                <w:color w:val="000000"/>
-                <w:sz w:val="20"/>
-                <w:szCs w:val="20"/>
-              </w:rPr>
-              <w:t>petición</w:t>
-            </w:r>
-            <w:r>
-              <w:rPr>
-                <w:color w:val="000000"/>
-                <w:sz w:val="20"/>
-                <w:szCs w:val="20"/>
-              </w:rPr>
-              <w:t>. 2. El sistema agrupa las ventas por vendedor. 3. El sistema retorna el total de ventas e ingresos por vendedor.</w:t>
+              <w:t>1. El usuario envia el monto inicial de caja. 2. El sistema verifica que no haya una caja abierta para ese usuario. 3. El sistema registra la apertura con fecha y hora.</w:t>
             </w:r>
           </w:p>
         </w:tc>
@@ -14606,23 +14939,7 @@
                 <w:sz w:val="20"/>
                 <w:szCs w:val="20"/>
               </w:rPr>
-              <w:t xml:space="preserve">Si no hay ventas retorna lista </w:t>
-            </w:r>
-            <w:r>
-              <w:rPr>
-                <w:color w:val="000000"/>
-                <w:sz w:val="20"/>
-                <w:szCs w:val="20"/>
-              </w:rPr>
-              <w:t>vacía</w:t>
-            </w:r>
-            <w:r>
-              <w:rPr>
-                <w:color w:val="000000"/>
-                <w:sz w:val="20"/>
-                <w:szCs w:val="20"/>
-              </w:rPr>
-              <w:t>.</w:t>
+              <w:t>Si ya tiene una caja abierta retorna 400.</w:t>
             </w:r>
           </w:p>
         </w:tc>
@@ -14680,23 +14997,7 @@
                 <w:sz w:val="20"/>
                 <w:szCs w:val="20"/>
               </w:rPr>
-              <w:t xml:space="preserve">El Admin visualiza el </w:t>
-            </w:r>
-            <w:r>
-              <w:rPr>
-                <w:color w:val="000000"/>
-                <w:sz w:val="20"/>
-                <w:szCs w:val="20"/>
-              </w:rPr>
-              <w:t>desempeño</w:t>
-            </w:r>
-            <w:r>
-              <w:rPr>
-                <w:color w:val="000000"/>
-                <w:sz w:val="20"/>
-                <w:szCs w:val="20"/>
-              </w:rPr>
-              <w:t xml:space="preserve"> de cada vendedor.</w:t>
+              <w:t>La caja queda abierta y el usuario puede registrar ventas.</w:t>
             </w:r>
           </w:p>
         </w:tc>
@@ -14712,13 +15013,25 @@
         <w:spacing w:before="100" w:after="100"/>
       </w:pPr>
       <w:r>
-        <w:t xml:space="preserve">CU-29: Reporte de Ingresos por </w:t>
-      </w:r>
-      <w:r>
-        <w:t>Método</w:t>
-      </w:r>
-      <w:r>
-        <w:t xml:space="preserve"> de Pago</w:t>
+        <w:t>CU-</w:t>
+      </w:r>
+      <w:r>
+        <w:t>XX</w:t>
+      </w:r>
+      <w:r>
+        <w:t>: Cerrar Caja</w:t>
+      </w:r>
+      <w:r>
+        <w:t xml:space="preserve"> </w:t>
+      </w:r>
+      <w:r>
+        <w:rPr>
+          <w:color w:val="000000"/>
+          <w:sz w:val="20"/>
+          <w:szCs w:val="20"/>
+          <w:highlight w:val="yellow"/>
+        </w:rPr>
+        <w:t>Pendiente</w:t>
       </w:r>
     </w:p>
     <w:tbl>
@@ -14860,7 +15173,7 @@
                 <w:sz w:val="20"/>
                 <w:szCs w:val="20"/>
               </w:rPr>
-              <w:t>Admin</w:t>
+              <w:t>Admin, Vendedor</w:t>
             </w:r>
           </w:p>
         </w:tc>
@@ -14918,7 +15231,7 @@
                 <w:sz w:val="20"/>
                 <w:szCs w:val="20"/>
               </w:rPr>
-              <w:t>El Admin debe estar autenticado.</w:t>
+              <w:t>El usuario debe estar autenticado. Debe tener una caja abierta.</w:t>
             </w:r>
           </w:p>
         </w:tc>
@@ -14976,7 +15289,7 @@
                 <w:sz w:val="20"/>
                 <w:szCs w:val="20"/>
               </w:rPr>
-              <w:t xml:space="preserve">1. El Admin realiza la </w:t>
+              <w:t xml:space="preserve">1. El usuario realiza la </w:t>
             </w:r>
             <w:r>
               <w:rPr>
@@ -14992,7 +15305,7 @@
                 <w:sz w:val="20"/>
                 <w:szCs w:val="20"/>
               </w:rPr>
-              <w:t xml:space="preserve">. 2. El sistema agrupa los ingresos por </w:t>
+              <w:t xml:space="preserve"> de cierre. 2. El sistema calcula el total de ventas del turno por </w:t>
             </w:r>
             <w:r>
               <w:rPr>
@@ -15008,7 +15321,7 @@
                 <w:sz w:val="20"/>
                 <w:szCs w:val="20"/>
               </w:rPr>
-              <w:t xml:space="preserve"> de pago. 3. El sistema retorna el total por Efectivo, Nequi y Daviplata.</w:t>
+              <w:t xml:space="preserve"> de pago. 3. El sistema registra el cierre con fecha y hora.</w:t>
             </w:r>
           </w:p>
         </w:tc>
@@ -15066,23 +15379,7 @@
                 <w:sz w:val="20"/>
                 <w:szCs w:val="20"/>
               </w:rPr>
-              <w:t xml:space="preserve">Si no hay ventas retorna lista </w:t>
-            </w:r>
-            <w:r>
-              <w:rPr>
-                <w:color w:val="000000"/>
-                <w:sz w:val="20"/>
-                <w:szCs w:val="20"/>
-              </w:rPr>
-              <w:t>vacía</w:t>
-            </w:r>
-            <w:r>
-              <w:rPr>
-                <w:color w:val="000000"/>
-                <w:sz w:val="20"/>
-                <w:szCs w:val="20"/>
-              </w:rPr>
-              <w:t>.</w:t>
+              <w:t>Si no hay caja abierta retorna 400.</w:t>
             </w:r>
           </w:p>
         </w:tc>
@@ -15140,23 +15437,7 @@
                 <w:sz w:val="20"/>
                 <w:szCs w:val="20"/>
               </w:rPr>
-              <w:t xml:space="preserve">El Admin visualiza los ingresos desglosados por </w:t>
-            </w:r>
-            <w:r>
-              <w:rPr>
-                <w:color w:val="000000"/>
-                <w:sz w:val="20"/>
-                <w:szCs w:val="20"/>
-              </w:rPr>
-              <w:t>método</w:t>
-            </w:r>
-            <w:r>
-              <w:rPr>
-                <w:color w:val="000000"/>
-                <w:sz w:val="20"/>
-                <w:szCs w:val="20"/>
-              </w:rPr>
-              <w:t xml:space="preserve"> de pago.</w:t>
+              <w:t>La caja queda cerrada con el resumen del turno.</w:t>
             </w:r>
           </w:p>
         </w:tc>
@@ -15168,11 +15449,35 @@
       </w:pPr>
     </w:p>
     <w:p>
+      <w:r>
+        <w:br w:type="page"/>
+      </w:r>
+    </w:p>
+    <w:p>
       <w:pPr>
         <w:spacing w:before="100" w:after="100"/>
       </w:pPr>
       <w:r>
-        <w:t>CU-30: Reporte de Inventario Actual</w:t>
+        <w:lastRenderedPageBreak/>
+        <w:t>CU-</w:t>
+      </w:r>
+      <w:r>
+        <w:t>XX</w:t>
+      </w:r>
+      <w:r>
+        <w:t>: Consultar Historial de Cajas</w:t>
+      </w:r>
+      <w:r>
+        <w:t xml:space="preserve"> </w:t>
+      </w:r>
+      <w:r>
+        <w:rPr>
+          <w:color w:val="000000"/>
+          <w:sz w:val="20"/>
+          <w:szCs w:val="20"/>
+          <w:highlight w:val="yellow"/>
+        </w:rPr>
+        <w:t>Pendiente</w:t>
       </w:r>
     </w:p>
     <w:tbl>
@@ -15446,18 +15751,2292 @@
                 <w:sz w:val="20"/>
                 <w:szCs w:val="20"/>
               </w:rPr>
+              <w:t>. 2. El sistema retorna el historial de cajas con su resumen de ventas.</w:t>
+            </w:r>
+          </w:p>
+        </w:tc>
+      </w:tr>
+      <w:tr>
+        <w:tc>
+          <w:tcPr>
+            <w:tcW w:w="2500" w:type="dxa"/>
+            <w:tcBorders>
+              <w:top w:val="single" w:sz="1" w:space="0" w:color="CCCCCC"/>
+              <w:left w:val="single" w:sz="1" w:space="0" w:color="CCCCCC"/>
+              <w:bottom w:val="single" w:sz="1" w:space="0" w:color="CCCCCC"/>
+              <w:right w:val="single" w:sz="1" w:space="0" w:color="CCCCCC"/>
+            </w:tcBorders>
+            <w:shd w:val="clear" w:color="auto" w:fill="FFFFFF"/>
+            <w:tcMar>
+              <w:top w:w="80" w:type="dxa"/>
+              <w:left w:w="120" w:type="dxa"/>
+              <w:bottom w:w="80" w:type="dxa"/>
+              <w:right w:w="120" w:type="dxa"/>
+            </w:tcMar>
+          </w:tcPr>
+          <w:p>
+            <w:r>
+              <w:rPr>
+                <w:color w:val="000000"/>
+                <w:sz w:val="20"/>
+                <w:szCs w:val="20"/>
+              </w:rPr>
+              <w:t>Flujo Alternativo</w:t>
+            </w:r>
+          </w:p>
+        </w:tc>
+        <w:tc>
+          <w:tcPr>
+            <w:tcW w:w="6860" w:type="dxa"/>
+            <w:tcBorders>
+              <w:top w:val="single" w:sz="1" w:space="0" w:color="CCCCCC"/>
+              <w:left w:val="single" w:sz="1" w:space="0" w:color="CCCCCC"/>
+              <w:bottom w:val="single" w:sz="1" w:space="0" w:color="CCCCCC"/>
+              <w:right w:val="single" w:sz="1" w:space="0" w:color="CCCCCC"/>
+            </w:tcBorders>
+            <w:shd w:val="clear" w:color="auto" w:fill="FFFFFF"/>
+            <w:tcMar>
+              <w:top w:w="80" w:type="dxa"/>
+              <w:left w:w="120" w:type="dxa"/>
+              <w:bottom w:w="80" w:type="dxa"/>
+              <w:right w:w="120" w:type="dxa"/>
+            </w:tcMar>
+          </w:tcPr>
+          <w:p>
+            <w:r>
+              <w:rPr>
+                <w:color w:val="000000"/>
+                <w:sz w:val="20"/>
+                <w:szCs w:val="20"/>
+              </w:rPr>
+              <w:t xml:space="preserve">Si no hay cajas retorna lista </w:t>
+            </w:r>
+            <w:r>
+              <w:rPr>
+                <w:color w:val="000000"/>
+                <w:sz w:val="20"/>
+                <w:szCs w:val="20"/>
+              </w:rPr>
+              <w:t>vacía</w:t>
+            </w:r>
+            <w:r>
+              <w:rPr>
+                <w:color w:val="000000"/>
+                <w:sz w:val="20"/>
+                <w:szCs w:val="20"/>
+              </w:rPr>
+              <w:t>.</w:t>
+            </w:r>
+          </w:p>
+        </w:tc>
+      </w:tr>
+      <w:tr>
+        <w:tc>
+          <w:tcPr>
+            <w:tcW w:w="2500" w:type="dxa"/>
+            <w:tcBorders>
+              <w:top w:val="single" w:sz="1" w:space="0" w:color="CCCCCC"/>
+              <w:left w:val="single" w:sz="1" w:space="0" w:color="CCCCCC"/>
+              <w:bottom w:val="single" w:sz="1" w:space="0" w:color="CCCCCC"/>
+              <w:right w:val="single" w:sz="1" w:space="0" w:color="CCCCCC"/>
+            </w:tcBorders>
+            <w:shd w:val="clear" w:color="auto" w:fill="FFFFFF"/>
+            <w:tcMar>
+              <w:top w:w="80" w:type="dxa"/>
+              <w:left w:w="120" w:type="dxa"/>
+              <w:bottom w:w="80" w:type="dxa"/>
+              <w:right w:w="120" w:type="dxa"/>
+            </w:tcMar>
+          </w:tcPr>
+          <w:p>
+            <w:r>
+              <w:rPr>
+                <w:color w:val="000000"/>
+                <w:sz w:val="20"/>
+                <w:szCs w:val="20"/>
+              </w:rPr>
+              <w:t>Postcondición</w:t>
+            </w:r>
+          </w:p>
+        </w:tc>
+        <w:tc>
+          <w:tcPr>
+            <w:tcW w:w="6860" w:type="dxa"/>
+            <w:tcBorders>
+              <w:top w:val="single" w:sz="1" w:space="0" w:color="CCCCCC"/>
+              <w:left w:val="single" w:sz="1" w:space="0" w:color="CCCCCC"/>
+              <w:bottom w:val="single" w:sz="1" w:space="0" w:color="CCCCCC"/>
+              <w:right w:val="single" w:sz="1" w:space="0" w:color="CCCCCC"/>
+            </w:tcBorders>
+            <w:shd w:val="clear" w:color="auto" w:fill="FFFFFF"/>
+            <w:tcMar>
+              <w:top w:w="80" w:type="dxa"/>
+              <w:left w:w="120" w:type="dxa"/>
+              <w:bottom w:w="80" w:type="dxa"/>
+              <w:right w:w="120" w:type="dxa"/>
+            </w:tcMar>
+          </w:tcPr>
+          <w:p>
+            <w:r>
+              <w:rPr>
+                <w:color w:val="000000"/>
+                <w:sz w:val="20"/>
+                <w:szCs w:val="20"/>
+              </w:rPr>
+              <w:t>El Admin visualiza el historial de cajas.</w:t>
+            </w:r>
+          </w:p>
+        </w:tc>
+      </w:tr>
+    </w:tbl>
+    <w:p>
+      <w:pPr>
+        <w:spacing w:before="150"/>
+      </w:pPr>
+    </w:p>
+    <w:p>
+      <w:pPr>
+        <w:pStyle w:val="Ttulo2"/>
+      </w:pPr>
+      <w:r>
+        <w:t>Feature: Reportes</w:t>
+      </w:r>
+    </w:p>
+    <w:p>
+      <w:pPr>
+        <w:spacing w:before="100" w:after="100"/>
+      </w:pPr>
+      <w:r>
+        <w:t>CU-</w:t>
+      </w:r>
+      <w:r>
+        <w:t>XX</w:t>
+      </w:r>
+      <w:r>
+        <w:t>: Reporte de Ventas por Periodo</w:t>
+      </w:r>
+      <w:r>
+        <w:t xml:space="preserve"> </w:t>
+      </w:r>
+      <w:r>
+        <w:rPr>
+          <w:color w:val="000000"/>
+          <w:sz w:val="20"/>
+          <w:szCs w:val="20"/>
+          <w:highlight w:val="yellow"/>
+        </w:rPr>
+        <w:t>Pendiente</w:t>
+      </w:r>
+    </w:p>
+    <w:tbl>
+      <w:tblPr>
+        <w:tblW w:w="9360" w:type="dxa"/>
+        <w:tblBorders>
+          <w:top w:val="single" w:sz="4" w:space="0" w:color="auto"/>
+          <w:left w:val="single" w:sz="4" w:space="0" w:color="auto"/>
+          <w:bottom w:val="single" w:sz="4" w:space="0" w:color="auto"/>
+          <w:right w:val="single" w:sz="4" w:space="0" w:color="auto"/>
+          <w:insideH w:val="single" w:sz="4" w:space="0" w:color="auto"/>
+          <w:insideV w:val="single" w:sz="4" w:space="0" w:color="auto"/>
+        </w:tblBorders>
+        <w:tblCellMar>
+          <w:left w:w="10" w:type="dxa"/>
+          <w:right w:w="10" w:type="dxa"/>
+        </w:tblCellMar>
+        <w:tblLook w:val="04A0" w:firstRow="1" w:lastRow="0" w:firstColumn="1" w:lastColumn="0" w:noHBand="0" w:noVBand="1"/>
+      </w:tblPr>
+      <w:tblGrid>
+        <w:gridCol w:w="2500"/>
+        <w:gridCol w:w="6860"/>
+      </w:tblGrid>
+      <w:tr>
+        <w:trPr>
+          <w:tblHeader/>
+        </w:trPr>
+        <w:tc>
+          <w:tcPr>
+            <w:tcW w:w="2500" w:type="dxa"/>
+            <w:tcBorders>
+              <w:top w:val="single" w:sz="1" w:space="0" w:color="CCCCCC"/>
+              <w:left w:val="single" w:sz="1" w:space="0" w:color="CCCCCC"/>
+              <w:bottom w:val="single" w:sz="1" w:space="0" w:color="CCCCCC"/>
+              <w:right w:val="single" w:sz="1" w:space="0" w:color="CCCCCC"/>
+            </w:tcBorders>
+            <w:shd w:val="clear" w:color="auto" w:fill="2E75B6"/>
+            <w:tcMar>
+              <w:top w:w="80" w:type="dxa"/>
+              <w:left w:w="120" w:type="dxa"/>
+              <w:bottom w:w="80" w:type="dxa"/>
+              <w:right w:w="120" w:type="dxa"/>
+            </w:tcMar>
+          </w:tcPr>
+          <w:p>
+            <w:r>
+              <w:rPr>
+                <w:b/>
+                <w:bCs/>
+                <w:color w:val="FFFFFF"/>
+                <w:sz w:val="20"/>
+                <w:szCs w:val="20"/>
+              </w:rPr>
+              <w:t>Campo</w:t>
+            </w:r>
+          </w:p>
+        </w:tc>
+        <w:tc>
+          <w:tcPr>
+            <w:tcW w:w="6860" w:type="dxa"/>
+            <w:tcBorders>
+              <w:top w:val="single" w:sz="1" w:space="0" w:color="CCCCCC"/>
+              <w:left w:val="single" w:sz="1" w:space="0" w:color="CCCCCC"/>
+              <w:bottom w:val="single" w:sz="1" w:space="0" w:color="CCCCCC"/>
+              <w:right w:val="single" w:sz="1" w:space="0" w:color="CCCCCC"/>
+            </w:tcBorders>
+            <w:shd w:val="clear" w:color="auto" w:fill="2E75B6"/>
+            <w:tcMar>
+              <w:top w:w="80" w:type="dxa"/>
+              <w:left w:w="120" w:type="dxa"/>
+              <w:bottom w:w="80" w:type="dxa"/>
+              <w:right w:w="120" w:type="dxa"/>
+            </w:tcMar>
+          </w:tcPr>
+          <w:p>
+            <w:r>
+              <w:rPr>
+                <w:b/>
+                <w:bCs/>
+                <w:color w:val="FFFFFF"/>
+                <w:sz w:val="20"/>
+                <w:szCs w:val="20"/>
+              </w:rPr>
+              <w:t>Descripción</w:t>
+            </w:r>
+          </w:p>
+        </w:tc>
+      </w:tr>
+      <w:tr>
+        <w:tc>
+          <w:tcPr>
+            <w:tcW w:w="2500" w:type="dxa"/>
+            <w:tcBorders>
+              <w:top w:val="single" w:sz="1" w:space="0" w:color="CCCCCC"/>
+              <w:left w:val="single" w:sz="1" w:space="0" w:color="CCCCCC"/>
+              <w:bottom w:val="single" w:sz="1" w:space="0" w:color="CCCCCC"/>
+              <w:right w:val="single" w:sz="1" w:space="0" w:color="CCCCCC"/>
+            </w:tcBorders>
+            <w:shd w:val="clear" w:color="auto" w:fill="FFFFFF"/>
+            <w:tcMar>
+              <w:top w:w="80" w:type="dxa"/>
+              <w:left w:w="120" w:type="dxa"/>
+              <w:bottom w:w="80" w:type="dxa"/>
+              <w:right w:w="120" w:type="dxa"/>
+            </w:tcMar>
+          </w:tcPr>
+          <w:p>
+            <w:r>
+              <w:rPr>
+                <w:color w:val="000000"/>
+                <w:sz w:val="20"/>
+                <w:szCs w:val="20"/>
+              </w:rPr>
+              <w:t>Actor</w:t>
+            </w:r>
+          </w:p>
+        </w:tc>
+        <w:tc>
+          <w:tcPr>
+            <w:tcW w:w="6860" w:type="dxa"/>
+            <w:tcBorders>
+              <w:top w:val="single" w:sz="1" w:space="0" w:color="CCCCCC"/>
+              <w:left w:val="single" w:sz="1" w:space="0" w:color="CCCCCC"/>
+              <w:bottom w:val="single" w:sz="1" w:space="0" w:color="CCCCCC"/>
+              <w:right w:val="single" w:sz="1" w:space="0" w:color="CCCCCC"/>
+            </w:tcBorders>
+            <w:shd w:val="clear" w:color="auto" w:fill="FFFFFF"/>
+            <w:tcMar>
+              <w:top w:w="80" w:type="dxa"/>
+              <w:left w:w="120" w:type="dxa"/>
+              <w:bottom w:w="80" w:type="dxa"/>
+              <w:right w:w="120" w:type="dxa"/>
+            </w:tcMar>
+          </w:tcPr>
+          <w:p>
+            <w:r>
+              <w:rPr>
+                <w:color w:val="000000"/>
+                <w:sz w:val="20"/>
+                <w:szCs w:val="20"/>
+              </w:rPr>
+              <w:t>Admin</w:t>
+            </w:r>
+          </w:p>
+        </w:tc>
+      </w:tr>
+      <w:tr>
+        <w:tc>
+          <w:tcPr>
+            <w:tcW w:w="2500" w:type="dxa"/>
+            <w:tcBorders>
+              <w:top w:val="single" w:sz="1" w:space="0" w:color="CCCCCC"/>
+              <w:left w:val="single" w:sz="1" w:space="0" w:color="CCCCCC"/>
+              <w:bottom w:val="single" w:sz="1" w:space="0" w:color="CCCCCC"/>
+              <w:right w:val="single" w:sz="1" w:space="0" w:color="CCCCCC"/>
+            </w:tcBorders>
+            <w:shd w:val="clear" w:color="auto" w:fill="FFFFFF"/>
+            <w:tcMar>
+              <w:top w:w="80" w:type="dxa"/>
+              <w:left w:w="120" w:type="dxa"/>
+              <w:bottom w:w="80" w:type="dxa"/>
+              <w:right w:w="120" w:type="dxa"/>
+            </w:tcMar>
+          </w:tcPr>
+          <w:p>
+            <w:r>
+              <w:rPr>
+                <w:color w:val="000000"/>
+                <w:sz w:val="20"/>
+                <w:szCs w:val="20"/>
+              </w:rPr>
+              <w:t>Precondición</w:t>
+            </w:r>
+          </w:p>
+        </w:tc>
+        <w:tc>
+          <w:tcPr>
+            <w:tcW w:w="6860" w:type="dxa"/>
+            <w:tcBorders>
+              <w:top w:val="single" w:sz="1" w:space="0" w:color="CCCCCC"/>
+              <w:left w:val="single" w:sz="1" w:space="0" w:color="CCCCCC"/>
+              <w:bottom w:val="single" w:sz="1" w:space="0" w:color="CCCCCC"/>
+              <w:right w:val="single" w:sz="1" w:space="0" w:color="CCCCCC"/>
+            </w:tcBorders>
+            <w:shd w:val="clear" w:color="auto" w:fill="FFFFFF"/>
+            <w:tcMar>
+              <w:top w:w="80" w:type="dxa"/>
+              <w:left w:w="120" w:type="dxa"/>
+              <w:bottom w:w="80" w:type="dxa"/>
+              <w:right w:w="120" w:type="dxa"/>
+            </w:tcMar>
+          </w:tcPr>
+          <w:p>
+            <w:r>
+              <w:rPr>
+                <w:color w:val="000000"/>
+                <w:sz w:val="20"/>
+                <w:szCs w:val="20"/>
+              </w:rPr>
+              <w:t>El Admin debe estar autenticado.</w:t>
+            </w:r>
+          </w:p>
+        </w:tc>
+      </w:tr>
+      <w:tr>
+        <w:tc>
+          <w:tcPr>
+            <w:tcW w:w="2500" w:type="dxa"/>
+            <w:tcBorders>
+              <w:top w:val="single" w:sz="1" w:space="0" w:color="CCCCCC"/>
+              <w:left w:val="single" w:sz="1" w:space="0" w:color="CCCCCC"/>
+              <w:bottom w:val="single" w:sz="1" w:space="0" w:color="CCCCCC"/>
+              <w:right w:val="single" w:sz="1" w:space="0" w:color="CCCCCC"/>
+            </w:tcBorders>
+            <w:shd w:val="clear" w:color="auto" w:fill="FFFFFF"/>
+            <w:tcMar>
+              <w:top w:w="80" w:type="dxa"/>
+              <w:left w:w="120" w:type="dxa"/>
+              <w:bottom w:w="80" w:type="dxa"/>
+              <w:right w:w="120" w:type="dxa"/>
+            </w:tcMar>
+          </w:tcPr>
+          <w:p>
+            <w:r>
+              <w:rPr>
+                <w:color w:val="000000"/>
+                <w:sz w:val="20"/>
+                <w:szCs w:val="20"/>
+              </w:rPr>
+              <w:t>Flujo Principal</w:t>
+            </w:r>
+          </w:p>
+        </w:tc>
+        <w:tc>
+          <w:tcPr>
+            <w:tcW w:w="6860" w:type="dxa"/>
+            <w:tcBorders>
+              <w:top w:val="single" w:sz="1" w:space="0" w:color="CCCCCC"/>
+              <w:left w:val="single" w:sz="1" w:space="0" w:color="CCCCCC"/>
+              <w:bottom w:val="single" w:sz="1" w:space="0" w:color="CCCCCC"/>
+              <w:right w:val="single" w:sz="1" w:space="0" w:color="CCCCCC"/>
+            </w:tcBorders>
+            <w:shd w:val="clear" w:color="auto" w:fill="FFFFFF"/>
+            <w:tcMar>
+              <w:top w:w="80" w:type="dxa"/>
+              <w:left w:w="120" w:type="dxa"/>
+              <w:bottom w:w="80" w:type="dxa"/>
+              <w:right w:w="120" w:type="dxa"/>
+            </w:tcMar>
+          </w:tcPr>
+          <w:p>
+            <w:r>
+              <w:rPr>
+                <w:color w:val="000000"/>
+                <w:sz w:val="20"/>
+                <w:szCs w:val="20"/>
+              </w:rPr>
+              <w:t>1. El Admin envia el rango de fechas. 2. El sistema consulta las ventas del periodo. 3. El sistema retorna el total de ingresos y el detalle.</w:t>
+            </w:r>
+          </w:p>
+        </w:tc>
+      </w:tr>
+      <w:tr>
+        <w:tc>
+          <w:tcPr>
+            <w:tcW w:w="2500" w:type="dxa"/>
+            <w:tcBorders>
+              <w:top w:val="single" w:sz="1" w:space="0" w:color="CCCCCC"/>
+              <w:left w:val="single" w:sz="1" w:space="0" w:color="CCCCCC"/>
+              <w:bottom w:val="single" w:sz="1" w:space="0" w:color="CCCCCC"/>
+              <w:right w:val="single" w:sz="1" w:space="0" w:color="CCCCCC"/>
+            </w:tcBorders>
+            <w:shd w:val="clear" w:color="auto" w:fill="FFFFFF"/>
+            <w:tcMar>
+              <w:top w:w="80" w:type="dxa"/>
+              <w:left w:w="120" w:type="dxa"/>
+              <w:bottom w:w="80" w:type="dxa"/>
+              <w:right w:w="120" w:type="dxa"/>
+            </w:tcMar>
+          </w:tcPr>
+          <w:p>
+            <w:r>
+              <w:rPr>
+                <w:color w:val="000000"/>
+                <w:sz w:val="20"/>
+                <w:szCs w:val="20"/>
+              </w:rPr>
+              <w:t>Flujo Alternativo</w:t>
+            </w:r>
+          </w:p>
+        </w:tc>
+        <w:tc>
+          <w:tcPr>
+            <w:tcW w:w="6860" w:type="dxa"/>
+            <w:tcBorders>
+              <w:top w:val="single" w:sz="1" w:space="0" w:color="CCCCCC"/>
+              <w:left w:val="single" w:sz="1" w:space="0" w:color="CCCCCC"/>
+              <w:bottom w:val="single" w:sz="1" w:space="0" w:color="CCCCCC"/>
+              <w:right w:val="single" w:sz="1" w:space="0" w:color="CCCCCC"/>
+            </w:tcBorders>
+            <w:shd w:val="clear" w:color="auto" w:fill="FFFFFF"/>
+            <w:tcMar>
+              <w:top w:w="80" w:type="dxa"/>
+              <w:left w:w="120" w:type="dxa"/>
+              <w:bottom w:w="80" w:type="dxa"/>
+              <w:right w:w="120" w:type="dxa"/>
+            </w:tcMar>
+          </w:tcPr>
+          <w:p>
+            <w:r>
+              <w:rPr>
+                <w:color w:val="000000"/>
+                <w:sz w:val="20"/>
+                <w:szCs w:val="20"/>
+              </w:rPr>
+              <w:t xml:space="preserve">Si no hay ventas en el periodo retorna lista </w:t>
+            </w:r>
+            <w:r>
+              <w:rPr>
+                <w:color w:val="000000"/>
+                <w:sz w:val="20"/>
+                <w:szCs w:val="20"/>
+              </w:rPr>
+              <w:t>vacía</w:t>
+            </w:r>
+            <w:r>
+              <w:rPr>
+                <w:color w:val="000000"/>
+                <w:sz w:val="20"/>
+                <w:szCs w:val="20"/>
+              </w:rPr>
+              <w:t>.</w:t>
+            </w:r>
+          </w:p>
+        </w:tc>
+      </w:tr>
+      <w:tr>
+        <w:tc>
+          <w:tcPr>
+            <w:tcW w:w="2500" w:type="dxa"/>
+            <w:tcBorders>
+              <w:top w:val="single" w:sz="1" w:space="0" w:color="CCCCCC"/>
+              <w:left w:val="single" w:sz="1" w:space="0" w:color="CCCCCC"/>
+              <w:bottom w:val="single" w:sz="1" w:space="0" w:color="CCCCCC"/>
+              <w:right w:val="single" w:sz="1" w:space="0" w:color="CCCCCC"/>
+            </w:tcBorders>
+            <w:shd w:val="clear" w:color="auto" w:fill="FFFFFF"/>
+            <w:tcMar>
+              <w:top w:w="80" w:type="dxa"/>
+              <w:left w:w="120" w:type="dxa"/>
+              <w:bottom w:w="80" w:type="dxa"/>
+              <w:right w:w="120" w:type="dxa"/>
+            </w:tcMar>
+          </w:tcPr>
+          <w:p>
+            <w:r>
+              <w:rPr>
+                <w:color w:val="000000"/>
+                <w:sz w:val="20"/>
+                <w:szCs w:val="20"/>
+              </w:rPr>
+              <w:t>Postcondición</w:t>
+            </w:r>
+          </w:p>
+        </w:tc>
+        <w:tc>
+          <w:tcPr>
+            <w:tcW w:w="6860" w:type="dxa"/>
+            <w:tcBorders>
+              <w:top w:val="single" w:sz="1" w:space="0" w:color="CCCCCC"/>
+              <w:left w:val="single" w:sz="1" w:space="0" w:color="CCCCCC"/>
+              <w:bottom w:val="single" w:sz="1" w:space="0" w:color="CCCCCC"/>
+              <w:right w:val="single" w:sz="1" w:space="0" w:color="CCCCCC"/>
+            </w:tcBorders>
+            <w:shd w:val="clear" w:color="auto" w:fill="FFFFFF"/>
+            <w:tcMar>
+              <w:top w:w="80" w:type="dxa"/>
+              <w:left w:w="120" w:type="dxa"/>
+              <w:bottom w:w="80" w:type="dxa"/>
+              <w:right w:w="120" w:type="dxa"/>
+            </w:tcMar>
+          </w:tcPr>
+          <w:p>
+            <w:r>
+              <w:rPr>
+                <w:color w:val="000000"/>
+                <w:sz w:val="20"/>
+                <w:szCs w:val="20"/>
+              </w:rPr>
+              <w:t>El Admin visualiza el reporte de ventas.</w:t>
+            </w:r>
+          </w:p>
+        </w:tc>
+      </w:tr>
+    </w:tbl>
+    <w:p>
+      <w:pPr>
+        <w:spacing w:before="150"/>
+      </w:pPr>
+    </w:p>
+    <w:p>
+      <w:pPr>
+        <w:spacing w:before="100" w:after="100"/>
+      </w:pPr>
+      <w:r>
+        <w:t>CU-</w:t>
+      </w:r>
+      <w:r>
+        <w:t>XX</w:t>
+      </w:r>
+      <w:r>
+        <w:t xml:space="preserve">: Reporte de Productos </w:t>
+      </w:r>
+      <w:r>
+        <w:t>más</w:t>
+      </w:r>
+      <w:r>
+        <w:t xml:space="preserve"> Vendidos</w:t>
+      </w:r>
+      <w:r>
+        <w:t xml:space="preserve"> </w:t>
+      </w:r>
+      <w:r>
+        <w:rPr>
+          <w:color w:val="000000"/>
+          <w:sz w:val="20"/>
+          <w:szCs w:val="20"/>
+          <w:highlight w:val="yellow"/>
+        </w:rPr>
+        <w:t>Pendiente</w:t>
+      </w:r>
+    </w:p>
+    <w:tbl>
+      <w:tblPr>
+        <w:tblW w:w="9360" w:type="dxa"/>
+        <w:tblBorders>
+          <w:top w:val="single" w:sz="4" w:space="0" w:color="auto"/>
+          <w:left w:val="single" w:sz="4" w:space="0" w:color="auto"/>
+          <w:bottom w:val="single" w:sz="4" w:space="0" w:color="auto"/>
+          <w:right w:val="single" w:sz="4" w:space="0" w:color="auto"/>
+          <w:insideH w:val="single" w:sz="4" w:space="0" w:color="auto"/>
+          <w:insideV w:val="single" w:sz="4" w:space="0" w:color="auto"/>
+        </w:tblBorders>
+        <w:tblCellMar>
+          <w:left w:w="10" w:type="dxa"/>
+          <w:right w:w="10" w:type="dxa"/>
+        </w:tblCellMar>
+        <w:tblLook w:val="04A0" w:firstRow="1" w:lastRow="0" w:firstColumn="1" w:lastColumn="0" w:noHBand="0" w:noVBand="1"/>
+      </w:tblPr>
+      <w:tblGrid>
+        <w:gridCol w:w="2500"/>
+        <w:gridCol w:w="6860"/>
+      </w:tblGrid>
+      <w:tr>
+        <w:trPr>
+          <w:tblHeader/>
+        </w:trPr>
+        <w:tc>
+          <w:tcPr>
+            <w:tcW w:w="2500" w:type="dxa"/>
+            <w:tcBorders>
+              <w:top w:val="single" w:sz="1" w:space="0" w:color="CCCCCC"/>
+              <w:left w:val="single" w:sz="1" w:space="0" w:color="CCCCCC"/>
+              <w:bottom w:val="single" w:sz="1" w:space="0" w:color="CCCCCC"/>
+              <w:right w:val="single" w:sz="1" w:space="0" w:color="CCCCCC"/>
+            </w:tcBorders>
+            <w:shd w:val="clear" w:color="auto" w:fill="2E75B6"/>
+            <w:tcMar>
+              <w:top w:w="80" w:type="dxa"/>
+              <w:left w:w="120" w:type="dxa"/>
+              <w:bottom w:w="80" w:type="dxa"/>
+              <w:right w:w="120" w:type="dxa"/>
+            </w:tcMar>
+          </w:tcPr>
+          <w:p>
+            <w:r>
+              <w:rPr>
+                <w:b/>
+                <w:bCs/>
+                <w:color w:val="FFFFFF"/>
+                <w:sz w:val="20"/>
+                <w:szCs w:val="20"/>
+              </w:rPr>
+              <w:t>Campo</w:t>
+            </w:r>
+          </w:p>
+        </w:tc>
+        <w:tc>
+          <w:tcPr>
+            <w:tcW w:w="6860" w:type="dxa"/>
+            <w:tcBorders>
+              <w:top w:val="single" w:sz="1" w:space="0" w:color="CCCCCC"/>
+              <w:left w:val="single" w:sz="1" w:space="0" w:color="CCCCCC"/>
+              <w:bottom w:val="single" w:sz="1" w:space="0" w:color="CCCCCC"/>
+              <w:right w:val="single" w:sz="1" w:space="0" w:color="CCCCCC"/>
+            </w:tcBorders>
+            <w:shd w:val="clear" w:color="auto" w:fill="2E75B6"/>
+            <w:tcMar>
+              <w:top w:w="80" w:type="dxa"/>
+              <w:left w:w="120" w:type="dxa"/>
+              <w:bottom w:w="80" w:type="dxa"/>
+              <w:right w:w="120" w:type="dxa"/>
+            </w:tcMar>
+          </w:tcPr>
+          <w:p>
+            <w:r>
+              <w:rPr>
+                <w:b/>
+                <w:bCs/>
+                <w:color w:val="FFFFFF"/>
+                <w:sz w:val="20"/>
+                <w:szCs w:val="20"/>
+              </w:rPr>
+              <w:t>Descripción</w:t>
+            </w:r>
+          </w:p>
+        </w:tc>
+      </w:tr>
+      <w:tr>
+        <w:tc>
+          <w:tcPr>
+            <w:tcW w:w="2500" w:type="dxa"/>
+            <w:tcBorders>
+              <w:top w:val="single" w:sz="1" w:space="0" w:color="CCCCCC"/>
+              <w:left w:val="single" w:sz="1" w:space="0" w:color="CCCCCC"/>
+              <w:bottom w:val="single" w:sz="1" w:space="0" w:color="CCCCCC"/>
+              <w:right w:val="single" w:sz="1" w:space="0" w:color="CCCCCC"/>
+            </w:tcBorders>
+            <w:shd w:val="clear" w:color="auto" w:fill="FFFFFF"/>
+            <w:tcMar>
+              <w:top w:w="80" w:type="dxa"/>
+              <w:left w:w="120" w:type="dxa"/>
+              <w:bottom w:w="80" w:type="dxa"/>
+              <w:right w:w="120" w:type="dxa"/>
+            </w:tcMar>
+          </w:tcPr>
+          <w:p>
+            <w:r>
+              <w:rPr>
+                <w:color w:val="000000"/>
+                <w:sz w:val="20"/>
+                <w:szCs w:val="20"/>
+              </w:rPr>
+              <w:t>Actor</w:t>
+            </w:r>
+          </w:p>
+        </w:tc>
+        <w:tc>
+          <w:tcPr>
+            <w:tcW w:w="6860" w:type="dxa"/>
+            <w:tcBorders>
+              <w:top w:val="single" w:sz="1" w:space="0" w:color="CCCCCC"/>
+              <w:left w:val="single" w:sz="1" w:space="0" w:color="CCCCCC"/>
+              <w:bottom w:val="single" w:sz="1" w:space="0" w:color="CCCCCC"/>
+              <w:right w:val="single" w:sz="1" w:space="0" w:color="CCCCCC"/>
+            </w:tcBorders>
+            <w:shd w:val="clear" w:color="auto" w:fill="FFFFFF"/>
+            <w:tcMar>
+              <w:top w:w="80" w:type="dxa"/>
+              <w:left w:w="120" w:type="dxa"/>
+              <w:bottom w:w="80" w:type="dxa"/>
+              <w:right w:w="120" w:type="dxa"/>
+            </w:tcMar>
+          </w:tcPr>
+          <w:p>
+            <w:r>
+              <w:rPr>
+                <w:color w:val="000000"/>
+                <w:sz w:val="20"/>
+                <w:szCs w:val="20"/>
+              </w:rPr>
+              <w:t>Admin</w:t>
+            </w:r>
+          </w:p>
+        </w:tc>
+      </w:tr>
+      <w:tr>
+        <w:tc>
+          <w:tcPr>
+            <w:tcW w:w="2500" w:type="dxa"/>
+            <w:tcBorders>
+              <w:top w:val="single" w:sz="1" w:space="0" w:color="CCCCCC"/>
+              <w:left w:val="single" w:sz="1" w:space="0" w:color="CCCCCC"/>
+              <w:bottom w:val="single" w:sz="1" w:space="0" w:color="CCCCCC"/>
+              <w:right w:val="single" w:sz="1" w:space="0" w:color="CCCCCC"/>
+            </w:tcBorders>
+            <w:shd w:val="clear" w:color="auto" w:fill="FFFFFF"/>
+            <w:tcMar>
+              <w:top w:w="80" w:type="dxa"/>
+              <w:left w:w="120" w:type="dxa"/>
+              <w:bottom w:w="80" w:type="dxa"/>
+              <w:right w:w="120" w:type="dxa"/>
+            </w:tcMar>
+          </w:tcPr>
+          <w:p>
+            <w:r>
+              <w:rPr>
+                <w:color w:val="000000"/>
+                <w:sz w:val="20"/>
+                <w:szCs w:val="20"/>
+              </w:rPr>
+              <w:t>Precondición</w:t>
+            </w:r>
+          </w:p>
+        </w:tc>
+        <w:tc>
+          <w:tcPr>
+            <w:tcW w:w="6860" w:type="dxa"/>
+            <w:tcBorders>
+              <w:top w:val="single" w:sz="1" w:space="0" w:color="CCCCCC"/>
+              <w:left w:val="single" w:sz="1" w:space="0" w:color="CCCCCC"/>
+              <w:bottom w:val="single" w:sz="1" w:space="0" w:color="CCCCCC"/>
+              <w:right w:val="single" w:sz="1" w:space="0" w:color="CCCCCC"/>
+            </w:tcBorders>
+            <w:shd w:val="clear" w:color="auto" w:fill="FFFFFF"/>
+            <w:tcMar>
+              <w:top w:w="80" w:type="dxa"/>
+              <w:left w:w="120" w:type="dxa"/>
+              <w:bottom w:w="80" w:type="dxa"/>
+              <w:right w:w="120" w:type="dxa"/>
+            </w:tcMar>
+          </w:tcPr>
+          <w:p>
+            <w:r>
+              <w:rPr>
+                <w:color w:val="000000"/>
+                <w:sz w:val="20"/>
+                <w:szCs w:val="20"/>
+              </w:rPr>
+              <w:t>El Admin debe estar autenticado.</w:t>
+            </w:r>
+          </w:p>
+        </w:tc>
+      </w:tr>
+      <w:tr>
+        <w:tc>
+          <w:tcPr>
+            <w:tcW w:w="2500" w:type="dxa"/>
+            <w:tcBorders>
+              <w:top w:val="single" w:sz="1" w:space="0" w:color="CCCCCC"/>
+              <w:left w:val="single" w:sz="1" w:space="0" w:color="CCCCCC"/>
+              <w:bottom w:val="single" w:sz="1" w:space="0" w:color="CCCCCC"/>
+              <w:right w:val="single" w:sz="1" w:space="0" w:color="CCCCCC"/>
+            </w:tcBorders>
+            <w:shd w:val="clear" w:color="auto" w:fill="FFFFFF"/>
+            <w:tcMar>
+              <w:top w:w="80" w:type="dxa"/>
+              <w:left w:w="120" w:type="dxa"/>
+              <w:bottom w:w="80" w:type="dxa"/>
+              <w:right w:w="120" w:type="dxa"/>
+            </w:tcMar>
+          </w:tcPr>
+          <w:p>
+            <w:r>
+              <w:rPr>
+                <w:color w:val="000000"/>
+                <w:sz w:val="20"/>
+                <w:szCs w:val="20"/>
+              </w:rPr>
+              <w:t>Flujo Principal</w:t>
+            </w:r>
+          </w:p>
+        </w:tc>
+        <w:tc>
+          <w:tcPr>
+            <w:tcW w:w="6860" w:type="dxa"/>
+            <w:tcBorders>
+              <w:top w:val="single" w:sz="1" w:space="0" w:color="CCCCCC"/>
+              <w:left w:val="single" w:sz="1" w:space="0" w:color="CCCCCC"/>
+              <w:bottom w:val="single" w:sz="1" w:space="0" w:color="CCCCCC"/>
+              <w:right w:val="single" w:sz="1" w:space="0" w:color="CCCCCC"/>
+            </w:tcBorders>
+            <w:shd w:val="clear" w:color="auto" w:fill="FFFFFF"/>
+            <w:tcMar>
+              <w:top w:w="80" w:type="dxa"/>
+              <w:left w:w="120" w:type="dxa"/>
+              <w:bottom w:w="80" w:type="dxa"/>
+              <w:right w:w="120" w:type="dxa"/>
+            </w:tcMar>
+          </w:tcPr>
+          <w:p>
+            <w:r>
+              <w:rPr>
+                <w:color w:val="000000"/>
+                <w:sz w:val="20"/>
+                <w:szCs w:val="20"/>
+              </w:rPr>
+              <w:t xml:space="preserve">1. El Admin realiza la </w:t>
+            </w:r>
+            <w:r>
+              <w:rPr>
+                <w:color w:val="000000"/>
+                <w:sz w:val="20"/>
+                <w:szCs w:val="20"/>
+              </w:rPr>
+              <w:t>petición</w:t>
+            </w:r>
+            <w:r>
+              <w:rPr>
+                <w:color w:val="000000"/>
+                <w:sz w:val="20"/>
+                <w:szCs w:val="20"/>
+              </w:rPr>
+              <w:t>. 2. El sistema consulta los productos con mayor cantidad de unidades vendidas. 3. El sistema retorna el ranking.</w:t>
+            </w:r>
+          </w:p>
+        </w:tc>
+      </w:tr>
+      <w:tr>
+        <w:tc>
+          <w:tcPr>
+            <w:tcW w:w="2500" w:type="dxa"/>
+            <w:tcBorders>
+              <w:top w:val="single" w:sz="1" w:space="0" w:color="CCCCCC"/>
+              <w:left w:val="single" w:sz="1" w:space="0" w:color="CCCCCC"/>
+              <w:bottom w:val="single" w:sz="1" w:space="0" w:color="CCCCCC"/>
+              <w:right w:val="single" w:sz="1" w:space="0" w:color="CCCCCC"/>
+            </w:tcBorders>
+            <w:shd w:val="clear" w:color="auto" w:fill="FFFFFF"/>
+            <w:tcMar>
+              <w:top w:w="80" w:type="dxa"/>
+              <w:left w:w="120" w:type="dxa"/>
+              <w:bottom w:w="80" w:type="dxa"/>
+              <w:right w:w="120" w:type="dxa"/>
+            </w:tcMar>
+          </w:tcPr>
+          <w:p>
+            <w:r>
+              <w:rPr>
+                <w:color w:val="000000"/>
+                <w:sz w:val="20"/>
+                <w:szCs w:val="20"/>
+              </w:rPr>
+              <w:t>Flujo Alternativo</w:t>
+            </w:r>
+          </w:p>
+        </w:tc>
+        <w:tc>
+          <w:tcPr>
+            <w:tcW w:w="6860" w:type="dxa"/>
+            <w:tcBorders>
+              <w:top w:val="single" w:sz="1" w:space="0" w:color="CCCCCC"/>
+              <w:left w:val="single" w:sz="1" w:space="0" w:color="CCCCCC"/>
+              <w:bottom w:val="single" w:sz="1" w:space="0" w:color="CCCCCC"/>
+              <w:right w:val="single" w:sz="1" w:space="0" w:color="CCCCCC"/>
+            </w:tcBorders>
+            <w:shd w:val="clear" w:color="auto" w:fill="FFFFFF"/>
+            <w:tcMar>
+              <w:top w:w="80" w:type="dxa"/>
+              <w:left w:w="120" w:type="dxa"/>
+              <w:bottom w:w="80" w:type="dxa"/>
+              <w:right w:w="120" w:type="dxa"/>
+            </w:tcMar>
+          </w:tcPr>
+          <w:p>
+            <w:r>
+              <w:rPr>
+                <w:color w:val="000000"/>
+                <w:sz w:val="20"/>
+                <w:szCs w:val="20"/>
+              </w:rPr>
+              <w:t xml:space="preserve">Si no hay ventas retorna lista </w:t>
+            </w:r>
+            <w:r>
+              <w:rPr>
+                <w:color w:val="000000"/>
+                <w:sz w:val="20"/>
+                <w:szCs w:val="20"/>
+              </w:rPr>
+              <w:t>vacía</w:t>
+            </w:r>
+            <w:r>
+              <w:rPr>
+                <w:color w:val="000000"/>
+                <w:sz w:val="20"/>
+                <w:szCs w:val="20"/>
+              </w:rPr>
+              <w:t>.</w:t>
+            </w:r>
+          </w:p>
+        </w:tc>
+      </w:tr>
+      <w:tr>
+        <w:tc>
+          <w:tcPr>
+            <w:tcW w:w="2500" w:type="dxa"/>
+            <w:tcBorders>
+              <w:top w:val="single" w:sz="1" w:space="0" w:color="CCCCCC"/>
+              <w:left w:val="single" w:sz="1" w:space="0" w:color="CCCCCC"/>
+              <w:bottom w:val="single" w:sz="1" w:space="0" w:color="CCCCCC"/>
+              <w:right w:val="single" w:sz="1" w:space="0" w:color="CCCCCC"/>
+            </w:tcBorders>
+            <w:shd w:val="clear" w:color="auto" w:fill="FFFFFF"/>
+            <w:tcMar>
+              <w:top w:w="80" w:type="dxa"/>
+              <w:left w:w="120" w:type="dxa"/>
+              <w:bottom w:w="80" w:type="dxa"/>
+              <w:right w:w="120" w:type="dxa"/>
+            </w:tcMar>
+          </w:tcPr>
+          <w:p>
+            <w:r>
+              <w:rPr>
+                <w:color w:val="000000"/>
+                <w:sz w:val="20"/>
+                <w:szCs w:val="20"/>
+              </w:rPr>
+              <w:t>Postcondición</w:t>
+            </w:r>
+          </w:p>
+        </w:tc>
+        <w:tc>
+          <w:tcPr>
+            <w:tcW w:w="6860" w:type="dxa"/>
+            <w:tcBorders>
+              <w:top w:val="single" w:sz="1" w:space="0" w:color="CCCCCC"/>
+              <w:left w:val="single" w:sz="1" w:space="0" w:color="CCCCCC"/>
+              <w:bottom w:val="single" w:sz="1" w:space="0" w:color="CCCCCC"/>
+              <w:right w:val="single" w:sz="1" w:space="0" w:color="CCCCCC"/>
+            </w:tcBorders>
+            <w:shd w:val="clear" w:color="auto" w:fill="FFFFFF"/>
+            <w:tcMar>
+              <w:top w:w="80" w:type="dxa"/>
+              <w:left w:w="120" w:type="dxa"/>
+              <w:bottom w:w="80" w:type="dxa"/>
+              <w:right w:w="120" w:type="dxa"/>
+            </w:tcMar>
+          </w:tcPr>
+          <w:p>
+            <w:r>
+              <w:rPr>
+                <w:color w:val="000000"/>
+                <w:sz w:val="20"/>
+                <w:szCs w:val="20"/>
+              </w:rPr>
+              <w:t xml:space="preserve">El Admin visualiza el ranking de productos </w:t>
+            </w:r>
+            <w:proofErr w:type="spellStart"/>
+            <w:r>
+              <w:rPr>
+                <w:color w:val="000000"/>
+                <w:sz w:val="20"/>
+                <w:szCs w:val="20"/>
+              </w:rPr>
+              <w:t>mas</w:t>
+            </w:r>
+            <w:proofErr w:type="spellEnd"/>
+            <w:r>
+              <w:rPr>
+                <w:color w:val="000000"/>
+                <w:sz w:val="20"/>
+                <w:szCs w:val="20"/>
+              </w:rPr>
+              <w:t xml:space="preserve"> vendidos.</w:t>
+            </w:r>
+          </w:p>
+        </w:tc>
+      </w:tr>
+    </w:tbl>
+    <w:p>
+      <w:pPr>
+        <w:spacing w:before="150"/>
+      </w:pPr>
+    </w:p>
+    <w:p>
+      <w:r>
+        <w:br w:type="page"/>
+      </w:r>
+    </w:p>
+    <w:p>
+      <w:pPr>
+        <w:spacing w:before="100" w:after="100"/>
+      </w:pPr>
+      <w:r>
+        <w:lastRenderedPageBreak/>
+        <w:t>CU-</w:t>
+      </w:r>
+      <w:r>
+        <w:t>XX</w:t>
+      </w:r>
+      <w:r>
+        <w:t>: Reporte de Ventas por Vendedor</w:t>
+      </w:r>
+      <w:r>
+        <w:t xml:space="preserve"> </w:t>
+      </w:r>
+      <w:r>
+        <w:rPr>
+          <w:color w:val="000000"/>
+          <w:sz w:val="20"/>
+          <w:szCs w:val="20"/>
+          <w:highlight w:val="yellow"/>
+        </w:rPr>
+        <w:t>Pendiente</w:t>
+      </w:r>
+    </w:p>
+    <w:tbl>
+      <w:tblPr>
+        <w:tblW w:w="9360" w:type="dxa"/>
+        <w:tblBorders>
+          <w:top w:val="single" w:sz="4" w:space="0" w:color="auto"/>
+          <w:left w:val="single" w:sz="4" w:space="0" w:color="auto"/>
+          <w:bottom w:val="single" w:sz="4" w:space="0" w:color="auto"/>
+          <w:right w:val="single" w:sz="4" w:space="0" w:color="auto"/>
+          <w:insideH w:val="single" w:sz="4" w:space="0" w:color="auto"/>
+          <w:insideV w:val="single" w:sz="4" w:space="0" w:color="auto"/>
+        </w:tblBorders>
+        <w:tblCellMar>
+          <w:left w:w="10" w:type="dxa"/>
+          <w:right w:w="10" w:type="dxa"/>
+        </w:tblCellMar>
+        <w:tblLook w:val="04A0" w:firstRow="1" w:lastRow="0" w:firstColumn="1" w:lastColumn="0" w:noHBand="0" w:noVBand="1"/>
+      </w:tblPr>
+      <w:tblGrid>
+        <w:gridCol w:w="2500"/>
+        <w:gridCol w:w="6860"/>
+      </w:tblGrid>
+      <w:tr>
+        <w:trPr>
+          <w:tblHeader/>
+        </w:trPr>
+        <w:tc>
+          <w:tcPr>
+            <w:tcW w:w="2500" w:type="dxa"/>
+            <w:tcBorders>
+              <w:top w:val="single" w:sz="1" w:space="0" w:color="CCCCCC"/>
+              <w:left w:val="single" w:sz="1" w:space="0" w:color="CCCCCC"/>
+              <w:bottom w:val="single" w:sz="1" w:space="0" w:color="CCCCCC"/>
+              <w:right w:val="single" w:sz="1" w:space="0" w:color="CCCCCC"/>
+            </w:tcBorders>
+            <w:shd w:val="clear" w:color="auto" w:fill="2E75B6"/>
+            <w:tcMar>
+              <w:top w:w="80" w:type="dxa"/>
+              <w:left w:w="120" w:type="dxa"/>
+              <w:bottom w:w="80" w:type="dxa"/>
+              <w:right w:w="120" w:type="dxa"/>
+            </w:tcMar>
+          </w:tcPr>
+          <w:p>
+            <w:r>
+              <w:rPr>
+                <w:b/>
+                <w:bCs/>
+                <w:color w:val="FFFFFF"/>
+                <w:sz w:val="20"/>
+                <w:szCs w:val="20"/>
+              </w:rPr>
+              <w:t>Campo</w:t>
+            </w:r>
+          </w:p>
+        </w:tc>
+        <w:tc>
+          <w:tcPr>
+            <w:tcW w:w="6860" w:type="dxa"/>
+            <w:tcBorders>
+              <w:top w:val="single" w:sz="1" w:space="0" w:color="CCCCCC"/>
+              <w:left w:val="single" w:sz="1" w:space="0" w:color="CCCCCC"/>
+              <w:bottom w:val="single" w:sz="1" w:space="0" w:color="CCCCCC"/>
+              <w:right w:val="single" w:sz="1" w:space="0" w:color="CCCCCC"/>
+            </w:tcBorders>
+            <w:shd w:val="clear" w:color="auto" w:fill="2E75B6"/>
+            <w:tcMar>
+              <w:top w:w="80" w:type="dxa"/>
+              <w:left w:w="120" w:type="dxa"/>
+              <w:bottom w:w="80" w:type="dxa"/>
+              <w:right w:w="120" w:type="dxa"/>
+            </w:tcMar>
+          </w:tcPr>
+          <w:p>
+            <w:r>
+              <w:rPr>
+                <w:b/>
+                <w:bCs/>
+                <w:color w:val="FFFFFF"/>
+                <w:sz w:val="20"/>
+                <w:szCs w:val="20"/>
+              </w:rPr>
+              <w:t>Descripción</w:t>
+            </w:r>
+          </w:p>
+        </w:tc>
+      </w:tr>
+      <w:tr>
+        <w:tc>
+          <w:tcPr>
+            <w:tcW w:w="2500" w:type="dxa"/>
+            <w:tcBorders>
+              <w:top w:val="single" w:sz="1" w:space="0" w:color="CCCCCC"/>
+              <w:left w:val="single" w:sz="1" w:space="0" w:color="CCCCCC"/>
+              <w:bottom w:val="single" w:sz="1" w:space="0" w:color="CCCCCC"/>
+              <w:right w:val="single" w:sz="1" w:space="0" w:color="CCCCCC"/>
+            </w:tcBorders>
+            <w:shd w:val="clear" w:color="auto" w:fill="FFFFFF"/>
+            <w:tcMar>
+              <w:top w:w="80" w:type="dxa"/>
+              <w:left w:w="120" w:type="dxa"/>
+              <w:bottom w:w="80" w:type="dxa"/>
+              <w:right w:w="120" w:type="dxa"/>
+            </w:tcMar>
+          </w:tcPr>
+          <w:p>
+            <w:r>
+              <w:rPr>
+                <w:color w:val="000000"/>
+                <w:sz w:val="20"/>
+                <w:szCs w:val="20"/>
+              </w:rPr>
+              <w:t>Actor</w:t>
+            </w:r>
+          </w:p>
+        </w:tc>
+        <w:tc>
+          <w:tcPr>
+            <w:tcW w:w="6860" w:type="dxa"/>
+            <w:tcBorders>
+              <w:top w:val="single" w:sz="1" w:space="0" w:color="CCCCCC"/>
+              <w:left w:val="single" w:sz="1" w:space="0" w:color="CCCCCC"/>
+              <w:bottom w:val="single" w:sz="1" w:space="0" w:color="CCCCCC"/>
+              <w:right w:val="single" w:sz="1" w:space="0" w:color="CCCCCC"/>
+            </w:tcBorders>
+            <w:shd w:val="clear" w:color="auto" w:fill="FFFFFF"/>
+            <w:tcMar>
+              <w:top w:w="80" w:type="dxa"/>
+              <w:left w:w="120" w:type="dxa"/>
+              <w:bottom w:w="80" w:type="dxa"/>
+              <w:right w:w="120" w:type="dxa"/>
+            </w:tcMar>
+          </w:tcPr>
+          <w:p>
+            <w:r>
+              <w:rPr>
+                <w:color w:val="000000"/>
+                <w:sz w:val="20"/>
+                <w:szCs w:val="20"/>
+              </w:rPr>
+              <w:t>Admin</w:t>
+            </w:r>
+          </w:p>
+        </w:tc>
+      </w:tr>
+      <w:tr>
+        <w:tc>
+          <w:tcPr>
+            <w:tcW w:w="2500" w:type="dxa"/>
+            <w:tcBorders>
+              <w:top w:val="single" w:sz="1" w:space="0" w:color="CCCCCC"/>
+              <w:left w:val="single" w:sz="1" w:space="0" w:color="CCCCCC"/>
+              <w:bottom w:val="single" w:sz="1" w:space="0" w:color="CCCCCC"/>
+              <w:right w:val="single" w:sz="1" w:space="0" w:color="CCCCCC"/>
+            </w:tcBorders>
+            <w:shd w:val="clear" w:color="auto" w:fill="FFFFFF"/>
+            <w:tcMar>
+              <w:top w:w="80" w:type="dxa"/>
+              <w:left w:w="120" w:type="dxa"/>
+              <w:bottom w:w="80" w:type="dxa"/>
+              <w:right w:w="120" w:type="dxa"/>
+            </w:tcMar>
+          </w:tcPr>
+          <w:p>
+            <w:r>
+              <w:rPr>
+                <w:color w:val="000000"/>
+                <w:sz w:val="20"/>
+                <w:szCs w:val="20"/>
+              </w:rPr>
+              <w:t>Precondición</w:t>
+            </w:r>
+          </w:p>
+        </w:tc>
+        <w:tc>
+          <w:tcPr>
+            <w:tcW w:w="6860" w:type="dxa"/>
+            <w:tcBorders>
+              <w:top w:val="single" w:sz="1" w:space="0" w:color="CCCCCC"/>
+              <w:left w:val="single" w:sz="1" w:space="0" w:color="CCCCCC"/>
+              <w:bottom w:val="single" w:sz="1" w:space="0" w:color="CCCCCC"/>
+              <w:right w:val="single" w:sz="1" w:space="0" w:color="CCCCCC"/>
+            </w:tcBorders>
+            <w:shd w:val="clear" w:color="auto" w:fill="FFFFFF"/>
+            <w:tcMar>
+              <w:top w:w="80" w:type="dxa"/>
+              <w:left w:w="120" w:type="dxa"/>
+              <w:bottom w:w="80" w:type="dxa"/>
+              <w:right w:w="120" w:type="dxa"/>
+            </w:tcMar>
+          </w:tcPr>
+          <w:p>
+            <w:r>
+              <w:rPr>
+                <w:color w:val="000000"/>
+                <w:sz w:val="20"/>
+                <w:szCs w:val="20"/>
+              </w:rPr>
+              <w:t>El Admin debe estar autenticado.</w:t>
+            </w:r>
+          </w:p>
+        </w:tc>
+      </w:tr>
+      <w:tr>
+        <w:tc>
+          <w:tcPr>
+            <w:tcW w:w="2500" w:type="dxa"/>
+            <w:tcBorders>
+              <w:top w:val="single" w:sz="1" w:space="0" w:color="CCCCCC"/>
+              <w:left w:val="single" w:sz="1" w:space="0" w:color="CCCCCC"/>
+              <w:bottom w:val="single" w:sz="1" w:space="0" w:color="CCCCCC"/>
+              <w:right w:val="single" w:sz="1" w:space="0" w:color="CCCCCC"/>
+            </w:tcBorders>
+            <w:shd w:val="clear" w:color="auto" w:fill="FFFFFF"/>
+            <w:tcMar>
+              <w:top w:w="80" w:type="dxa"/>
+              <w:left w:w="120" w:type="dxa"/>
+              <w:bottom w:w="80" w:type="dxa"/>
+              <w:right w:w="120" w:type="dxa"/>
+            </w:tcMar>
+          </w:tcPr>
+          <w:p>
+            <w:r>
+              <w:rPr>
+                <w:color w:val="000000"/>
+                <w:sz w:val="20"/>
+                <w:szCs w:val="20"/>
+              </w:rPr>
+              <w:t>Flujo Principal</w:t>
+            </w:r>
+          </w:p>
+        </w:tc>
+        <w:tc>
+          <w:tcPr>
+            <w:tcW w:w="6860" w:type="dxa"/>
+            <w:tcBorders>
+              <w:top w:val="single" w:sz="1" w:space="0" w:color="CCCCCC"/>
+              <w:left w:val="single" w:sz="1" w:space="0" w:color="CCCCCC"/>
+              <w:bottom w:val="single" w:sz="1" w:space="0" w:color="CCCCCC"/>
+              <w:right w:val="single" w:sz="1" w:space="0" w:color="CCCCCC"/>
+            </w:tcBorders>
+            <w:shd w:val="clear" w:color="auto" w:fill="FFFFFF"/>
+            <w:tcMar>
+              <w:top w:w="80" w:type="dxa"/>
+              <w:left w:w="120" w:type="dxa"/>
+              <w:bottom w:w="80" w:type="dxa"/>
+              <w:right w:w="120" w:type="dxa"/>
+            </w:tcMar>
+          </w:tcPr>
+          <w:p>
+            <w:r>
+              <w:rPr>
+                <w:color w:val="000000"/>
+                <w:sz w:val="20"/>
+                <w:szCs w:val="20"/>
+              </w:rPr>
+              <w:t xml:space="preserve">1. El Admin realiza la </w:t>
+            </w:r>
+            <w:r>
+              <w:rPr>
+                <w:color w:val="000000"/>
+                <w:sz w:val="20"/>
+                <w:szCs w:val="20"/>
+              </w:rPr>
+              <w:t>petición</w:t>
+            </w:r>
+            <w:r>
+              <w:rPr>
+                <w:color w:val="000000"/>
+                <w:sz w:val="20"/>
+                <w:szCs w:val="20"/>
+              </w:rPr>
+              <w:t>. 2. El sistema agrupa las ventas por vendedor. 3. El sistema retorna el total de ventas e ingresos por vendedor.</w:t>
+            </w:r>
+          </w:p>
+        </w:tc>
+      </w:tr>
+      <w:tr>
+        <w:tc>
+          <w:tcPr>
+            <w:tcW w:w="2500" w:type="dxa"/>
+            <w:tcBorders>
+              <w:top w:val="single" w:sz="1" w:space="0" w:color="CCCCCC"/>
+              <w:left w:val="single" w:sz="1" w:space="0" w:color="CCCCCC"/>
+              <w:bottom w:val="single" w:sz="1" w:space="0" w:color="CCCCCC"/>
+              <w:right w:val="single" w:sz="1" w:space="0" w:color="CCCCCC"/>
+            </w:tcBorders>
+            <w:shd w:val="clear" w:color="auto" w:fill="FFFFFF"/>
+            <w:tcMar>
+              <w:top w:w="80" w:type="dxa"/>
+              <w:left w:w="120" w:type="dxa"/>
+              <w:bottom w:w="80" w:type="dxa"/>
+              <w:right w:w="120" w:type="dxa"/>
+            </w:tcMar>
+          </w:tcPr>
+          <w:p>
+            <w:r>
+              <w:rPr>
+                <w:color w:val="000000"/>
+                <w:sz w:val="20"/>
+                <w:szCs w:val="20"/>
+              </w:rPr>
+              <w:t>Flujo Alternativo</w:t>
+            </w:r>
+          </w:p>
+        </w:tc>
+        <w:tc>
+          <w:tcPr>
+            <w:tcW w:w="6860" w:type="dxa"/>
+            <w:tcBorders>
+              <w:top w:val="single" w:sz="1" w:space="0" w:color="CCCCCC"/>
+              <w:left w:val="single" w:sz="1" w:space="0" w:color="CCCCCC"/>
+              <w:bottom w:val="single" w:sz="1" w:space="0" w:color="CCCCCC"/>
+              <w:right w:val="single" w:sz="1" w:space="0" w:color="CCCCCC"/>
+            </w:tcBorders>
+            <w:shd w:val="clear" w:color="auto" w:fill="FFFFFF"/>
+            <w:tcMar>
+              <w:top w:w="80" w:type="dxa"/>
+              <w:left w:w="120" w:type="dxa"/>
+              <w:bottom w:w="80" w:type="dxa"/>
+              <w:right w:w="120" w:type="dxa"/>
+            </w:tcMar>
+          </w:tcPr>
+          <w:p>
+            <w:r>
+              <w:rPr>
+                <w:color w:val="000000"/>
+                <w:sz w:val="20"/>
+                <w:szCs w:val="20"/>
+              </w:rPr>
+              <w:t xml:space="preserve">Si no hay ventas retorna lista </w:t>
+            </w:r>
+            <w:r>
+              <w:rPr>
+                <w:color w:val="000000"/>
+                <w:sz w:val="20"/>
+                <w:szCs w:val="20"/>
+              </w:rPr>
+              <w:t>vacía</w:t>
+            </w:r>
+            <w:r>
+              <w:rPr>
+                <w:color w:val="000000"/>
+                <w:sz w:val="20"/>
+                <w:szCs w:val="20"/>
+              </w:rPr>
+              <w:t>.</w:t>
+            </w:r>
+          </w:p>
+        </w:tc>
+      </w:tr>
+      <w:tr>
+        <w:tc>
+          <w:tcPr>
+            <w:tcW w:w="2500" w:type="dxa"/>
+            <w:tcBorders>
+              <w:top w:val="single" w:sz="1" w:space="0" w:color="CCCCCC"/>
+              <w:left w:val="single" w:sz="1" w:space="0" w:color="CCCCCC"/>
+              <w:bottom w:val="single" w:sz="1" w:space="0" w:color="CCCCCC"/>
+              <w:right w:val="single" w:sz="1" w:space="0" w:color="CCCCCC"/>
+            </w:tcBorders>
+            <w:shd w:val="clear" w:color="auto" w:fill="FFFFFF"/>
+            <w:tcMar>
+              <w:top w:w="80" w:type="dxa"/>
+              <w:left w:w="120" w:type="dxa"/>
+              <w:bottom w:w="80" w:type="dxa"/>
+              <w:right w:w="120" w:type="dxa"/>
+            </w:tcMar>
+          </w:tcPr>
+          <w:p>
+            <w:r>
+              <w:rPr>
+                <w:color w:val="000000"/>
+                <w:sz w:val="20"/>
+                <w:szCs w:val="20"/>
+              </w:rPr>
+              <w:t>Postcondición</w:t>
+            </w:r>
+          </w:p>
+        </w:tc>
+        <w:tc>
+          <w:tcPr>
+            <w:tcW w:w="6860" w:type="dxa"/>
+            <w:tcBorders>
+              <w:top w:val="single" w:sz="1" w:space="0" w:color="CCCCCC"/>
+              <w:left w:val="single" w:sz="1" w:space="0" w:color="CCCCCC"/>
+              <w:bottom w:val="single" w:sz="1" w:space="0" w:color="CCCCCC"/>
+              <w:right w:val="single" w:sz="1" w:space="0" w:color="CCCCCC"/>
+            </w:tcBorders>
+            <w:shd w:val="clear" w:color="auto" w:fill="FFFFFF"/>
+            <w:tcMar>
+              <w:top w:w="80" w:type="dxa"/>
+              <w:left w:w="120" w:type="dxa"/>
+              <w:bottom w:w="80" w:type="dxa"/>
+              <w:right w:w="120" w:type="dxa"/>
+            </w:tcMar>
+          </w:tcPr>
+          <w:p>
+            <w:r>
+              <w:rPr>
+                <w:color w:val="000000"/>
+                <w:sz w:val="20"/>
+                <w:szCs w:val="20"/>
+              </w:rPr>
+              <w:t xml:space="preserve">El Admin visualiza el </w:t>
+            </w:r>
+            <w:r>
+              <w:rPr>
+                <w:color w:val="000000"/>
+                <w:sz w:val="20"/>
+                <w:szCs w:val="20"/>
+              </w:rPr>
+              <w:t>desempeño</w:t>
+            </w:r>
+            <w:r>
+              <w:rPr>
+                <w:color w:val="000000"/>
+                <w:sz w:val="20"/>
+                <w:szCs w:val="20"/>
+              </w:rPr>
+              <w:t xml:space="preserve"> de cada vendedor.</w:t>
+            </w:r>
+          </w:p>
+        </w:tc>
+      </w:tr>
+    </w:tbl>
+    <w:p>
+      <w:pPr>
+        <w:spacing w:before="150"/>
+      </w:pPr>
+    </w:p>
+    <w:p>
+      <w:pPr>
+        <w:spacing w:before="100" w:after="100"/>
+      </w:pPr>
+      <w:r>
+        <w:t>CU-</w:t>
+      </w:r>
+      <w:r>
+        <w:t>XX</w:t>
+      </w:r>
+      <w:r>
+        <w:t xml:space="preserve">: Reporte de Ingresos por </w:t>
+      </w:r>
+      <w:r>
+        <w:t>Método</w:t>
+      </w:r>
+      <w:r>
+        <w:t xml:space="preserve"> de Pag</w:t>
+      </w:r>
+      <w:r>
+        <w:t xml:space="preserve">o </w:t>
+      </w:r>
+      <w:r>
+        <w:rPr>
+          <w:color w:val="000000"/>
+          <w:sz w:val="20"/>
+          <w:szCs w:val="20"/>
+          <w:highlight w:val="yellow"/>
+        </w:rPr>
+        <w:t>Pendiente</w:t>
+      </w:r>
+    </w:p>
+    <w:tbl>
+      <w:tblPr>
+        <w:tblW w:w="9360" w:type="dxa"/>
+        <w:tblBorders>
+          <w:top w:val="single" w:sz="4" w:space="0" w:color="auto"/>
+          <w:left w:val="single" w:sz="4" w:space="0" w:color="auto"/>
+          <w:bottom w:val="single" w:sz="4" w:space="0" w:color="auto"/>
+          <w:right w:val="single" w:sz="4" w:space="0" w:color="auto"/>
+          <w:insideH w:val="single" w:sz="4" w:space="0" w:color="auto"/>
+          <w:insideV w:val="single" w:sz="4" w:space="0" w:color="auto"/>
+        </w:tblBorders>
+        <w:tblCellMar>
+          <w:left w:w="10" w:type="dxa"/>
+          <w:right w:w="10" w:type="dxa"/>
+        </w:tblCellMar>
+        <w:tblLook w:val="04A0" w:firstRow="1" w:lastRow="0" w:firstColumn="1" w:lastColumn="0" w:noHBand="0" w:noVBand="1"/>
+      </w:tblPr>
+      <w:tblGrid>
+        <w:gridCol w:w="2500"/>
+        <w:gridCol w:w="6860"/>
+      </w:tblGrid>
+      <w:tr>
+        <w:trPr>
+          <w:tblHeader/>
+        </w:trPr>
+        <w:tc>
+          <w:tcPr>
+            <w:tcW w:w="2500" w:type="dxa"/>
+            <w:tcBorders>
+              <w:top w:val="single" w:sz="1" w:space="0" w:color="CCCCCC"/>
+              <w:left w:val="single" w:sz="1" w:space="0" w:color="CCCCCC"/>
+              <w:bottom w:val="single" w:sz="1" w:space="0" w:color="CCCCCC"/>
+              <w:right w:val="single" w:sz="1" w:space="0" w:color="CCCCCC"/>
+            </w:tcBorders>
+            <w:shd w:val="clear" w:color="auto" w:fill="2E75B6"/>
+            <w:tcMar>
+              <w:top w:w="80" w:type="dxa"/>
+              <w:left w:w="120" w:type="dxa"/>
+              <w:bottom w:w="80" w:type="dxa"/>
+              <w:right w:w="120" w:type="dxa"/>
+            </w:tcMar>
+          </w:tcPr>
+          <w:p>
+            <w:r>
+              <w:rPr>
+                <w:b/>
+                <w:bCs/>
+                <w:color w:val="FFFFFF"/>
+                <w:sz w:val="20"/>
+                <w:szCs w:val="20"/>
+              </w:rPr>
+              <w:t>Campo</w:t>
+            </w:r>
+          </w:p>
+        </w:tc>
+        <w:tc>
+          <w:tcPr>
+            <w:tcW w:w="6860" w:type="dxa"/>
+            <w:tcBorders>
+              <w:top w:val="single" w:sz="1" w:space="0" w:color="CCCCCC"/>
+              <w:left w:val="single" w:sz="1" w:space="0" w:color="CCCCCC"/>
+              <w:bottom w:val="single" w:sz="1" w:space="0" w:color="CCCCCC"/>
+              <w:right w:val="single" w:sz="1" w:space="0" w:color="CCCCCC"/>
+            </w:tcBorders>
+            <w:shd w:val="clear" w:color="auto" w:fill="2E75B6"/>
+            <w:tcMar>
+              <w:top w:w="80" w:type="dxa"/>
+              <w:left w:w="120" w:type="dxa"/>
+              <w:bottom w:w="80" w:type="dxa"/>
+              <w:right w:w="120" w:type="dxa"/>
+            </w:tcMar>
+          </w:tcPr>
+          <w:p>
+            <w:r>
+              <w:rPr>
+                <w:b/>
+                <w:bCs/>
+                <w:color w:val="FFFFFF"/>
+                <w:sz w:val="20"/>
+                <w:szCs w:val="20"/>
+              </w:rPr>
+              <w:t>Descripción</w:t>
+            </w:r>
+          </w:p>
+        </w:tc>
+      </w:tr>
+      <w:tr>
+        <w:tc>
+          <w:tcPr>
+            <w:tcW w:w="2500" w:type="dxa"/>
+            <w:tcBorders>
+              <w:top w:val="single" w:sz="1" w:space="0" w:color="CCCCCC"/>
+              <w:left w:val="single" w:sz="1" w:space="0" w:color="CCCCCC"/>
+              <w:bottom w:val="single" w:sz="1" w:space="0" w:color="CCCCCC"/>
+              <w:right w:val="single" w:sz="1" w:space="0" w:color="CCCCCC"/>
+            </w:tcBorders>
+            <w:shd w:val="clear" w:color="auto" w:fill="FFFFFF"/>
+            <w:tcMar>
+              <w:top w:w="80" w:type="dxa"/>
+              <w:left w:w="120" w:type="dxa"/>
+              <w:bottom w:w="80" w:type="dxa"/>
+              <w:right w:w="120" w:type="dxa"/>
+            </w:tcMar>
+          </w:tcPr>
+          <w:p>
+            <w:r>
+              <w:rPr>
+                <w:color w:val="000000"/>
+                <w:sz w:val="20"/>
+                <w:szCs w:val="20"/>
+              </w:rPr>
+              <w:t>Actor</w:t>
+            </w:r>
+          </w:p>
+        </w:tc>
+        <w:tc>
+          <w:tcPr>
+            <w:tcW w:w="6860" w:type="dxa"/>
+            <w:tcBorders>
+              <w:top w:val="single" w:sz="1" w:space="0" w:color="CCCCCC"/>
+              <w:left w:val="single" w:sz="1" w:space="0" w:color="CCCCCC"/>
+              <w:bottom w:val="single" w:sz="1" w:space="0" w:color="CCCCCC"/>
+              <w:right w:val="single" w:sz="1" w:space="0" w:color="CCCCCC"/>
+            </w:tcBorders>
+            <w:shd w:val="clear" w:color="auto" w:fill="FFFFFF"/>
+            <w:tcMar>
+              <w:top w:w="80" w:type="dxa"/>
+              <w:left w:w="120" w:type="dxa"/>
+              <w:bottom w:w="80" w:type="dxa"/>
+              <w:right w:w="120" w:type="dxa"/>
+            </w:tcMar>
+          </w:tcPr>
+          <w:p>
+            <w:r>
+              <w:rPr>
+                <w:color w:val="000000"/>
+                <w:sz w:val="20"/>
+                <w:szCs w:val="20"/>
+              </w:rPr>
+              <w:t>Admin</w:t>
+            </w:r>
+          </w:p>
+        </w:tc>
+      </w:tr>
+      <w:tr>
+        <w:tc>
+          <w:tcPr>
+            <w:tcW w:w="2500" w:type="dxa"/>
+            <w:tcBorders>
+              <w:top w:val="single" w:sz="1" w:space="0" w:color="CCCCCC"/>
+              <w:left w:val="single" w:sz="1" w:space="0" w:color="CCCCCC"/>
+              <w:bottom w:val="single" w:sz="1" w:space="0" w:color="CCCCCC"/>
+              <w:right w:val="single" w:sz="1" w:space="0" w:color="CCCCCC"/>
+            </w:tcBorders>
+            <w:shd w:val="clear" w:color="auto" w:fill="FFFFFF"/>
+            <w:tcMar>
+              <w:top w:w="80" w:type="dxa"/>
+              <w:left w:w="120" w:type="dxa"/>
+              <w:bottom w:w="80" w:type="dxa"/>
+              <w:right w:w="120" w:type="dxa"/>
+            </w:tcMar>
+          </w:tcPr>
+          <w:p>
+            <w:r>
+              <w:rPr>
+                <w:color w:val="000000"/>
+                <w:sz w:val="20"/>
+                <w:szCs w:val="20"/>
+              </w:rPr>
+              <w:t>Precondición</w:t>
+            </w:r>
+          </w:p>
+        </w:tc>
+        <w:tc>
+          <w:tcPr>
+            <w:tcW w:w="6860" w:type="dxa"/>
+            <w:tcBorders>
+              <w:top w:val="single" w:sz="1" w:space="0" w:color="CCCCCC"/>
+              <w:left w:val="single" w:sz="1" w:space="0" w:color="CCCCCC"/>
+              <w:bottom w:val="single" w:sz="1" w:space="0" w:color="CCCCCC"/>
+              <w:right w:val="single" w:sz="1" w:space="0" w:color="CCCCCC"/>
+            </w:tcBorders>
+            <w:shd w:val="clear" w:color="auto" w:fill="FFFFFF"/>
+            <w:tcMar>
+              <w:top w:w="80" w:type="dxa"/>
+              <w:left w:w="120" w:type="dxa"/>
+              <w:bottom w:w="80" w:type="dxa"/>
+              <w:right w:w="120" w:type="dxa"/>
+            </w:tcMar>
+          </w:tcPr>
+          <w:p>
+            <w:r>
+              <w:rPr>
+                <w:color w:val="000000"/>
+                <w:sz w:val="20"/>
+                <w:szCs w:val="20"/>
+              </w:rPr>
+              <w:t>El Admin debe estar autenticado.</w:t>
+            </w:r>
+          </w:p>
+        </w:tc>
+      </w:tr>
+      <w:tr>
+        <w:tc>
+          <w:tcPr>
+            <w:tcW w:w="2500" w:type="dxa"/>
+            <w:tcBorders>
+              <w:top w:val="single" w:sz="1" w:space="0" w:color="CCCCCC"/>
+              <w:left w:val="single" w:sz="1" w:space="0" w:color="CCCCCC"/>
+              <w:bottom w:val="single" w:sz="1" w:space="0" w:color="CCCCCC"/>
+              <w:right w:val="single" w:sz="1" w:space="0" w:color="CCCCCC"/>
+            </w:tcBorders>
+            <w:shd w:val="clear" w:color="auto" w:fill="FFFFFF"/>
+            <w:tcMar>
+              <w:top w:w="80" w:type="dxa"/>
+              <w:left w:w="120" w:type="dxa"/>
+              <w:bottom w:w="80" w:type="dxa"/>
+              <w:right w:w="120" w:type="dxa"/>
+            </w:tcMar>
+          </w:tcPr>
+          <w:p>
+            <w:r>
+              <w:rPr>
+                <w:color w:val="000000"/>
+                <w:sz w:val="20"/>
+                <w:szCs w:val="20"/>
+              </w:rPr>
+              <w:t>Flujo Principal</w:t>
+            </w:r>
+          </w:p>
+        </w:tc>
+        <w:tc>
+          <w:tcPr>
+            <w:tcW w:w="6860" w:type="dxa"/>
+            <w:tcBorders>
+              <w:top w:val="single" w:sz="1" w:space="0" w:color="CCCCCC"/>
+              <w:left w:val="single" w:sz="1" w:space="0" w:color="CCCCCC"/>
+              <w:bottom w:val="single" w:sz="1" w:space="0" w:color="CCCCCC"/>
+              <w:right w:val="single" w:sz="1" w:space="0" w:color="CCCCCC"/>
+            </w:tcBorders>
+            <w:shd w:val="clear" w:color="auto" w:fill="FFFFFF"/>
+            <w:tcMar>
+              <w:top w:w="80" w:type="dxa"/>
+              <w:left w:w="120" w:type="dxa"/>
+              <w:bottom w:w="80" w:type="dxa"/>
+              <w:right w:w="120" w:type="dxa"/>
+            </w:tcMar>
+          </w:tcPr>
+          <w:p>
+            <w:r>
+              <w:rPr>
+                <w:color w:val="000000"/>
+                <w:sz w:val="20"/>
+                <w:szCs w:val="20"/>
+              </w:rPr>
+              <w:t xml:space="preserve">1. El Admin realiza la </w:t>
+            </w:r>
+            <w:r>
+              <w:rPr>
+                <w:color w:val="000000"/>
+                <w:sz w:val="20"/>
+                <w:szCs w:val="20"/>
+              </w:rPr>
+              <w:t>petición</w:t>
+            </w:r>
+            <w:r>
+              <w:rPr>
+                <w:color w:val="000000"/>
+                <w:sz w:val="20"/>
+                <w:szCs w:val="20"/>
+              </w:rPr>
+              <w:t xml:space="preserve">. 2. El sistema agrupa los ingresos por </w:t>
+            </w:r>
+            <w:r>
+              <w:rPr>
+                <w:color w:val="000000"/>
+                <w:sz w:val="20"/>
+                <w:szCs w:val="20"/>
+              </w:rPr>
+              <w:t>método</w:t>
+            </w:r>
+            <w:r>
+              <w:rPr>
+                <w:color w:val="000000"/>
+                <w:sz w:val="20"/>
+                <w:szCs w:val="20"/>
+              </w:rPr>
+              <w:t xml:space="preserve"> de pago. 3. El sistema retorna el total por Efectivo, Nequi y Daviplata.</w:t>
+            </w:r>
+          </w:p>
+        </w:tc>
+      </w:tr>
+      <w:tr>
+        <w:tc>
+          <w:tcPr>
+            <w:tcW w:w="2500" w:type="dxa"/>
+            <w:tcBorders>
+              <w:top w:val="single" w:sz="1" w:space="0" w:color="CCCCCC"/>
+              <w:left w:val="single" w:sz="1" w:space="0" w:color="CCCCCC"/>
+              <w:bottom w:val="single" w:sz="1" w:space="0" w:color="CCCCCC"/>
+              <w:right w:val="single" w:sz="1" w:space="0" w:color="CCCCCC"/>
+            </w:tcBorders>
+            <w:shd w:val="clear" w:color="auto" w:fill="FFFFFF"/>
+            <w:tcMar>
+              <w:top w:w="80" w:type="dxa"/>
+              <w:left w:w="120" w:type="dxa"/>
+              <w:bottom w:w="80" w:type="dxa"/>
+              <w:right w:w="120" w:type="dxa"/>
+            </w:tcMar>
+          </w:tcPr>
+          <w:p>
+            <w:r>
+              <w:rPr>
+                <w:color w:val="000000"/>
+                <w:sz w:val="20"/>
+                <w:szCs w:val="20"/>
+              </w:rPr>
+              <w:t>Flujo Alternativo</w:t>
+            </w:r>
+          </w:p>
+        </w:tc>
+        <w:tc>
+          <w:tcPr>
+            <w:tcW w:w="6860" w:type="dxa"/>
+            <w:tcBorders>
+              <w:top w:val="single" w:sz="1" w:space="0" w:color="CCCCCC"/>
+              <w:left w:val="single" w:sz="1" w:space="0" w:color="CCCCCC"/>
+              <w:bottom w:val="single" w:sz="1" w:space="0" w:color="CCCCCC"/>
+              <w:right w:val="single" w:sz="1" w:space="0" w:color="CCCCCC"/>
+            </w:tcBorders>
+            <w:shd w:val="clear" w:color="auto" w:fill="FFFFFF"/>
+            <w:tcMar>
+              <w:top w:w="80" w:type="dxa"/>
+              <w:left w:w="120" w:type="dxa"/>
+              <w:bottom w:w="80" w:type="dxa"/>
+              <w:right w:w="120" w:type="dxa"/>
+            </w:tcMar>
+          </w:tcPr>
+          <w:p>
+            <w:r>
+              <w:rPr>
+                <w:color w:val="000000"/>
+                <w:sz w:val="20"/>
+                <w:szCs w:val="20"/>
+              </w:rPr>
+              <w:t xml:space="preserve">Si no hay ventas retorna lista </w:t>
+            </w:r>
+            <w:r>
+              <w:rPr>
+                <w:color w:val="000000"/>
+                <w:sz w:val="20"/>
+                <w:szCs w:val="20"/>
+              </w:rPr>
+              <w:t>vacía</w:t>
+            </w:r>
+            <w:r>
+              <w:rPr>
+                <w:color w:val="000000"/>
+                <w:sz w:val="20"/>
+                <w:szCs w:val="20"/>
+              </w:rPr>
+              <w:t>.</w:t>
+            </w:r>
+          </w:p>
+        </w:tc>
+      </w:tr>
+      <w:tr>
+        <w:tc>
+          <w:tcPr>
+            <w:tcW w:w="2500" w:type="dxa"/>
+            <w:tcBorders>
+              <w:top w:val="single" w:sz="1" w:space="0" w:color="CCCCCC"/>
+              <w:left w:val="single" w:sz="1" w:space="0" w:color="CCCCCC"/>
+              <w:bottom w:val="single" w:sz="1" w:space="0" w:color="CCCCCC"/>
+              <w:right w:val="single" w:sz="1" w:space="0" w:color="CCCCCC"/>
+            </w:tcBorders>
+            <w:shd w:val="clear" w:color="auto" w:fill="FFFFFF"/>
+            <w:tcMar>
+              <w:top w:w="80" w:type="dxa"/>
+              <w:left w:w="120" w:type="dxa"/>
+              <w:bottom w:w="80" w:type="dxa"/>
+              <w:right w:w="120" w:type="dxa"/>
+            </w:tcMar>
+          </w:tcPr>
+          <w:p>
+            <w:r>
+              <w:rPr>
+                <w:color w:val="000000"/>
+                <w:sz w:val="20"/>
+                <w:szCs w:val="20"/>
+              </w:rPr>
+              <w:t>Postcondición</w:t>
+            </w:r>
+          </w:p>
+        </w:tc>
+        <w:tc>
+          <w:tcPr>
+            <w:tcW w:w="6860" w:type="dxa"/>
+            <w:tcBorders>
+              <w:top w:val="single" w:sz="1" w:space="0" w:color="CCCCCC"/>
+              <w:left w:val="single" w:sz="1" w:space="0" w:color="CCCCCC"/>
+              <w:bottom w:val="single" w:sz="1" w:space="0" w:color="CCCCCC"/>
+              <w:right w:val="single" w:sz="1" w:space="0" w:color="CCCCCC"/>
+            </w:tcBorders>
+            <w:shd w:val="clear" w:color="auto" w:fill="FFFFFF"/>
+            <w:tcMar>
+              <w:top w:w="80" w:type="dxa"/>
+              <w:left w:w="120" w:type="dxa"/>
+              <w:bottom w:w="80" w:type="dxa"/>
+              <w:right w:w="120" w:type="dxa"/>
+            </w:tcMar>
+          </w:tcPr>
+          <w:p>
+            <w:r>
+              <w:rPr>
+                <w:color w:val="000000"/>
+                <w:sz w:val="20"/>
+                <w:szCs w:val="20"/>
+              </w:rPr>
+              <w:t xml:space="preserve">El Admin visualiza los ingresos desglosados por </w:t>
+            </w:r>
+            <w:r>
+              <w:rPr>
+                <w:color w:val="000000"/>
+                <w:sz w:val="20"/>
+                <w:szCs w:val="20"/>
+              </w:rPr>
+              <w:t>método</w:t>
+            </w:r>
+            <w:r>
+              <w:rPr>
+                <w:color w:val="000000"/>
+                <w:sz w:val="20"/>
+                <w:szCs w:val="20"/>
+              </w:rPr>
+              <w:t xml:space="preserve"> de pago.</w:t>
+            </w:r>
+          </w:p>
+        </w:tc>
+      </w:tr>
+    </w:tbl>
+    <w:p>
+      <w:pPr>
+        <w:spacing w:before="150"/>
+      </w:pPr>
+    </w:p>
+    <w:p>
+      <w:pPr>
+        <w:spacing w:before="100" w:after="100"/>
+      </w:pPr>
+      <w:r>
+        <w:t>CU-</w:t>
+      </w:r>
+      <w:r>
+        <w:t>XX</w:t>
+      </w:r>
+      <w:r>
+        <w:t>: Reporte de Inventario Actual</w:t>
+      </w:r>
+      <w:r>
+        <w:t xml:space="preserve"> </w:t>
+      </w:r>
+      <w:r>
+        <w:rPr>
+          <w:color w:val="000000"/>
+          <w:sz w:val="20"/>
+          <w:szCs w:val="20"/>
+          <w:highlight w:val="yellow"/>
+        </w:rPr>
+        <w:t>Pendiente</w:t>
+      </w:r>
+    </w:p>
+    <w:tbl>
+      <w:tblPr>
+        <w:tblW w:w="9360" w:type="dxa"/>
+        <w:tblBorders>
+          <w:top w:val="single" w:sz="4" w:space="0" w:color="auto"/>
+          <w:left w:val="single" w:sz="4" w:space="0" w:color="auto"/>
+          <w:bottom w:val="single" w:sz="4" w:space="0" w:color="auto"/>
+          <w:right w:val="single" w:sz="4" w:space="0" w:color="auto"/>
+          <w:insideH w:val="single" w:sz="4" w:space="0" w:color="auto"/>
+          <w:insideV w:val="single" w:sz="4" w:space="0" w:color="auto"/>
+        </w:tblBorders>
+        <w:tblCellMar>
+          <w:left w:w="10" w:type="dxa"/>
+          <w:right w:w="10" w:type="dxa"/>
+        </w:tblCellMar>
+        <w:tblLook w:val="04A0" w:firstRow="1" w:lastRow="0" w:firstColumn="1" w:lastColumn="0" w:noHBand="0" w:noVBand="1"/>
+      </w:tblPr>
+      <w:tblGrid>
+        <w:gridCol w:w="2500"/>
+        <w:gridCol w:w="6860"/>
+      </w:tblGrid>
+      <w:tr>
+        <w:trPr>
+          <w:tblHeader/>
+        </w:trPr>
+        <w:tc>
+          <w:tcPr>
+            <w:tcW w:w="2500" w:type="dxa"/>
+            <w:tcBorders>
+              <w:top w:val="single" w:sz="1" w:space="0" w:color="CCCCCC"/>
+              <w:left w:val="single" w:sz="1" w:space="0" w:color="CCCCCC"/>
+              <w:bottom w:val="single" w:sz="1" w:space="0" w:color="CCCCCC"/>
+              <w:right w:val="single" w:sz="1" w:space="0" w:color="CCCCCC"/>
+            </w:tcBorders>
+            <w:shd w:val="clear" w:color="auto" w:fill="2E75B6"/>
+            <w:tcMar>
+              <w:top w:w="80" w:type="dxa"/>
+              <w:left w:w="120" w:type="dxa"/>
+              <w:bottom w:w="80" w:type="dxa"/>
+              <w:right w:w="120" w:type="dxa"/>
+            </w:tcMar>
+          </w:tcPr>
+          <w:p>
+            <w:r>
+              <w:rPr>
+                <w:b/>
+                <w:bCs/>
+                <w:color w:val="FFFFFF"/>
+                <w:sz w:val="20"/>
+                <w:szCs w:val="20"/>
+              </w:rPr>
+              <w:t>Campo</w:t>
+            </w:r>
+          </w:p>
+        </w:tc>
+        <w:tc>
+          <w:tcPr>
+            <w:tcW w:w="6860" w:type="dxa"/>
+            <w:tcBorders>
+              <w:top w:val="single" w:sz="1" w:space="0" w:color="CCCCCC"/>
+              <w:left w:val="single" w:sz="1" w:space="0" w:color="CCCCCC"/>
+              <w:bottom w:val="single" w:sz="1" w:space="0" w:color="CCCCCC"/>
+              <w:right w:val="single" w:sz="1" w:space="0" w:color="CCCCCC"/>
+            </w:tcBorders>
+            <w:shd w:val="clear" w:color="auto" w:fill="2E75B6"/>
+            <w:tcMar>
+              <w:top w:w="80" w:type="dxa"/>
+              <w:left w:w="120" w:type="dxa"/>
+              <w:bottom w:w="80" w:type="dxa"/>
+              <w:right w:w="120" w:type="dxa"/>
+            </w:tcMar>
+          </w:tcPr>
+          <w:p>
+            <w:r>
+              <w:rPr>
+                <w:b/>
+                <w:bCs/>
+                <w:color w:val="FFFFFF"/>
+                <w:sz w:val="20"/>
+                <w:szCs w:val="20"/>
+              </w:rPr>
+              <w:t>Descripción</w:t>
+            </w:r>
+          </w:p>
+        </w:tc>
+      </w:tr>
+      <w:tr>
+        <w:tc>
+          <w:tcPr>
+            <w:tcW w:w="2500" w:type="dxa"/>
+            <w:tcBorders>
+              <w:top w:val="single" w:sz="1" w:space="0" w:color="CCCCCC"/>
+              <w:left w:val="single" w:sz="1" w:space="0" w:color="CCCCCC"/>
+              <w:bottom w:val="single" w:sz="1" w:space="0" w:color="CCCCCC"/>
+              <w:right w:val="single" w:sz="1" w:space="0" w:color="CCCCCC"/>
+            </w:tcBorders>
+            <w:shd w:val="clear" w:color="auto" w:fill="FFFFFF"/>
+            <w:tcMar>
+              <w:top w:w="80" w:type="dxa"/>
+              <w:left w:w="120" w:type="dxa"/>
+              <w:bottom w:w="80" w:type="dxa"/>
+              <w:right w:w="120" w:type="dxa"/>
+            </w:tcMar>
+          </w:tcPr>
+          <w:p>
+            <w:r>
+              <w:rPr>
+                <w:color w:val="000000"/>
+                <w:sz w:val="20"/>
+                <w:szCs w:val="20"/>
+              </w:rPr>
+              <w:t>Actor</w:t>
+            </w:r>
+          </w:p>
+        </w:tc>
+        <w:tc>
+          <w:tcPr>
+            <w:tcW w:w="6860" w:type="dxa"/>
+            <w:tcBorders>
+              <w:top w:val="single" w:sz="1" w:space="0" w:color="CCCCCC"/>
+              <w:left w:val="single" w:sz="1" w:space="0" w:color="CCCCCC"/>
+              <w:bottom w:val="single" w:sz="1" w:space="0" w:color="CCCCCC"/>
+              <w:right w:val="single" w:sz="1" w:space="0" w:color="CCCCCC"/>
+            </w:tcBorders>
+            <w:shd w:val="clear" w:color="auto" w:fill="FFFFFF"/>
+            <w:tcMar>
+              <w:top w:w="80" w:type="dxa"/>
+              <w:left w:w="120" w:type="dxa"/>
+              <w:bottom w:w="80" w:type="dxa"/>
+              <w:right w:w="120" w:type="dxa"/>
+            </w:tcMar>
+          </w:tcPr>
+          <w:p>
+            <w:r>
+              <w:rPr>
+                <w:color w:val="000000"/>
+                <w:sz w:val="20"/>
+                <w:szCs w:val="20"/>
+              </w:rPr>
+              <w:t>Admin</w:t>
+            </w:r>
+          </w:p>
+        </w:tc>
+      </w:tr>
+      <w:tr>
+        <w:tc>
+          <w:tcPr>
+            <w:tcW w:w="2500" w:type="dxa"/>
+            <w:tcBorders>
+              <w:top w:val="single" w:sz="1" w:space="0" w:color="CCCCCC"/>
+              <w:left w:val="single" w:sz="1" w:space="0" w:color="CCCCCC"/>
+              <w:bottom w:val="single" w:sz="1" w:space="0" w:color="CCCCCC"/>
+              <w:right w:val="single" w:sz="1" w:space="0" w:color="CCCCCC"/>
+            </w:tcBorders>
+            <w:shd w:val="clear" w:color="auto" w:fill="FFFFFF"/>
+            <w:tcMar>
+              <w:top w:w="80" w:type="dxa"/>
+              <w:left w:w="120" w:type="dxa"/>
+              <w:bottom w:w="80" w:type="dxa"/>
+              <w:right w:w="120" w:type="dxa"/>
+            </w:tcMar>
+          </w:tcPr>
+          <w:p>
+            <w:r>
+              <w:rPr>
+                <w:color w:val="000000"/>
+                <w:sz w:val="20"/>
+                <w:szCs w:val="20"/>
+              </w:rPr>
+              <w:t>Precondición</w:t>
+            </w:r>
+          </w:p>
+        </w:tc>
+        <w:tc>
+          <w:tcPr>
+            <w:tcW w:w="6860" w:type="dxa"/>
+            <w:tcBorders>
+              <w:top w:val="single" w:sz="1" w:space="0" w:color="CCCCCC"/>
+              <w:left w:val="single" w:sz="1" w:space="0" w:color="CCCCCC"/>
+              <w:bottom w:val="single" w:sz="1" w:space="0" w:color="CCCCCC"/>
+              <w:right w:val="single" w:sz="1" w:space="0" w:color="CCCCCC"/>
+            </w:tcBorders>
+            <w:shd w:val="clear" w:color="auto" w:fill="FFFFFF"/>
+            <w:tcMar>
+              <w:top w:w="80" w:type="dxa"/>
+              <w:left w:w="120" w:type="dxa"/>
+              <w:bottom w:w="80" w:type="dxa"/>
+              <w:right w:w="120" w:type="dxa"/>
+            </w:tcMar>
+          </w:tcPr>
+          <w:p>
+            <w:r>
+              <w:rPr>
+                <w:color w:val="000000"/>
+                <w:sz w:val="20"/>
+                <w:szCs w:val="20"/>
+              </w:rPr>
+              <w:t>El Admin debe estar autenticado.</w:t>
+            </w:r>
+          </w:p>
+        </w:tc>
+      </w:tr>
+      <w:tr>
+        <w:tc>
+          <w:tcPr>
+            <w:tcW w:w="2500" w:type="dxa"/>
+            <w:tcBorders>
+              <w:top w:val="single" w:sz="1" w:space="0" w:color="CCCCCC"/>
+              <w:left w:val="single" w:sz="1" w:space="0" w:color="CCCCCC"/>
+              <w:bottom w:val="single" w:sz="1" w:space="0" w:color="CCCCCC"/>
+              <w:right w:val="single" w:sz="1" w:space="0" w:color="CCCCCC"/>
+            </w:tcBorders>
+            <w:shd w:val="clear" w:color="auto" w:fill="FFFFFF"/>
+            <w:tcMar>
+              <w:top w:w="80" w:type="dxa"/>
+              <w:left w:w="120" w:type="dxa"/>
+              <w:bottom w:w="80" w:type="dxa"/>
+              <w:right w:w="120" w:type="dxa"/>
+            </w:tcMar>
+          </w:tcPr>
+          <w:p>
+            <w:r>
+              <w:rPr>
+                <w:color w:val="000000"/>
+                <w:sz w:val="20"/>
+                <w:szCs w:val="20"/>
+              </w:rPr>
+              <w:t>Flujo Principal</w:t>
+            </w:r>
+          </w:p>
+        </w:tc>
+        <w:tc>
+          <w:tcPr>
+            <w:tcW w:w="6860" w:type="dxa"/>
+            <w:tcBorders>
+              <w:top w:val="single" w:sz="1" w:space="0" w:color="CCCCCC"/>
+              <w:left w:val="single" w:sz="1" w:space="0" w:color="CCCCCC"/>
+              <w:bottom w:val="single" w:sz="1" w:space="0" w:color="CCCCCC"/>
+              <w:right w:val="single" w:sz="1" w:space="0" w:color="CCCCCC"/>
+            </w:tcBorders>
+            <w:shd w:val="clear" w:color="auto" w:fill="FFFFFF"/>
+            <w:tcMar>
+              <w:top w:w="80" w:type="dxa"/>
+              <w:left w:w="120" w:type="dxa"/>
+              <w:bottom w:w="80" w:type="dxa"/>
+              <w:right w:w="120" w:type="dxa"/>
+            </w:tcMar>
+          </w:tcPr>
+          <w:p>
+            <w:r>
+              <w:rPr>
+                <w:color w:val="000000"/>
+                <w:sz w:val="20"/>
+                <w:szCs w:val="20"/>
+              </w:rPr>
+              <w:t xml:space="preserve">1. El Admin realiza la </w:t>
+            </w:r>
+            <w:r>
+              <w:rPr>
+                <w:color w:val="000000"/>
+                <w:sz w:val="20"/>
+                <w:szCs w:val="20"/>
+              </w:rPr>
+              <w:t>petición</w:t>
+            </w:r>
+            <w:r>
+              <w:rPr>
+                <w:color w:val="000000"/>
+                <w:sz w:val="20"/>
+                <w:szCs w:val="20"/>
+              </w:rPr>
               <w:t xml:space="preserve">. 2. El sistema retorna el stock actual de todos los productos incluyendo los que </w:t>
             </w:r>
-            <w:proofErr w:type="spellStart"/>
-            <w:r>
-              <w:rPr>
-                <w:color w:val="000000"/>
-                <w:sz w:val="20"/>
-                <w:szCs w:val="20"/>
-              </w:rPr>
-              <w:t>estan</w:t>
-            </w:r>
-            <w:proofErr w:type="spellEnd"/>
+            <w:r>
+              <w:rPr>
+                <w:color w:val="000000"/>
+                <w:sz w:val="20"/>
+                <w:szCs w:val="20"/>
+              </w:rPr>
+              <w:t>están</w:t>
+            </w:r>
             <w:r>
               <w:rPr>
                 <w:color w:val="000000"/>
@@ -15466,16 +18045,14 @@
               </w:rPr>
               <w:t xml:space="preserve"> en alerta de stock </w:t>
             </w:r>
-            <w:proofErr w:type="spellStart"/>
-            <w:r>
-              <w:rPr>
-                <w:color w:val="000000"/>
-                <w:sz w:val="20"/>
-                <w:szCs w:val="20"/>
-              </w:rPr>
-              <w:t>minimo</w:t>
-            </w:r>
-            <w:proofErr w:type="spellEnd"/>
+            <w:r>
+              <w:rPr>
+                <w:color w:val="000000"/>
+                <w:sz w:val="20"/>
+                <w:szCs w:val="20"/>
+              </w:rPr>
+              <w:t>mínimo</w:t>
+            </w:r>
             <w:r>
               <w:rPr>
                 <w:color w:val="000000"/>
@@ -15645,16 +18222,7 @@
       </w:pPr>
       <w:r>
         <w:lastRenderedPageBreak/>
-        <w:t>1</w:t>
-      </w:r>
-      <w:r>
-        <w:t>1</w:t>
-      </w:r>
-      <w:r>
-        <w:t xml:space="preserve">. </w:t>
-      </w:r>
-      <w:r>
-        <w:t>Arquitectura Backend</w:t>
+        <w:t>11. Arquitectura Backend</w:t>
       </w:r>
     </w:p>
     <w:p>
@@ -15796,42 +18364,21 @@
           <w:sz w:val="28"/>
           <w:szCs w:val="28"/>
         </w:rPr>
-        <w:t>11.</w:t>
-      </w:r>
-      <w:r>
-        <w:rPr>
-          <w:sz w:val="28"/>
-          <w:szCs w:val="28"/>
-        </w:rPr>
-        <w:t>2</w:t>
-      </w:r>
-      <w:r>
-        <w:rPr>
-          <w:sz w:val="28"/>
-          <w:szCs w:val="28"/>
-        </w:rPr>
+        <w:t>11.2 Estructura de carpetas</w:t>
+      </w:r>
+    </w:p>
+    <w:p>
+      <w:r>
+        <w:t>system-boutique/</w:t>
+      </w:r>
+    </w:p>
+    <w:p>
+      <w:r>
+        <w:t>├──</w:t>
+      </w:r>
+      <w:r>
         <w:t xml:space="preserve"> </w:t>
       </w:r>
-      <w:r>
-        <w:rPr>
-          <w:sz w:val="28"/>
-          <w:szCs w:val="28"/>
-        </w:rPr>
-        <w:t>Estructura de carpetas</w:t>
-      </w:r>
-    </w:p>
-    <w:p>
-      <w:r>
-        <w:t>system-boutique/</w:t>
-      </w:r>
-    </w:p>
-    <w:p>
-      <w:r>
-        <w:t>├──</w:t>
-      </w:r>
-      <w:r>
-        <w:t xml:space="preserve"> </w:t>
-      </w:r>
       <w:proofErr w:type="gramStart"/>
       <w:r>
         <w:t>app</w:t>
@@ -15922,21 +18469,7 @@
     </w:p>
     <w:p>
       <w:r>
-        <w:t>├──</w:t>
-      </w:r>
-      <w:r>
-        <w:t xml:space="preserve"> </w:t>
-      </w:r>
-      <w:proofErr w:type="spellStart"/>
-      <w:r>
-        <w:t>sql</w:t>
-      </w:r>
-      <w:proofErr w:type="spellEnd"/>
-      <w:r>
-        <w:t>/</w:t>
-      </w:r>
-      <w:r>
-        <w:t xml:space="preserve"> </w:t>
+        <w:t xml:space="preserve">├── sql/ </w:t>
       </w:r>
       <w:r>
         <w:tab/>
@@ -15946,36 +18479,15 @@
       </w:r>
       <w:r>
         <w:tab/>
-      </w:r>
-      <w:r>
-        <w:t>←</w:t>
-      </w:r>
-      <w:r>
-        <w:t xml:space="preserve"> Scripts SQL de la </w:t>
-      </w:r>
-      <w:proofErr w:type="spellStart"/>
-      <w:r>
-        <w:t>d</w:t>
+        <w:t>← Scripts SQL de la d</w:t>
       </w:r>
       <w:r>
         <w:t>b</w:t>
       </w:r>
-      <w:proofErr w:type="spellEnd"/>
-    </w:p>
-    <w:p>
-      <w:r>
-        <w:t>├──</w:t>
-      </w:r>
-      <w:r>
-        <w:t xml:space="preserve"> </w:t>
-      </w:r>
-      <w:proofErr w:type="spellStart"/>
-      <w:r>
-        <w:t>docs</w:t>
-      </w:r>
-      <w:proofErr w:type="spellEnd"/>
-      <w:r>
-        <w:t>/</w:t>
+    </w:p>
+    <w:p>
+      <w:r>
+        <w:t>├── docs/</w:t>
       </w:r>
       <w:r>
         <w:tab/>
@@ -15985,15 +18497,11 @@
       </w:r>
       <w:r>
         <w:tab/>
-      </w:r>
-      <w:r>
         <w:t xml:space="preserve">← </w:t>
       </w:r>
-      <w:proofErr w:type="spellStart"/>
-      <w:r>
-        <w:t>Documentacion</w:t>
-      </w:r>
-      <w:proofErr w:type="spellEnd"/>
+      <w:r>
+        <w:t>Documentación</w:t>
+      </w:r>
       <w:r>
         <w:t xml:space="preserve"> del backend</w:t>
       </w:r>
@@ -16005,15 +18513,7 @@
     </w:p>
     <w:p>
       <w:r>
-        <w:t>├─</w:t>
-      </w:r>
-      <w:proofErr w:type="gramStart"/>
-      <w:r>
-        <w:t>─ .env</w:t>
-      </w:r>
-      <w:proofErr w:type="gramEnd"/>
-      <w:r>
-        <w:t xml:space="preserve">                           ← Variables de entorno</w:t>
+        <w:t>├── .env                           ← Variables de entorno</w:t>
       </w:r>
     </w:p>
     <w:p>
@@ -16052,28 +18552,7 @@
           <w:sz w:val="28"/>
           <w:szCs w:val="28"/>
         </w:rPr>
-        <w:t>11.</w:t>
-      </w:r>
-      <w:r>
-        <w:rPr>
-          <w:sz w:val="28"/>
-          <w:szCs w:val="28"/>
-        </w:rPr>
-        <w:t>3</w:t>
-      </w:r>
-      <w:r>
-        <w:rPr>
-          <w:sz w:val="28"/>
-          <w:szCs w:val="28"/>
-        </w:rPr>
-        <w:t xml:space="preserve"> </w:t>
-      </w:r>
-      <w:r>
-        <w:rPr>
-          <w:sz w:val="28"/>
-          <w:szCs w:val="28"/>
-        </w:rPr>
-        <w:t>Esctructura interna por feature</w:t>
+        <w:t>11.3 Esctructura interna por feature</w:t>
       </w:r>
     </w:p>
     <w:p>
@@ -16355,28 +18834,7 @@
           <w:szCs w:val="28"/>
         </w:rPr>
         <w:lastRenderedPageBreak/>
-        <w:t>1</w:t>
-      </w:r>
-      <w:r>
-        <w:rPr>
-          <w:sz w:val="28"/>
-          <w:szCs w:val="28"/>
-        </w:rPr>
-        <w:t>2.</w:t>
-      </w:r>
-      <w:r>
-        <w:rPr>
-          <w:sz w:val="28"/>
-          <w:szCs w:val="28"/>
-        </w:rPr>
-        <w:t xml:space="preserve"> </w:t>
-      </w:r>
-      <w:r>
-        <w:rPr>
-          <w:sz w:val="28"/>
-          <w:szCs w:val="28"/>
-        </w:rPr>
-        <w:t>Diagrama MER</w:t>
+        <w:t>12. Diagrama MER</w:t>
       </w:r>
     </w:p>
     <w:p>
@@ -16479,10 +18937,7 @@
       </w:pPr>
       <w:r>
         <w:lastRenderedPageBreak/>
-        <w:t>13</w:t>
-      </w:r>
-      <w:r>
-        <w:t xml:space="preserve">. Stack </w:t>
+        <w:t xml:space="preserve">13. Stack </w:t>
       </w:r>
       <w:r>
         <w:t>Tecnológico</w:t>
@@ -16934,7 +19389,7 @@
     </w:p>
     <w:tbl>
       <w:tblPr>
-        <w:tblW w:w="9360" w:type="dxa"/>
+        <w:tblW w:w="9638" w:type="dxa"/>
         <w:tblBorders>
           <w:top w:val="single" w:sz="4" w:space="0" w:color="auto"/>
           <w:left w:val="single" w:sz="4" w:space="0" w:color="auto"/>
@@ -16952,7 +19407,7 @@
       <w:tblGrid>
         <w:gridCol w:w="4680"/>
         <w:gridCol w:w="2340"/>
-        <w:gridCol w:w="2340"/>
+        <w:gridCol w:w="2618"/>
       </w:tblGrid>
       <w:tr>
         <w:trPr>
@@ -17020,7 +19475,7 @@
         </w:tc>
         <w:tc>
           <w:tcPr>
-            <w:tcW w:w="2340" w:type="dxa"/>
+            <w:tcW w:w="2618" w:type="dxa"/>
             <w:tcBorders>
               <w:top w:val="single" w:sz="1" w:space="0" w:color="CCCCCC"/>
               <w:left w:val="single" w:sz="1" w:space="0" w:color="CCCCCC"/>
@@ -17109,6 +19564,64 @@
         </w:tc>
         <w:tc>
           <w:tcPr>
+            <w:tcW w:w="2618" w:type="dxa"/>
+            <w:tcBorders>
+              <w:top w:val="single" w:sz="1" w:space="0" w:color="CCCCCC"/>
+              <w:left w:val="single" w:sz="1" w:space="0" w:color="CCCCCC"/>
+              <w:bottom w:val="single" w:sz="1" w:space="0" w:color="CCCCCC"/>
+              <w:right w:val="single" w:sz="1" w:space="0" w:color="CCCCCC"/>
+            </w:tcBorders>
+            <w:shd w:val="clear" w:color="auto" w:fill="FFFFFF"/>
+            <w:tcMar>
+              <w:top w:w="80" w:type="dxa"/>
+              <w:left w:w="120" w:type="dxa"/>
+              <w:bottom w:w="80" w:type="dxa"/>
+              <w:right w:w="120" w:type="dxa"/>
+            </w:tcMar>
+          </w:tcPr>
+          <w:p>
+            <w:r>
+              <w:rPr>
+                <w:color w:val="000000"/>
+                <w:sz w:val="20"/>
+                <w:szCs w:val="20"/>
+              </w:rPr>
+              <w:t>Operativo</w:t>
+            </w:r>
+          </w:p>
+        </w:tc>
+      </w:tr>
+      <w:tr>
+        <w:tc>
+          <w:tcPr>
+            <w:tcW w:w="4680" w:type="dxa"/>
+            <w:tcBorders>
+              <w:top w:val="single" w:sz="1" w:space="0" w:color="CCCCCC"/>
+              <w:left w:val="single" w:sz="1" w:space="0" w:color="CCCCCC"/>
+              <w:bottom w:val="single" w:sz="1" w:space="0" w:color="CCCCCC"/>
+              <w:right w:val="single" w:sz="1" w:space="0" w:color="CCCCCC"/>
+            </w:tcBorders>
+            <w:shd w:val="clear" w:color="auto" w:fill="FFFFFF"/>
+            <w:tcMar>
+              <w:top w:w="80" w:type="dxa"/>
+              <w:left w:w="120" w:type="dxa"/>
+              <w:bottom w:w="80" w:type="dxa"/>
+              <w:right w:w="120" w:type="dxa"/>
+            </w:tcMar>
+          </w:tcPr>
+          <w:p>
+            <w:r>
+              <w:rPr>
+                <w:color w:val="000000"/>
+                <w:sz w:val="20"/>
+                <w:szCs w:val="20"/>
+              </w:rPr>
+              <w:t>Gestión de Roles</w:t>
+            </w:r>
+          </w:p>
+        </w:tc>
+        <w:tc>
+          <w:tcPr>
             <w:tcW w:w="2340" w:type="dxa"/>
             <w:tcBorders>
               <w:top w:val="single" w:sz="1" w:space="0" w:color="CCCCCC"/>
@@ -17130,6 +19643,35 @@
                 <w:color w:val="000000"/>
                 <w:sz w:val="20"/>
                 <w:szCs w:val="20"/>
+                <w:highlight w:val="green"/>
+              </w:rPr>
+              <w:t>Completado</w:t>
+            </w:r>
+          </w:p>
+        </w:tc>
+        <w:tc>
+          <w:tcPr>
+            <w:tcW w:w="2618" w:type="dxa"/>
+            <w:tcBorders>
+              <w:top w:val="single" w:sz="1" w:space="0" w:color="CCCCCC"/>
+              <w:left w:val="single" w:sz="1" w:space="0" w:color="CCCCCC"/>
+              <w:bottom w:val="single" w:sz="1" w:space="0" w:color="CCCCCC"/>
+              <w:right w:val="single" w:sz="1" w:space="0" w:color="CCCCCC"/>
+            </w:tcBorders>
+            <w:shd w:val="clear" w:color="auto" w:fill="FFFFFF"/>
+            <w:tcMar>
+              <w:top w:w="80" w:type="dxa"/>
+              <w:left w:w="120" w:type="dxa"/>
+              <w:bottom w:w="80" w:type="dxa"/>
+              <w:right w:w="120" w:type="dxa"/>
+            </w:tcMar>
+          </w:tcPr>
+          <w:p>
+            <w:r>
+              <w:rPr>
+                <w:color w:val="000000"/>
+                <w:sz w:val="20"/>
+                <w:szCs w:val="20"/>
               </w:rPr>
               <w:t>Operativo</w:t>
             </w:r>
@@ -17161,7 +19703,7 @@
                 <w:sz w:val="20"/>
                 <w:szCs w:val="20"/>
               </w:rPr>
-              <w:t>Gestión de Roles</w:t>
+              <w:t>Gestión de Usuarios</w:t>
             </w:r>
           </w:p>
         </w:tc>
@@ -17196,6 +19738,64 @@
         </w:tc>
         <w:tc>
           <w:tcPr>
+            <w:tcW w:w="2618" w:type="dxa"/>
+            <w:tcBorders>
+              <w:top w:val="single" w:sz="1" w:space="0" w:color="CCCCCC"/>
+              <w:left w:val="single" w:sz="1" w:space="0" w:color="CCCCCC"/>
+              <w:bottom w:val="single" w:sz="1" w:space="0" w:color="CCCCCC"/>
+              <w:right w:val="single" w:sz="1" w:space="0" w:color="CCCCCC"/>
+            </w:tcBorders>
+            <w:shd w:val="clear" w:color="auto" w:fill="FFFFFF"/>
+            <w:tcMar>
+              <w:top w:w="80" w:type="dxa"/>
+              <w:left w:w="120" w:type="dxa"/>
+              <w:bottom w:w="80" w:type="dxa"/>
+              <w:right w:w="120" w:type="dxa"/>
+            </w:tcMar>
+          </w:tcPr>
+          <w:p>
+            <w:r>
+              <w:rPr>
+                <w:color w:val="000000"/>
+                <w:sz w:val="20"/>
+                <w:szCs w:val="20"/>
+              </w:rPr>
+              <w:t>Operativo</w:t>
+            </w:r>
+          </w:p>
+        </w:tc>
+      </w:tr>
+      <w:tr>
+        <w:tc>
+          <w:tcPr>
+            <w:tcW w:w="4680" w:type="dxa"/>
+            <w:tcBorders>
+              <w:top w:val="single" w:sz="1" w:space="0" w:color="CCCCCC"/>
+              <w:left w:val="single" w:sz="1" w:space="0" w:color="CCCCCC"/>
+              <w:bottom w:val="single" w:sz="1" w:space="0" w:color="CCCCCC"/>
+              <w:right w:val="single" w:sz="1" w:space="0" w:color="CCCCCC"/>
+            </w:tcBorders>
+            <w:shd w:val="clear" w:color="auto" w:fill="FFFFFF"/>
+            <w:tcMar>
+              <w:top w:w="80" w:type="dxa"/>
+              <w:left w:w="120" w:type="dxa"/>
+              <w:bottom w:w="80" w:type="dxa"/>
+              <w:right w:w="120" w:type="dxa"/>
+            </w:tcMar>
+          </w:tcPr>
+          <w:p>
+            <w:r>
+              <w:rPr>
+                <w:color w:val="000000"/>
+                <w:sz w:val="20"/>
+                <w:szCs w:val="20"/>
+              </w:rPr>
+              <w:t>Gestión de Proveedores</w:t>
+            </w:r>
+          </w:p>
+        </w:tc>
+        <w:tc>
+          <w:tcPr>
             <w:tcW w:w="2340" w:type="dxa"/>
             <w:tcBorders>
               <w:top w:val="single" w:sz="1" w:space="0" w:color="CCCCCC"/>
@@ -17217,6 +19817,35 @@
                 <w:color w:val="000000"/>
                 <w:sz w:val="20"/>
                 <w:szCs w:val="20"/>
+                <w:highlight w:val="green"/>
+              </w:rPr>
+              <w:t>Completado</w:t>
+            </w:r>
+          </w:p>
+        </w:tc>
+        <w:tc>
+          <w:tcPr>
+            <w:tcW w:w="2618" w:type="dxa"/>
+            <w:tcBorders>
+              <w:top w:val="single" w:sz="1" w:space="0" w:color="CCCCCC"/>
+              <w:left w:val="single" w:sz="1" w:space="0" w:color="CCCCCC"/>
+              <w:bottom w:val="single" w:sz="1" w:space="0" w:color="CCCCCC"/>
+              <w:right w:val="single" w:sz="1" w:space="0" w:color="CCCCCC"/>
+            </w:tcBorders>
+            <w:shd w:val="clear" w:color="auto" w:fill="FFFFFF"/>
+            <w:tcMar>
+              <w:top w:w="80" w:type="dxa"/>
+              <w:left w:w="120" w:type="dxa"/>
+              <w:bottom w:w="80" w:type="dxa"/>
+              <w:right w:w="120" w:type="dxa"/>
+            </w:tcMar>
+          </w:tcPr>
+          <w:p>
+            <w:r>
+              <w:rPr>
+                <w:color w:val="000000"/>
+                <w:sz w:val="20"/>
+                <w:szCs w:val="20"/>
               </w:rPr>
               <w:t>Operativo</w:t>
             </w:r>
@@ -17248,7 +19877,7 @@
                 <w:sz w:val="20"/>
                 <w:szCs w:val="20"/>
               </w:rPr>
-              <w:t>Gestión de Usuarios</w:t>
+              <w:t>Gestión de Categorías</w:t>
             </w:r>
           </w:p>
         </w:tc>
@@ -17275,9 +19904,83 @@
                 <w:color w:val="000000"/>
                 <w:sz w:val="20"/>
                 <w:szCs w:val="20"/>
-                <w:highlight w:val="green"/>
-              </w:rPr>
-              <w:t>Completado</w:t>
+                <w:highlight w:val="red"/>
+              </w:rPr>
+              <w:t>En Proceso</w:t>
+            </w:r>
+          </w:p>
+        </w:tc>
+        <w:tc>
+          <w:tcPr>
+            <w:tcW w:w="2618" w:type="dxa"/>
+            <w:tcBorders>
+              <w:top w:val="single" w:sz="1" w:space="0" w:color="CCCCCC"/>
+              <w:left w:val="single" w:sz="1" w:space="0" w:color="CCCCCC"/>
+              <w:bottom w:val="single" w:sz="1" w:space="0" w:color="CCCCCC"/>
+              <w:right w:val="single" w:sz="1" w:space="0" w:color="CCCCCC"/>
+            </w:tcBorders>
+            <w:shd w:val="clear" w:color="auto" w:fill="FFFFFF"/>
+            <w:tcMar>
+              <w:top w:w="80" w:type="dxa"/>
+              <w:left w:w="120" w:type="dxa"/>
+              <w:bottom w:w="80" w:type="dxa"/>
+              <w:right w:w="120" w:type="dxa"/>
+            </w:tcMar>
+          </w:tcPr>
+          <w:p>
+            <w:r>
+              <w:rPr>
+                <w:color w:val="000000"/>
+                <w:sz w:val="20"/>
+                <w:szCs w:val="20"/>
+              </w:rPr>
+              <w:t xml:space="preserve">Se inicia la gestión en las issues en github y </w:t>
+            </w:r>
+            <w:r>
+              <w:rPr>
+                <w:color w:val="000000"/>
+                <w:sz w:val="20"/>
+                <w:szCs w:val="20"/>
+              </w:rPr>
+              <w:t xml:space="preserve">construir </w:t>
+            </w:r>
+            <w:r>
+              <w:rPr>
+                <w:color w:val="000000"/>
+                <w:sz w:val="20"/>
+                <w:szCs w:val="20"/>
+              </w:rPr>
+              <w:t xml:space="preserve">los servicios </w:t>
+            </w:r>
+          </w:p>
+        </w:tc>
+      </w:tr>
+      <w:tr>
+        <w:tc>
+          <w:tcPr>
+            <w:tcW w:w="4680" w:type="dxa"/>
+            <w:tcBorders>
+              <w:top w:val="single" w:sz="1" w:space="0" w:color="CCCCCC"/>
+              <w:left w:val="single" w:sz="1" w:space="0" w:color="CCCCCC"/>
+              <w:bottom w:val="single" w:sz="1" w:space="0" w:color="CCCCCC"/>
+              <w:right w:val="single" w:sz="1" w:space="0" w:color="CCCCCC"/>
+            </w:tcBorders>
+            <w:shd w:val="clear" w:color="auto" w:fill="FFFFFF"/>
+            <w:tcMar>
+              <w:top w:w="80" w:type="dxa"/>
+              <w:left w:w="120" w:type="dxa"/>
+              <w:bottom w:w="80" w:type="dxa"/>
+              <w:right w:w="120" w:type="dxa"/>
+            </w:tcMar>
+          </w:tcPr>
+          <w:p>
+            <w:r>
+              <w:rPr>
+                <w:color w:val="000000"/>
+                <w:sz w:val="20"/>
+                <w:szCs w:val="20"/>
+              </w:rPr>
+              <w:t>Gestión de Productos</w:t>
             </w:r>
           </w:p>
         </w:tc>
@@ -17304,8 +20007,37 @@
                 <w:color w:val="000000"/>
                 <w:sz w:val="20"/>
                 <w:szCs w:val="20"/>
-              </w:rPr>
-              <w:t>Operativo</w:t>
+                <w:highlight w:val="yellow"/>
+              </w:rPr>
+              <w:t>Pendiente</w:t>
+            </w:r>
+          </w:p>
+        </w:tc>
+        <w:tc>
+          <w:tcPr>
+            <w:tcW w:w="2618" w:type="dxa"/>
+            <w:tcBorders>
+              <w:top w:val="single" w:sz="1" w:space="0" w:color="CCCCCC"/>
+              <w:left w:val="single" w:sz="1" w:space="0" w:color="CCCCCC"/>
+              <w:bottom w:val="single" w:sz="1" w:space="0" w:color="CCCCCC"/>
+              <w:right w:val="single" w:sz="1" w:space="0" w:color="CCCCCC"/>
+            </w:tcBorders>
+            <w:shd w:val="clear" w:color="auto" w:fill="FFFFFF"/>
+            <w:tcMar>
+              <w:top w:w="80" w:type="dxa"/>
+              <w:left w:w="120" w:type="dxa"/>
+              <w:bottom w:w="80" w:type="dxa"/>
+              <w:right w:w="120" w:type="dxa"/>
+            </w:tcMar>
+          </w:tcPr>
+          <w:p>
+            <w:r>
+              <w:rPr>
+                <w:color w:val="000000"/>
+                <w:sz w:val="20"/>
+                <w:szCs w:val="20"/>
+              </w:rPr>
+              <w:t>Por iniciar</w:t>
             </w:r>
           </w:p>
         </w:tc>
@@ -17335,7 +20067,7 @@
                 <w:sz w:val="20"/>
                 <w:szCs w:val="20"/>
               </w:rPr>
-              <w:t>Gestión de Proveedores</w:t>
+              <w:t>Gestión de Inventario</w:t>
             </w:r>
           </w:p>
         </w:tc>
@@ -17362,9 +20094,67 @@
                 <w:color w:val="000000"/>
                 <w:sz w:val="20"/>
                 <w:szCs w:val="20"/>
-                <w:highlight w:val="red"/>
-              </w:rPr>
-              <w:t>En Proceso</w:t>
+                <w:highlight w:val="yellow"/>
+              </w:rPr>
+              <w:t>Pendiente</w:t>
+            </w:r>
+          </w:p>
+        </w:tc>
+        <w:tc>
+          <w:tcPr>
+            <w:tcW w:w="2618" w:type="dxa"/>
+            <w:tcBorders>
+              <w:top w:val="single" w:sz="1" w:space="0" w:color="CCCCCC"/>
+              <w:left w:val="single" w:sz="1" w:space="0" w:color="CCCCCC"/>
+              <w:bottom w:val="single" w:sz="1" w:space="0" w:color="CCCCCC"/>
+              <w:right w:val="single" w:sz="1" w:space="0" w:color="CCCCCC"/>
+            </w:tcBorders>
+            <w:shd w:val="clear" w:color="auto" w:fill="FFFFFF"/>
+            <w:tcMar>
+              <w:top w:w="80" w:type="dxa"/>
+              <w:left w:w="120" w:type="dxa"/>
+              <w:bottom w:w="80" w:type="dxa"/>
+              <w:right w:w="120" w:type="dxa"/>
+            </w:tcMar>
+          </w:tcPr>
+          <w:p>
+            <w:r>
+              <w:rPr>
+                <w:color w:val="000000"/>
+                <w:sz w:val="20"/>
+                <w:szCs w:val="20"/>
+              </w:rPr>
+              <w:t>Por iniciar</w:t>
+            </w:r>
+          </w:p>
+        </w:tc>
+      </w:tr>
+      <w:tr>
+        <w:tc>
+          <w:tcPr>
+            <w:tcW w:w="4680" w:type="dxa"/>
+            <w:tcBorders>
+              <w:top w:val="single" w:sz="1" w:space="0" w:color="CCCCCC"/>
+              <w:left w:val="single" w:sz="1" w:space="0" w:color="CCCCCC"/>
+              <w:bottom w:val="single" w:sz="1" w:space="0" w:color="CCCCCC"/>
+              <w:right w:val="single" w:sz="1" w:space="0" w:color="CCCCCC"/>
+            </w:tcBorders>
+            <w:shd w:val="clear" w:color="auto" w:fill="FFFFFF"/>
+            <w:tcMar>
+              <w:top w:w="80" w:type="dxa"/>
+              <w:left w:w="120" w:type="dxa"/>
+              <w:bottom w:w="80" w:type="dxa"/>
+              <w:right w:w="120" w:type="dxa"/>
+            </w:tcMar>
+          </w:tcPr>
+          <w:p>
+            <w:r>
+              <w:rPr>
+                <w:color w:val="000000"/>
+                <w:sz w:val="20"/>
+                <w:szCs w:val="20"/>
+              </w:rPr>
+              <w:t>Gestión de Ventas</w:t>
             </w:r>
           </w:p>
         </w:tc>
@@ -17391,8 +20181,37 @@
                 <w:color w:val="000000"/>
                 <w:sz w:val="20"/>
                 <w:szCs w:val="20"/>
-              </w:rPr>
-              <w:t>En Proceso</w:t>
+                <w:highlight w:val="yellow"/>
+              </w:rPr>
+              <w:t>Pendiente</w:t>
+            </w:r>
+          </w:p>
+        </w:tc>
+        <w:tc>
+          <w:tcPr>
+            <w:tcW w:w="2618" w:type="dxa"/>
+            <w:tcBorders>
+              <w:top w:val="single" w:sz="1" w:space="0" w:color="CCCCCC"/>
+              <w:left w:val="single" w:sz="1" w:space="0" w:color="CCCCCC"/>
+              <w:bottom w:val="single" w:sz="1" w:space="0" w:color="CCCCCC"/>
+              <w:right w:val="single" w:sz="1" w:space="0" w:color="CCCCCC"/>
+            </w:tcBorders>
+            <w:shd w:val="clear" w:color="auto" w:fill="FFFFFF"/>
+            <w:tcMar>
+              <w:top w:w="80" w:type="dxa"/>
+              <w:left w:w="120" w:type="dxa"/>
+              <w:bottom w:w="80" w:type="dxa"/>
+              <w:right w:w="120" w:type="dxa"/>
+            </w:tcMar>
+          </w:tcPr>
+          <w:p>
+            <w:r>
+              <w:rPr>
+                <w:color w:val="000000"/>
+                <w:sz w:val="20"/>
+                <w:szCs w:val="20"/>
+              </w:rPr>
+              <w:t>Por iniciar</w:t>
             </w:r>
           </w:p>
         </w:tc>
@@ -17422,7 +20241,7 @@
                 <w:sz w:val="20"/>
                 <w:szCs w:val="20"/>
               </w:rPr>
-              <w:t>Gestión de Categorías</w:t>
+              <w:t>Gestión de Caja</w:t>
             </w:r>
           </w:p>
         </w:tc>
@@ -17457,6 +20276,64 @@
         </w:tc>
         <w:tc>
           <w:tcPr>
+            <w:tcW w:w="2618" w:type="dxa"/>
+            <w:tcBorders>
+              <w:top w:val="single" w:sz="1" w:space="0" w:color="CCCCCC"/>
+              <w:left w:val="single" w:sz="1" w:space="0" w:color="CCCCCC"/>
+              <w:bottom w:val="single" w:sz="1" w:space="0" w:color="CCCCCC"/>
+              <w:right w:val="single" w:sz="1" w:space="0" w:color="CCCCCC"/>
+            </w:tcBorders>
+            <w:shd w:val="clear" w:color="auto" w:fill="FFFFFF"/>
+            <w:tcMar>
+              <w:top w:w="80" w:type="dxa"/>
+              <w:left w:w="120" w:type="dxa"/>
+              <w:bottom w:w="80" w:type="dxa"/>
+              <w:right w:w="120" w:type="dxa"/>
+            </w:tcMar>
+          </w:tcPr>
+          <w:p>
+            <w:r>
+              <w:rPr>
+                <w:color w:val="000000"/>
+                <w:sz w:val="20"/>
+                <w:szCs w:val="20"/>
+              </w:rPr>
+              <w:t>Por iniciar</w:t>
+            </w:r>
+          </w:p>
+        </w:tc>
+      </w:tr>
+      <w:tr>
+        <w:tc>
+          <w:tcPr>
+            <w:tcW w:w="4680" w:type="dxa"/>
+            <w:tcBorders>
+              <w:top w:val="single" w:sz="1" w:space="0" w:color="CCCCCC"/>
+              <w:left w:val="single" w:sz="1" w:space="0" w:color="CCCCCC"/>
+              <w:bottom w:val="single" w:sz="1" w:space="0" w:color="CCCCCC"/>
+              <w:right w:val="single" w:sz="1" w:space="0" w:color="CCCCCC"/>
+            </w:tcBorders>
+            <w:shd w:val="clear" w:color="auto" w:fill="FFFFFF"/>
+            <w:tcMar>
+              <w:top w:w="80" w:type="dxa"/>
+              <w:left w:w="120" w:type="dxa"/>
+              <w:bottom w:w="80" w:type="dxa"/>
+              <w:right w:w="120" w:type="dxa"/>
+            </w:tcMar>
+          </w:tcPr>
+          <w:p>
+            <w:r>
+              <w:rPr>
+                <w:color w:val="000000"/>
+                <w:sz w:val="20"/>
+                <w:szCs w:val="20"/>
+              </w:rPr>
+              <w:t>Reportes</w:t>
+            </w:r>
+          </w:p>
+        </w:tc>
+        <w:tc>
+          <w:tcPr>
             <w:tcW w:w="2340" w:type="dxa"/>
             <w:tcBorders>
               <w:top w:val="single" w:sz="1" w:space="0" w:color="CCCCCC"/>
@@ -17478,456 +20355,58 @@
                 <w:color w:val="000000"/>
                 <w:sz w:val="20"/>
                 <w:szCs w:val="20"/>
+                <w:highlight w:val="yellow"/>
+              </w:rPr>
+              <w:t>Pendiente</w:t>
+            </w:r>
+          </w:p>
+        </w:tc>
+        <w:tc>
+          <w:tcPr>
+            <w:tcW w:w="2618" w:type="dxa"/>
+            <w:tcBorders>
+              <w:top w:val="single" w:sz="1" w:space="0" w:color="CCCCCC"/>
+              <w:left w:val="single" w:sz="1" w:space="0" w:color="CCCCCC"/>
+              <w:bottom w:val="single" w:sz="1" w:space="0" w:color="CCCCCC"/>
+              <w:right w:val="single" w:sz="1" w:space="0" w:color="CCCCCC"/>
+            </w:tcBorders>
+            <w:shd w:val="clear" w:color="auto" w:fill="FFFFFF"/>
+            <w:tcMar>
+              <w:top w:w="80" w:type="dxa"/>
+              <w:left w:w="120" w:type="dxa"/>
+              <w:bottom w:w="80" w:type="dxa"/>
+              <w:right w:w="120" w:type="dxa"/>
+            </w:tcMar>
+          </w:tcPr>
+          <w:p>
+            <w:r>
+              <w:rPr>
+                <w:color w:val="000000"/>
+                <w:sz w:val="20"/>
+                <w:szCs w:val="20"/>
               </w:rPr>
               <w:t>Por iniciar</w:t>
             </w:r>
           </w:p>
         </w:tc>
       </w:tr>
-      <w:tr>
-        <w:tc>
-          <w:tcPr>
-            <w:tcW w:w="4680" w:type="dxa"/>
-            <w:tcBorders>
-              <w:top w:val="single" w:sz="1" w:space="0" w:color="CCCCCC"/>
-              <w:left w:val="single" w:sz="1" w:space="0" w:color="CCCCCC"/>
-              <w:bottom w:val="single" w:sz="1" w:space="0" w:color="CCCCCC"/>
-              <w:right w:val="single" w:sz="1" w:space="0" w:color="CCCCCC"/>
-            </w:tcBorders>
-            <w:shd w:val="clear" w:color="auto" w:fill="FFFFFF"/>
-            <w:tcMar>
-              <w:top w:w="80" w:type="dxa"/>
-              <w:left w:w="120" w:type="dxa"/>
-              <w:bottom w:w="80" w:type="dxa"/>
-              <w:right w:w="120" w:type="dxa"/>
-            </w:tcMar>
-          </w:tcPr>
-          <w:p>
-            <w:r>
-              <w:rPr>
-                <w:color w:val="000000"/>
-                <w:sz w:val="20"/>
-                <w:szCs w:val="20"/>
-              </w:rPr>
-              <w:t>Gestión de Productos</w:t>
-            </w:r>
-          </w:p>
-        </w:tc>
-        <w:tc>
-          <w:tcPr>
-            <w:tcW w:w="2340" w:type="dxa"/>
-            <w:tcBorders>
-              <w:top w:val="single" w:sz="1" w:space="0" w:color="CCCCCC"/>
-              <w:left w:val="single" w:sz="1" w:space="0" w:color="CCCCCC"/>
-              <w:bottom w:val="single" w:sz="1" w:space="0" w:color="CCCCCC"/>
-              <w:right w:val="single" w:sz="1" w:space="0" w:color="CCCCCC"/>
-            </w:tcBorders>
-            <w:shd w:val="clear" w:color="auto" w:fill="FFFFFF"/>
-            <w:tcMar>
-              <w:top w:w="80" w:type="dxa"/>
-              <w:left w:w="120" w:type="dxa"/>
-              <w:bottom w:w="80" w:type="dxa"/>
-              <w:right w:w="120" w:type="dxa"/>
-            </w:tcMar>
-          </w:tcPr>
-          <w:p>
-            <w:r>
-              <w:rPr>
-                <w:color w:val="000000"/>
-                <w:sz w:val="20"/>
-                <w:szCs w:val="20"/>
-                <w:highlight w:val="yellow"/>
-              </w:rPr>
-              <w:t>Pendiente</w:t>
-            </w:r>
-          </w:p>
-        </w:tc>
-        <w:tc>
-          <w:tcPr>
-            <w:tcW w:w="2340" w:type="dxa"/>
-            <w:tcBorders>
-              <w:top w:val="single" w:sz="1" w:space="0" w:color="CCCCCC"/>
-              <w:left w:val="single" w:sz="1" w:space="0" w:color="CCCCCC"/>
-              <w:bottom w:val="single" w:sz="1" w:space="0" w:color="CCCCCC"/>
-              <w:right w:val="single" w:sz="1" w:space="0" w:color="CCCCCC"/>
-            </w:tcBorders>
-            <w:shd w:val="clear" w:color="auto" w:fill="FFFFFF"/>
-            <w:tcMar>
-              <w:top w:w="80" w:type="dxa"/>
-              <w:left w:w="120" w:type="dxa"/>
-              <w:bottom w:w="80" w:type="dxa"/>
-              <w:right w:w="120" w:type="dxa"/>
-            </w:tcMar>
-          </w:tcPr>
-          <w:p>
-            <w:r>
-              <w:rPr>
-                <w:color w:val="000000"/>
-                <w:sz w:val="20"/>
-                <w:szCs w:val="20"/>
-              </w:rPr>
-              <w:t>Por iniciar</w:t>
-            </w:r>
-          </w:p>
-        </w:tc>
-      </w:tr>
-      <w:tr>
-        <w:tc>
-          <w:tcPr>
-            <w:tcW w:w="4680" w:type="dxa"/>
-            <w:tcBorders>
-              <w:top w:val="single" w:sz="1" w:space="0" w:color="CCCCCC"/>
-              <w:left w:val="single" w:sz="1" w:space="0" w:color="CCCCCC"/>
-              <w:bottom w:val="single" w:sz="1" w:space="0" w:color="CCCCCC"/>
-              <w:right w:val="single" w:sz="1" w:space="0" w:color="CCCCCC"/>
-            </w:tcBorders>
-            <w:shd w:val="clear" w:color="auto" w:fill="FFFFFF"/>
-            <w:tcMar>
-              <w:top w:w="80" w:type="dxa"/>
-              <w:left w:w="120" w:type="dxa"/>
-              <w:bottom w:w="80" w:type="dxa"/>
-              <w:right w:w="120" w:type="dxa"/>
-            </w:tcMar>
-          </w:tcPr>
-          <w:p>
-            <w:r>
-              <w:rPr>
-                <w:color w:val="000000"/>
-                <w:sz w:val="20"/>
-                <w:szCs w:val="20"/>
-              </w:rPr>
-              <w:t>Gestión de Inventario</w:t>
-            </w:r>
-          </w:p>
-        </w:tc>
-        <w:tc>
-          <w:tcPr>
-            <w:tcW w:w="2340" w:type="dxa"/>
-            <w:tcBorders>
-              <w:top w:val="single" w:sz="1" w:space="0" w:color="CCCCCC"/>
-              <w:left w:val="single" w:sz="1" w:space="0" w:color="CCCCCC"/>
-              <w:bottom w:val="single" w:sz="1" w:space="0" w:color="CCCCCC"/>
-              <w:right w:val="single" w:sz="1" w:space="0" w:color="CCCCCC"/>
-            </w:tcBorders>
-            <w:shd w:val="clear" w:color="auto" w:fill="FFFFFF"/>
-            <w:tcMar>
-              <w:top w:w="80" w:type="dxa"/>
-              <w:left w:w="120" w:type="dxa"/>
-              <w:bottom w:w="80" w:type="dxa"/>
-              <w:right w:w="120" w:type="dxa"/>
-            </w:tcMar>
-          </w:tcPr>
-          <w:p>
-            <w:r>
-              <w:rPr>
-                <w:color w:val="000000"/>
-                <w:sz w:val="20"/>
-                <w:szCs w:val="20"/>
-                <w:highlight w:val="yellow"/>
-              </w:rPr>
-              <w:t>Pendiente</w:t>
-            </w:r>
-          </w:p>
-        </w:tc>
-        <w:tc>
-          <w:tcPr>
-            <w:tcW w:w="2340" w:type="dxa"/>
-            <w:tcBorders>
-              <w:top w:val="single" w:sz="1" w:space="0" w:color="CCCCCC"/>
-              <w:left w:val="single" w:sz="1" w:space="0" w:color="CCCCCC"/>
-              <w:bottom w:val="single" w:sz="1" w:space="0" w:color="CCCCCC"/>
-              <w:right w:val="single" w:sz="1" w:space="0" w:color="CCCCCC"/>
-            </w:tcBorders>
-            <w:shd w:val="clear" w:color="auto" w:fill="FFFFFF"/>
-            <w:tcMar>
-              <w:top w:w="80" w:type="dxa"/>
-              <w:left w:w="120" w:type="dxa"/>
-              <w:bottom w:w="80" w:type="dxa"/>
-              <w:right w:w="120" w:type="dxa"/>
-            </w:tcMar>
-          </w:tcPr>
-          <w:p>
-            <w:r>
-              <w:rPr>
-                <w:color w:val="000000"/>
-                <w:sz w:val="20"/>
-                <w:szCs w:val="20"/>
-              </w:rPr>
-              <w:t>Por iniciar</w:t>
-            </w:r>
-          </w:p>
-        </w:tc>
-      </w:tr>
-      <w:tr>
-        <w:tc>
-          <w:tcPr>
-            <w:tcW w:w="4680" w:type="dxa"/>
-            <w:tcBorders>
-              <w:top w:val="single" w:sz="1" w:space="0" w:color="CCCCCC"/>
-              <w:left w:val="single" w:sz="1" w:space="0" w:color="CCCCCC"/>
-              <w:bottom w:val="single" w:sz="1" w:space="0" w:color="CCCCCC"/>
-              <w:right w:val="single" w:sz="1" w:space="0" w:color="CCCCCC"/>
-            </w:tcBorders>
-            <w:shd w:val="clear" w:color="auto" w:fill="FFFFFF"/>
-            <w:tcMar>
-              <w:top w:w="80" w:type="dxa"/>
-              <w:left w:w="120" w:type="dxa"/>
-              <w:bottom w:w="80" w:type="dxa"/>
-              <w:right w:w="120" w:type="dxa"/>
-            </w:tcMar>
-          </w:tcPr>
-          <w:p>
-            <w:r>
-              <w:rPr>
-                <w:color w:val="000000"/>
-                <w:sz w:val="20"/>
-                <w:szCs w:val="20"/>
-              </w:rPr>
-              <w:t>Gestión de Ventas</w:t>
-            </w:r>
-          </w:p>
-        </w:tc>
-        <w:tc>
-          <w:tcPr>
-            <w:tcW w:w="2340" w:type="dxa"/>
-            <w:tcBorders>
-              <w:top w:val="single" w:sz="1" w:space="0" w:color="CCCCCC"/>
-              <w:left w:val="single" w:sz="1" w:space="0" w:color="CCCCCC"/>
-              <w:bottom w:val="single" w:sz="1" w:space="0" w:color="CCCCCC"/>
-              <w:right w:val="single" w:sz="1" w:space="0" w:color="CCCCCC"/>
-            </w:tcBorders>
-            <w:shd w:val="clear" w:color="auto" w:fill="FFFFFF"/>
-            <w:tcMar>
-              <w:top w:w="80" w:type="dxa"/>
-              <w:left w:w="120" w:type="dxa"/>
-              <w:bottom w:w="80" w:type="dxa"/>
-              <w:right w:w="120" w:type="dxa"/>
-            </w:tcMar>
-          </w:tcPr>
-          <w:p>
-            <w:r>
-              <w:rPr>
-                <w:color w:val="000000"/>
-                <w:sz w:val="20"/>
-                <w:szCs w:val="20"/>
-                <w:highlight w:val="yellow"/>
-              </w:rPr>
-              <w:t>Pendiente</w:t>
-            </w:r>
-          </w:p>
-        </w:tc>
-        <w:tc>
-          <w:tcPr>
-            <w:tcW w:w="2340" w:type="dxa"/>
-            <w:tcBorders>
-              <w:top w:val="single" w:sz="1" w:space="0" w:color="CCCCCC"/>
-              <w:left w:val="single" w:sz="1" w:space="0" w:color="CCCCCC"/>
-              <w:bottom w:val="single" w:sz="1" w:space="0" w:color="CCCCCC"/>
-              <w:right w:val="single" w:sz="1" w:space="0" w:color="CCCCCC"/>
-            </w:tcBorders>
-            <w:shd w:val="clear" w:color="auto" w:fill="FFFFFF"/>
-            <w:tcMar>
-              <w:top w:w="80" w:type="dxa"/>
-              <w:left w:w="120" w:type="dxa"/>
-              <w:bottom w:w="80" w:type="dxa"/>
-              <w:right w:w="120" w:type="dxa"/>
-            </w:tcMar>
-          </w:tcPr>
-          <w:p>
-            <w:r>
-              <w:rPr>
-                <w:color w:val="000000"/>
-                <w:sz w:val="20"/>
-                <w:szCs w:val="20"/>
-              </w:rPr>
-              <w:t>Por iniciar</w:t>
-            </w:r>
-          </w:p>
-        </w:tc>
-      </w:tr>
-      <w:tr>
-        <w:tc>
-          <w:tcPr>
-            <w:tcW w:w="4680" w:type="dxa"/>
-            <w:tcBorders>
-              <w:top w:val="single" w:sz="1" w:space="0" w:color="CCCCCC"/>
-              <w:left w:val="single" w:sz="1" w:space="0" w:color="CCCCCC"/>
-              <w:bottom w:val="single" w:sz="1" w:space="0" w:color="CCCCCC"/>
-              <w:right w:val="single" w:sz="1" w:space="0" w:color="CCCCCC"/>
-            </w:tcBorders>
-            <w:shd w:val="clear" w:color="auto" w:fill="FFFFFF"/>
-            <w:tcMar>
-              <w:top w:w="80" w:type="dxa"/>
-              <w:left w:w="120" w:type="dxa"/>
-              <w:bottom w:w="80" w:type="dxa"/>
-              <w:right w:w="120" w:type="dxa"/>
-            </w:tcMar>
-          </w:tcPr>
-          <w:p>
-            <w:r>
-              <w:rPr>
-                <w:color w:val="000000"/>
-                <w:sz w:val="20"/>
-                <w:szCs w:val="20"/>
-              </w:rPr>
-              <w:t>Gestión de Caja</w:t>
-            </w:r>
-          </w:p>
-        </w:tc>
-        <w:tc>
-          <w:tcPr>
-            <w:tcW w:w="2340" w:type="dxa"/>
-            <w:tcBorders>
-              <w:top w:val="single" w:sz="1" w:space="0" w:color="CCCCCC"/>
-              <w:left w:val="single" w:sz="1" w:space="0" w:color="CCCCCC"/>
-              <w:bottom w:val="single" w:sz="1" w:space="0" w:color="CCCCCC"/>
-              <w:right w:val="single" w:sz="1" w:space="0" w:color="CCCCCC"/>
-            </w:tcBorders>
-            <w:shd w:val="clear" w:color="auto" w:fill="FFFFFF"/>
-            <w:tcMar>
-              <w:top w:w="80" w:type="dxa"/>
-              <w:left w:w="120" w:type="dxa"/>
-              <w:bottom w:w="80" w:type="dxa"/>
-              <w:right w:w="120" w:type="dxa"/>
-            </w:tcMar>
-          </w:tcPr>
-          <w:p>
-            <w:r>
-              <w:rPr>
-                <w:color w:val="000000"/>
-                <w:sz w:val="20"/>
-                <w:szCs w:val="20"/>
-                <w:highlight w:val="yellow"/>
-              </w:rPr>
-              <w:t>Pendiente</w:t>
-            </w:r>
-          </w:p>
-        </w:tc>
-        <w:tc>
-          <w:tcPr>
-            <w:tcW w:w="2340" w:type="dxa"/>
-            <w:tcBorders>
-              <w:top w:val="single" w:sz="1" w:space="0" w:color="CCCCCC"/>
-              <w:left w:val="single" w:sz="1" w:space="0" w:color="CCCCCC"/>
-              <w:bottom w:val="single" w:sz="1" w:space="0" w:color="CCCCCC"/>
-              <w:right w:val="single" w:sz="1" w:space="0" w:color="CCCCCC"/>
-            </w:tcBorders>
-            <w:shd w:val="clear" w:color="auto" w:fill="FFFFFF"/>
-            <w:tcMar>
-              <w:top w:w="80" w:type="dxa"/>
-              <w:left w:w="120" w:type="dxa"/>
-              <w:bottom w:w="80" w:type="dxa"/>
-              <w:right w:w="120" w:type="dxa"/>
-            </w:tcMar>
-          </w:tcPr>
-          <w:p>
-            <w:r>
-              <w:rPr>
-                <w:color w:val="000000"/>
-                <w:sz w:val="20"/>
-                <w:szCs w:val="20"/>
-              </w:rPr>
-              <w:t>Por iniciar</w:t>
-            </w:r>
-          </w:p>
-        </w:tc>
-      </w:tr>
-      <w:tr>
-        <w:tc>
-          <w:tcPr>
-            <w:tcW w:w="4680" w:type="dxa"/>
-            <w:tcBorders>
-              <w:top w:val="single" w:sz="1" w:space="0" w:color="CCCCCC"/>
-              <w:left w:val="single" w:sz="1" w:space="0" w:color="CCCCCC"/>
-              <w:bottom w:val="single" w:sz="1" w:space="0" w:color="CCCCCC"/>
-              <w:right w:val="single" w:sz="1" w:space="0" w:color="CCCCCC"/>
-            </w:tcBorders>
-            <w:shd w:val="clear" w:color="auto" w:fill="FFFFFF"/>
-            <w:tcMar>
-              <w:top w:w="80" w:type="dxa"/>
-              <w:left w:w="120" w:type="dxa"/>
-              <w:bottom w:w="80" w:type="dxa"/>
-              <w:right w:w="120" w:type="dxa"/>
-            </w:tcMar>
-          </w:tcPr>
-          <w:p>
-            <w:r>
-              <w:rPr>
-                <w:color w:val="000000"/>
-                <w:sz w:val="20"/>
-                <w:szCs w:val="20"/>
-              </w:rPr>
-              <w:t>Reportes</w:t>
-            </w:r>
-          </w:p>
-        </w:tc>
-        <w:tc>
-          <w:tcPr>
-            <w:tcW w:w="2340" w:type="dxa"/>
-            <w:tcBorders>
-              <w:top w:val="single" w:sz="1" w:space="0" w:color="CCCCCC"/>
-              <w:left w:val="single" w:sz="1" w:space="0" w:color="CCCCCC"/>
-              <w:bottom w:val="single" w:sz="1" w:space="0" w:color="CCCCCC"/>
-              <w:right w:val="single" w:sz="1" w:space="0" w:color="CCCCCC"/>
-            </w:tcBorders>
-            <w:shd w:val="clear" w:color="auto" w:fill="FFFFFF"/>
-            <w:tcMar>
-              <w:top w:w="80" w:type="dxa"/>
-              <w:left w:w="120" w:type="dxa"/>
-              <w:bottom w:w="80" w:type="dxa"/>
-              <w:right w:w="120" w:type="dxa"/>
-            </w:tcMar>
-          </w:tcPr>
-          <w:p>
-            <w:r>
-              <w:rPr>
-                <w:color w:val="000000"/>
-                <w:sz w:val="20"/>
-                <w:szCs w:val="20"/>
-                <w:highlight w:val="yellow"/>
-              </w:rPr>
-              <w:t>Pendiente</w:t>
-            </w:r>
-          </w:p>
-        </w:tc>
-        <w:tc>
-          <w:tcPr>
-            <w:tcW w:w="2340" w:type="dxa"/>
-            <w:tcBorders>
-              <w:top w:val="single" w:sz="1" w:space="0" w:color="CCCCCC"/>
-              <w:left w:val="single" w:sz="1" w:space="0" w:color="CCCCCC"/>
-              <w:bottom w:val="single" w:sz="1" w:space="0" w:color="CCCCCC"/>
-              <w:right w:val="single" w:sz="1" w:space="0" w:color="CCCCCC"/>
-            </w:tcBorders>
-            <w:shd w:val="clear" w:color="auto" w:fill="FFFFFF"/>
-            <w:tcMar>
-              <w:top w:w="80" w:type="dxa"/>
-              <w:left w:w="120" w:type="dxa"/>
-              <w:bottom w:w="80" w:type="dxa"/>
-              <w:right w:w="120" w:type="dxa"/>
-            </w:tcMar>
-          </w:tcPr>
-          <w:p>
-            <w:r>
-              <w:rPr>
-                <w:color w:val="000000"/>
-                <w:sz w:val="20"/>
-                <w:szCs w:val="20"/>
-              </w:rPr>
-              <w:t>Por iniciar</w:t>
-            </w:r>
-          </w:p>
-        </w:tc>
-      </w:tr>
     </w:tbl>
     <w:p>
       <w:pPr>
-        <w:spacing w:before="600"/>
-      </w:pPr>
-    </w:p>
-    <w:p>
-      <w:pPr>
-        <w:jc w:val="center"/>
+        <w:spacing w:before="120"/>
+        <w:rPr>
+          <w:sz w:val="28"/>
+          <w:szCs w:val="28"/>
+        </w:rPr>
+      </w:pPr>
+    </w:p>
+    <w:p>
+      <w:pPr>
+        <w:spacing w:before="120"/>
+        <w:rPr>
+          <w:sz w:val="28"/>
+          <w:szCs w:val="28"/>
+        </w:rPr>
       </w:pPr>
     </w:p>
     <w:sectPr>
@@ -18621,6 +21100,7 @@
   <w:style w:type="paragraph" w:default="1" w:styleId="Normal">
     <w:name w:val="Normal"/>
     <w:qFormat/>
+    <w:rsid w:val="00253381"/>
   </w:style>
   <w:style w:type="paragraph" w:styleId="Ttulo1">
     <w:name w:val="heading 1"/>
@@ -18641,6 +21121,7 @@
   </w:style>
   <w:style w:type="paragraph" w:styleId="Ttulo2">
     <w:name w:val="heading 2"/>
+    <w:link w:val="Ttulo2Car"/>
     <w:uiPriority w:val="9"/>
     <w:unhideWhenUsed/>
     <w:qFormat/>
@@ -18715,6 +21196,7 @@
   <w:style w:type="character" w:default="1" w:styleId="Fuentedeprrafopredeter">
     <w:name w:val="Default Paragraph Font"/>
     <w:uiPriority w:val="1"/>
+    <w:semiHidden/>
     <w:unhideWhenUsed/>
   </w:style>
   <w:style w:type="table" w:default="1" w:styleId="Tablanormal">
@@ -18853,6 +21335,20 @@
       <w:color w:val="1F3864"/>
       <w:sz w:val="32"/>
       <w:szCs w:val="32"/>
+    </w:rPr>
+  </w:style>
+  <w:style w:type="character" w:customStyle="1" w:styleId="Ttulo2Car">
+    <w:name w:val="Título 2 Car"/>
+    <w:basedOn w:val="Fuentedeprrafopredeter"/>
+    <w:link w:val="Ttulo2"/>
+    <w:uiPriority w:val="9"/>
+    <w:rsid w:val="00A1331F"/>
+    <w:rPr>
+      <w:b/>
+      <w:bCs/>
+      <w:color w:val="2E75B6"/>
+      <w:sz w:val="26"/>
+      <w:szCs w:val="26"/>
     </w:rPr>
   </w:style>
 </w:styles>

--- a/docs/BoutiqueSystem_Documentacion.docx
+++ b/docs/BoutiqueSystem_Documentacion.docx
@@ -794,7 +794,13 @@
         <w:spacing w:before="60" w:after="60"/>
       </w:pPr>
       <w:r>
-        <w:t>Control de zona horaria Colombi (UTC-5).</w:t>
+        <w:t>Control de zona horaria Colombi</w:t>
+      </w:r>
+      <w:r>
+        <w:t>a</w:t>
+      </w:r>
+      <w:r>
+        <w:t xml:space="preserve"> (UTC-5).</w:t>
       </w:r>
     </w:p>
     <w:p>
@@ -1272,7 +1278,13 @@
         <w:t>sesión</w:t>
       </w:r>
       <w:r>
-        <w:t xml:space="preserve"> con email y </w:t>
+        <w:t xml:space="preserve"> con </w:t>
+      </w:r>
+      <w:r>
+        <w:t>documento</w:t>
+      </w:r>
+      <w:r>
+        <w:t xml:space="preserve"> y </w:t>
       </w:r>
       <w:r>
         <w:t>contraseña</w:t>
@@ -1317,7 +1329,21 @@
         <w:spacing w:before="60" w:after="60"/>
       </w:pPr>
       <w:r>
-        <w:t>RF-01.4: El token debe contener el rol del usuario para el control de acceso.</w:t>
+        <w:t xml:space="preserve">RF-01.4: El token debe contener el rol del usuario para el </w:t>
+      </w:r>
+      <w:proofErr w:type="spellStart"/>
+      <w:r>
+        <w:t>cont</w:t>
+      </w:r>
+      <w:r>
+        <w:t>Colo</w:t>
+      </w:r>
+      <w:r>
+        <w:t>rol</w:t>
+      </w:r>
+      <w:proofErr w:type="spellEnd"/>
+      <w:r>
+        <w:t xml:space="preserve"> de acceso.</w:t>
       </w:r>
     </w:p>
     <w:p>
@@ -1591,9 +1617,17 @@
       <w:r>
         <w:t xml:space="preserve">RF-05.1: El Admin puede crear, listar y desactivar </w:t>
       </w:r>
-      <w:r>
-        <w:t>categorías</w:t>
-      </w:r>
+      <w:proofErr w:type="spellStart"/>
+      <w:r>
+        <w:t>ca</w:t>
+      </w:r>
+      <w:r>
+        <w:t>Col</w:t>
+      </w:r>
+      <w:r>
+        <w:t>tegorías</w:t>
+      </w:r>
+      <w:proofErr w:type="spellEnd"/>
       <w:r>
         <w:t xml:space="preserve"> de productos.</w:t>
       </w:r>
@@ -9062,10 +9096,19 @@
         <w:t xml:space="preserve">Editar Información de </w:t>
       </w:r>
       <w:r>
-        <w:t xml:space="preserve">Proveedor </w:t>
-      </w:r>
-      <w:r>
+        <w:t>Proveedor</w:t>
+      </w:r>
+      <w:r>
+        <w:t xml:space="preserve"> </w:t>
+      </w:r>
+      <w:r>
+        <w:rPr>
+          <w:highlight w:val="green"/>
+        </w:rPr>
         <w:t>Terminado</w:t>
+      </w:r>
+      <w:r>
+        <w:t xml:space="preserve"> </w:t>
       </w:r>
     </w:p>
     <w:p>
@@ -9522,7 +9565,7 @@
         <w:t>CU-</w:t>
       </w:r>
       <w:r>
-        <w:t>XX</w:t>
+        <w:t>17</w:t>
       </w:r>
       <w:r>
         <w:t xml:space="preserve">: Crear </w:t>
@@ -9540,12 +9583,9 @@
       </w:r>
       <w:r>
         <w:rPr>
-          <w:color w:val="000000"/>
-          <w:sz w:val="20"/>
-          <w:szCs w:val="20"/>
-          <w:highlight w:val="red"/>
+          <w:highlight w:val="green"/>
         </w:rPr>
-        <w:t>En Proceso</w:t>
+        <w:t>Terminado</w:t>
       </w:r>
     </w:p>
     <w:tbl>
@@ -10002,7 +10042,7 @@
         <w:t>CU-</w:t>
       </w:r>
       <w:r>
-        <w:t>XX</w:t>
+        <w:t>18</w:t>
       </w:r>
       <w:r>
         <w:t xml:space="preserve">: Listar </w:t>
@@ -10015,12 +10055,9 @@
       </w:r>
       <w:r>
         <w:rPr>
-          <w:color w:val="000000"/>
-          <w:sz w:val="20"/>
-          <w:szCs w:val="20"/>
-          <w:highlight w:val="yellow"/>
+          <w:highlight w:val="green"/>
         </w:rPr>
-        <w:t>Pendiente</w:t>
+        <w:t>Terminado</w:t>
       </w:r>
     </w:p>
     <w:tbl>
@@ -10506,9 +10543,9 @@
           <w:color w:val="000000"/>
           <w:sz w:val="20"/>
           <w:szCs w:val="20"/>
-          <w:highlight w:val="yellow"/>
+          <w:highlight w:val="red"/>
         </w:rPr>
-        <w:t>Pendiente</w:t>
+        <w:t>En Proceso</w:t>
       </w:r>
     </w:p>
     <w:tbl>
@@ -11396,6 +11433,7 @@
     </w:tbl>
     <w:p/>
     <w:p/>
+    <w:p/>
     <w:p>
       <w:pPr>
         <w:pStyle w:val="Ttulo2"/>
@@ -18374,7 +18412,10 @@
     </w:p>
     <w:p>
       <w:r>
-        <w:t>├──</w:t>
+        <w:t xml:space="preserve"> |</w:t>
+      </w:r>
+      <w:r>
+        <w:t>──</w:t>
       </w:r>
       <w:r>
         <w:t xml:space="preserve"> </w:t>
@@ -18552,7 +18593,7 @@
           <w:sz w:val="28"/>
           <w:szCs w:val="28"/>
         </w:rPr>
-        <w:t>11.3 Esctructura interna por feature</w:t>
+        <w:t>11.3 Estructura interna por feature</w:t>
       </w:r>
     </w:p>
     <w:p>
@@ -18794,6 +18835,105 @@
         </w:rPr>
         <w:t>- routers/ → expone los endpoints, valida token, delega al service</w:t>
       </w:r>
+    </w:p>
+    <w:p>
+      <w:pPr>
+        <w:rPr>
+          <w:sz w:val="24"/>
+          <w:szCs w:val="24"/>
+        </w:rPr>
+      </w:pPr>
+      <w:r>
+        <w:rPr>
+          <w:b/>
+          <w:bCs/>
+          <w:sz w:val="24"/>
+          <w:szCs w:val="24"/>
+        </w:rPr>
+        <w:br w:type="page"/>
+      </w:r>
+    </w:p>
+    <w:p>
+      <w:pPr>
+        <w:pStyle w:val="Ttulo1"/>
+        <w:rPr>
+          <w:sz w:val="28"/>
+          <w:szCs w:val="28"/>
+        </w:rPr>
+      </w:pPr>
+      <w:r>
+        <w:rPr>
+          <w:sz w:val="28"/>
+          <w:szCs w:val="28"/>
+        </w:rPr>
+        <w:lastRenderedPageBreak/>
+        <w:t>11.</w:t>
+      </w:r>
+      <w:r>
+        <w:rPr>
+          <w:sz w:val="28"/>
+          <w:szCs w:val="28"/>
+        </w:rPr>
+        <w:t>4</w:t>
+      </w:r>
+      <w:r>
+        <w:rPr>
+          <w:sz w:val="28"/>
+          <w:szCs w:val="28"/>
+        </w:rPr>
+        <w:t xml:space="preserve"> </w:t>
+      </w:r>
+      <w:r>
+        <w:rPr>
+          <w:sz w:val="28"/>
+          <w:szCs w:val="28"/>
+        </w:rPr>
+        <w:t>Versionado de la API</w:t>
+      </w:r>
+    </w:p>
+    <w:p>
+      <w:pPr>
+        <w:pStyle w:val="Ttulo1"/>
+        <w:rPr>
+          <w:b w:val="0"/>
+          <w:bCs w:val="0"/>
+          <w:color w:val="auto"/>
+          <w:sz w:val="22"/>
+          <w:szCs w:val="22"/>
+        </w:rPr>
+      </w:pPr>
+      <w:r>
+        <w:rPr>
+          <w:b w:val="0"/>
+          <w:bCs w:val="0"/>
+          <w:color w:val="auto"/>
+          <w:sz w:val="22"/>
+          <w:szCs w:val="22"/>
+        </w:rPr>
+        <w:t>Todos los endpoints del sistema están agrupados bajo el prefijo /v1, indicando que corresponden a la primera versión de la API. Este versionado permite introducir cambios futuros bajo /v2 sin romper la compatibilidad con clientes que consuman la versión anterior.</w:t>
+      </w:r>
+    </w:p>
+    <w:p>
+      <w:pPr>
+        <w:pStyle w:val="Ttulo1"/>
+        <w:rPr>
+          <w:sz w:val="28"/>
+          <w:szCs w:val="28"/>
+        </w:rPr>
+      </w:pPr>
+    </w:p>
+    <w:p>
+      <w:pPr>
+        <w:pStyle w:val="Ttulo1"/>
+        <w:spacing w:before="0" w:after="0"/>
+        <w:rPr>
+          <w:b w:val="0"/>
+          <w:bCs w:val="0"/>
+          <w:color w:val="auto"/>
+          <w:sz w:val="24"/>
+          <w:szCs w:val="24"/>
+        </w:rPr>
+      </w:pPr>
     </w:p>
     <w:p>
       <w:pPr>
@@ -18875,7 +19015,7 @@
                     <pic:cNvPicPr/>
                   </pic:nvPicPr>
                   <pic:blipFill rotWithShape="1">
-                    <a:blip r:embed="rId7" cstate="print">
+                    <a:blip r:embed="rId8" cstate="print">
                       <a:extLst>
                         <a:ext uri="{28A0092B-C50C-407E-A947-70E740481C1C}">
                           <a14:useLocalDpi xmlns:a14="http://schemas.microsoft.com/office/drawing/2010/main" val="0"/>
@@ -19326,6 +19466,657 @@
           </w:p>
         </w:tc>
       </w:tr>
+      <w:tr>
+        <w:tc>
+          <w:tcPr>
+            <w:tcW w:w="3000" w:type="dxa"/>
+            <w:tcBorders>
+              <w:top w:val="single" w:sz="1" w:space="0" w:color="CCCCCC"/>
+              <w:left w:val="single" w:sz="1" w:space="0" w:color="CCCCCC"/>
+              <w:bottom w:val="single" w:sz="1" w:space="0" w:color="CCCCCC"/>
+              <w:right w:val="single" w:sz="1" w:space="0" w:color="CCCCCC"/>
+            </w:tcBorders>
+            <w:shd w:val="clear" w:color="auto" w:fill="FFFFFF"/>
+            <w:tcMar>
+              <w:top w:w="80" w:type="dxa"/>
+              <w:left w:w="120" w:type="dxa"/>
+              <w:bottom w:w="80" w:type="dxa"/>
+              <w:right w:w="120" w:type="dxa"/>
+            </w:tcMar>
+          </w:tcPr>
+          <w:p>
+            <w:pPr>
+              <w:rPr>
+                <w:color w:val="000000"/>
+                <w:sz w:val="20"/>
+                <w:szCs w:val="20"/>
+              </w:rPr>
+            </w:pPr>
+            <w:r>
+              <w:rPr>
+                <w:color w:val="000000"/>
+                <w:sz w:val="20"/>
+                <w:szCs w:val="20"/>
+              </w:rPr>
+              <w:t>ORM</w:t>
+            </w:r>
+          </w:p>
+        </w:tc>
+        <w:tc>
+          <w:tcPr>
+            <w:tcW w:w="3000" w:type="dxa"/>
+            <w:tcBorders>
+              <w:top w:val="single" w:sz="1" w:space="0" w:color="CCCCCC"/>
+              <w:left w:val="single" w:sz="1" w:space="0" w:color="CCCCCC"/>
+              <w:bottom w:val="single" w:sz="1" w:space="0" w:color="CCCCCC"/>
+              <w:right w:val="single" w:sz="1" w:space="0" w:color="CCCCCC"/>
+            </w:tcBorders>
+            <w:shd w:val="clear" w:color="auto" w:fill="FFFFFF"/>
+            <w:tcMar>
+              <w:top w:w="80" w:type="dxa"/>
+              <w:left w:w="120" w:type="dxa"/>
+              <w:bottom w:w="80" w:type="dxa"/>
+              <w:right w:w="120" w:type="dxa"/>
+            </w:tcMar>
+          </w:tcPr>
+          <w:p>
+            <w:pPr>
+              <w:rPr>
+                <w:color w:val="000000"/>
+                <w:sz w:val="20"/>
+                <w:szCs w:val="20"/>
+              </w:rPr>
+            </w:pPr>
+            <w:r>
+              <w:rPr>
+                <w:color w:val="000000"/>
+                <w:sz w:val="20"/>
+                <w:szCs w:val="20"/>
+              </w:rPr>
+              <w:t>SQLAlchemy</w:t>
+            </w:r>
+          </w:p>
+        </w:tc>
+        <w:tc>
+          <w:tcPr>
+            <w:tcW w:w="3360" w:type="dxa"/>
+            <w:tcBorders>
+              <w:top w:val="single" w:sz="1" w:space="0" w:color="CCCCCC"/>
+              <w:left w:val="single" w:sz="1" w:space="0" w:color="CCCCCC"/>
+              <w:bottom w:val="single" w:sz="1" w:space="0" w:color="CCCCCC"/>
+              <w:right w:val="single" w:sz="1" w:space="0" w:color="CCCCCC"/>
+            </w:tcBorders>
+            <w:shd w:val="clear" w:color="auto" w:fill="FFFFFF"/>
+            <w:tcMar>
+              <w:top w:w="80" w:type="dxa"/>
+              <w:left w:w="120" w:type="dxa"/>
+              <w:bottom w:w="80" w:type="dxa"/>
+              <w:right w:w="120" w:type="dxa"/>
+            </w:tcMar>
+          </w:tcPr>
+          <w:p>
+            <w:pPr>
+              <w:rPr>
+                <w:color w:val="000000"/>
+                <w:sz w:val="20"/>
+                <w:szCs w:val="20"/>
+              </w:rPr>
+            </w:pPr>
+            <w:r>
+              <w:rPr>
+                <w:color w:val="000000"/>
+                <w:sz w:val="20"/>
+                <w:szCs w:val="20"/>
+              </w:rPr>
+              <w:t>2.0.47</w:t>
+            </w:r>
+          </w:p>
+          <w:p>
+            <w:pPr>
+              <w:rPr>
+                <w:color w:val="000000"/>
+                <w:sz w:val="20"/>
+                <w:szCs w:val="20"/>
+              </w:rPr>
+            </w:pPr>
+          </w:p>
+        </w:tc>
+      </w:tr>
+      <w:tr>
+        <w:tc>
+          <w:tcPr>
+            <w:tcW w:w="3000" w:type="dxa"/>
+            <w:tcBorders>
+              <w:top w:val="single" w:sz="1" w:space="0" w:color="CCCCCC"/>
+              <w:left w:val="single" w:sz="1" w:space="0" w:color="CCCCCC"/>
+              <w:bottom w:val="single" w:sz="1" w:space="0" w:color="CCCCCC"/>
+              <w:right w:val="single" w:sz="1" w:space="0" w:color="CCCCCC"/>
+            </w:tcBorders>
+            <w:shd w:val="clear" w:color="auto" w:fill="FFFFFF"/>
+            <w:tcMar>
+              <w:top w:w="80" w:type="dxa"/>
+              <w:left w:w="120" w:type="dxa"/>
+              <w:bottom w:w="80" w:type="dxa"/>
+              <w:right w:w="120" w:type="dxa"/>
+            </w:tcMar>
+          </w:tcPr>
+          <w:p>
+            <w:pPr>
+              <w:rPr>
+                <w:color w:val="000000"/>
+                <w:sz w:val="20"/>
+                <w:szCs w:val="20"/>
+              </w:rPr>
+            </w:pPr>
+            <w:r>
+              <w:rPr>
+                <w:color w:val="000000"/>
+                <w:sz w:val="20"/>
+                <w:szCs w:val="20"/>
+              </w:rPr>
+              <w:t>Migraciones</w:t>
+            </w:r>
+          </w:p>
+        </w:tc>
+        <w:tc>
+          <w:tcPr>
+            <w:tcW w:w="3000" w:type="dxa"/>
+            <w:tcBorders>
+              <w:top w:val="single" w:sz="1" w:space="0" w:color="CCCCCC"/>
+              <w:left w:val="single" w:sz="1" w:space="0" w:color="CCCCCC"/>
+              <w:bottom w:val="single" w:sz="1" w:space="0" w:color="CCCCCC"/>
+              <w:right w:val="single" w:sz="1" w:space="0" w:color="CCCCCC"/>
+            </w:tcBorders>
+            <w:shd w:val="clear" w:color="auto" w:fill="FFFFFF"/>
+            <w:tcMar>
+              <w:top w:w="80" w:type="dxa"/>
+              <w:left w:w="120" w:type="dxa"/>
+              <w:bottom w:w="80" w:type="dxa"/>
+              <w:right w:w="120" w:type="dxa"/>
+            </w:tcMar>
+          </w:tcPr>
+          <w:p>
+            <w:pPr>
+              <w:rPr>
+                <w:color w:val="000000"/>
+                <w:sz w:val="20"/>
+                <w:szCs w:val="20"/>
+              </w:rPr>
+            </w:pPr>
+            <w:r>
+              <w:rPr>
+                <w:color w:val="000000"/>
+                <w:sz w:val="20"/>
+                <w:szCs w:val="20"/>
+              </w:rPr>
+              <w:t>Alembic</w:t>
+            </w:r>
+          </w:p>
+        </w:tc>
+        <w:tc>
+          <w:tcPr>
+            <w:tcW w:w="3360" w:type="dxa"/>
+            <w:tcBorders>
+              <w:top w:val="single" w:sz="1" w:space="0" w:color="CCCCCC"/>
+              <w:left w:val="single" w:sz="1" w:space="0" w:color="CCCCCC"/>
+              <w:bottom w:val="single" w:sz="1" w:space="0" w:color="CCCCCC"/>
+              <w:right w:val="single" w:sz="1" w:space="0" w:color="CCCCCC"/>
+            </w:tcBorders>
+            <w:shd w:val="clear" w:color="auto" w:fill="FFFFFF"/>
+            <w:tcMar>
+              <w:top w:w="80" w:type="dxa"/>
+              <w:left w:w="120" w:type="dxa"/>
+              <w:bottom w:w="80" w:type="dxa"/>
+              <w:right w:w="120" w:type="dxa"/>
+            </w:tcMar>
+          </w:tcPr>
+          <w:p>
+            <w:pPr>
+              <w:rPr>
+                <w:color w:val="000000"/>
+                <w:sz w:val="20"/>
+                <w:szCs w:val="20"/>
+              </w:rPr>
+            </w:pPr>
+            <w:r>
+              <w:rPr>
+                <w:color w:val="000000"/>
+                <w:sz w:val="20"/>
+                <w:szCs w:val="20"/>
+              </w:rPr>
+              <w:t>1.16.5</w:t>
+            </w:r>
+          </w:p>
+        </w:tc>
+      </w:tr>
+      <w:tr>
+        <w:tc>
+          <w:tcPr>
+            <w:tcW w:w="3000" w:type="dxa"/>
+            <w:tcBorders>
+              <w:top w:val="single" w:sz="1" w:space="0" w:color="CCCCCC"/>
+              <w:left w:val="single" w:sz="1" w:space="0" w:color="CCCCCC"/>
+              <w:bottom w:val="single" w:sz="1" w:space="0" w:color="CCCCCC"/>
+              <w:right w:val="single" w:sz="1" w:space="0" w:color="CCCCCC"/>
+            </w:tcBorders>
+            <w:shd w:val="clear" w:color="auto" w:fill="FFFFFF"/>
+            <w:tcMar>
+              <w:top w:w="80" w:type="dxa"/>
+              <w:left w:w="120" w:type="dxa"/>
+              <w:bottom w:w="80" w:type="dxa"/>
+              <w:right w:w="120" w:type="dxa"/>
+            </w:tcMar>
+          </w:tcPr>
+          <w:p>
+            <w:pPr>
+              <w:rPr>
+                <w:color w:val="000000"/>
+                <w:sz w:val="20"/>
+                <w:szCs w:val="20"/>
+              </w:rPr>
+            </w:pPr>
+            <w:r>
+              <w:rPr>
+                <w:color w:val="000000"/>
+                <w:sz w:val="20"/>
+                <w:szCs w:val="20"/>
+              </w:rPr>
+              <w:t>Validación</w:t>
+            </w:r>
+          </w:p>
+        </w:tc>
+        <w:tc>
+          <w:tcPr>
+            <w:tcW w:w="3000" w:type="dxa"/>
+            <w:tcBorders>
+              <w:top w:val="single" w:sz="1" w:space="0" w:color="CCCCCC"/>
+              <w:left w:val="single" w:sz="1" w:space="0" w:color="CCCCCC"/>
+              <w:bottom w:val="single" w:sz="1" w:space="0" w:color="CCCCCC"/>
+              <w:right w:val="single" w:sz="1" w:space="0" w:color="CCCCCC"/>
+            </w:tcBorders>
+            <w:shd w:val="clear" w:color="auto" w:fill="FFFFFF"/>
+            <w:tcMar>
+              <w:top w:w="80" w:type="dxa"/>
+              <w:left w:w="120" w:type="dxa"/>
+              <w:bottom w:w="80" w:type="dxa"/>
+              <w:right w:w="120" w:type="dxa"/>
+            </w:tcMar>
+          </w:tcPr>
+          <w:p>
+            <w:pPr>
+              <w:rPr>
+                <w:color w:val="000000"/>
+                <w:sz w:val="20"/>
+                <w:szCs w:val="20"/>
+              </w:rPr>
+            </w:pPr>
+            <w:r>
+              <w:rPr>
+                <w:color w:val="000000"/>
+                <w:sz w:val="20"/>
+                <w:szCs w:val="20"/>
+              </w:rPr>
+              <w:t>Pydantic</w:t>
+            </w:r>
+          </w:p>
+        </w:tc>
+        <w:tc>
+          <w:tcPr>
+            <w:tcW w:w="3360" w:type="dxa"/>
+            <w:tcBorders>
+              <w:top w:val="single" w:sz="1" w:space="0" w:color="CCCCCC"/>
+              <w:left w:val="single" w:sz="1" w:space="0" w:color="CCCCCC"/>
+              <w:bottom w:val="single" w:sz="1" w:space="0" w:color="CCCCCC"/>
+              <w:right w:val="single" w:sz="1" w:space="0" w:color="CCCCCC"/>
+            </w:tcBorders>
+            <w:shd w:val="clear" w:color="auto" w:fill="FFFFFF"/>
+            <w:tcMar>
+              <w:top w:w="80" w:type="dxa"/>
+              <w:left w:w="120" w:type="dxa"/>
+              <w:bottom w:w="80" w:type="dxa"/>
+              <w:right w:w="120" w:type="dxa"/>
+            </w:tcMar>
+          </w:tcPr>
+          <w:p>
+            <w:pPr>
+              <w:rPr>
+                <w:color w:val="000000"/>
+                <w:sz w:val="20"/>
+                <w:szCs w:val="20"/>
+              </w:rPr>
+            </w:pPr>
+            <w:r>
+              <w:rPr>
+                <w:color w:val="000000"/>
+                <w:sz w:val="20"/>
+                <w:szCs w:val="20"/>
+              </w:rPr>
+              <w:t>2.12.5</w:t>
+            </w:r>
+          </w:p>
+        </w:tc>
+      </w:tr>
+      <w:tr>
+        <w:tc>
+          <w:tcPr>
+            <w:tcW w:w="3000" w:type="dxa"/>
+            <w:tcBorders>
+              <w:top w:val="single" w:sz="1" w:space="0" w:color="CCCCCC"/>
+              <w:left w:val="single" w:sz="1" w:space="0" w:color="CCCCCC"/>
+              <w:bottom w:val="single" w:sz="1" w:space="0" w:color="CCCCCC"/>
+              <w:right w:val="single" w:sz="1" w:space="0" w:color="CCCCCC"/>
+            </w:tcBorders>
+            <w:shd w:val="clear" w:color="auto" w:fill="FFFFFF"/>
+            <w:tcMar>
+              <w:top w:w="80" w:type="dxa"/>
+              <w:left w:w="120" w:type="dxa"/>
+              <w:bottom w:w="80" w:type="dxa"/>
+              <w:right w:w="120" w:type="dxa"/>
+            </w:tcMar>
+          </w:tcPr>
+          <w:p>
+            <w:pPr>
+              <w:rPr>
+                <w:color w:val="000000"/>
+                <w:sz w:val="20"/>
+                <w:szCs w:val="20"/>
+              </w:rPr>
+            </w:pPr>
+            <w:r>
+              <w:rPr>
+                <w:color w:val="000000"/>
+                <w:sz w:val="20"/>
+                <w:szCs w:val="20"/>
+              </w:rPr>
+              <w:t>Autenticación</w:t>
+            </w:r>
+          </w:p>
+        </w:tc>
+        <w:tc>
+          <w:tcPr>
+            <w:tcW w:w="3000" w:type="dxa"/>
+            <w:tcBorders>
+              <w:top w:val="single" w:sz="1" w:space="0" w:color="CCCCCC"/>
+              <w:left w:val="single" w:sz="1" w:space="0" w:color="CCCCCC"/>
+              <w:bottom w:val="single" w:sz="1" w:space="0" w:color="CCCCCC"/>
+              <w:right w:val="single" w:sz="1" w:space="0" w:color="CCCCCC"/>
+            </w:tcBorders>
+            <w:shd w:val="clear" w:color="auto" w:fill="FFFFFF"/>
+            <w:tcMar>
+              <w:top w:w="80" w:type="dxa"/>
+              <w:left w:w="120" w:type="dxa"/>
+              <w:bottom w:w="80" w:type="dxa"/>
+              <w:right w:w="120" w:type="dxa"/>
+            </w:tcMar>
+          </w:tcPr>
+          <w:p>
+            <w:pPr>
+              <w:rPr>
+                <w:color w:val="000000"/>
+                <w:sz w:val="20"/>
+                <w:szCs w:val="20"/>
+              </w:rPr>
+            </w:pPr>
+            <w:r>
+              <w:rPr>
+                <w:color w:val="000000"/>
+                <w:sz w:val="20"/>
+                <w:szCs w:val="20"/>
+              </w:rPr>
+              <w:t>JWT (python-jose)</w:t>
+            </w:r>
+          </w:p>
+        </w:tc>
+        <w:tc>
+          <w:tcPr>
+            <w:tcW w:w="3360" w:type="dxa"/>
+            <w:tcBorders>
+              <w:top w:val="single" w:sz="1" w:space="0" w:color="CCCCCC"/>
+              <w:left w:val="single" w:sz="1" w:space="0" w:color="CCCCCC"/>
+              <w:bottom w:val="single" w:sz="1" w:space="0" w:color="CCCCCC"/>
+              <w:right w:val="single" w:sz="1" w:space="0" w:color="CCCCCC"/>
+            </w:tcBorders>
+            <w:shd w:val="clear" w:color="auto" w:fill="FFFFFF"/>
+            <w:tcMar>
+              <w:top w:w="80" w:type="dxa"/>
+              <w:left w:w="120" w:type="dxa"/>
+              <w:bottom w:w="80" w:type="dxa"/>
+              <w:right w:w="120" w:type="dxa"/>
+            </w:tcMar>
+          </w:tcPr>
+          <w:p>
+            <w:pPr>
+              <w:rPr>
+                <w:color w:val="000000"/>
+                <w:sz w:val="20"/>
+                <w:szCs w:val="20"/>
+              </w:rPr>
+            </w:pPr>
+            <w:r>
+              <w:rPr>
+                <w:color w:val="000000"/>
+                <w:sz w:val="20"/>
+                <w:szCs w:val="20"/>
+              </w:rPr>
+              <w:t>3.3.0</w:t>
+            </w:r>
+          </w:p>
+        </w:tc>
+      </w:tr>
+      <w:tr>
+        <w:tc>
+          <w:tcPr>
+            <w:tcW w:w="3000" w:type="dxa"/>
+            <w:tcBorders>
+              <w:top w:val="single" w:sz="1" w:space="0" w:color="CCCCCC"/>
+              <w:left w:val="single" w:sz="1" w:space="0" w:color="CCCCCC"/>
+              <w:bottom w:val="single" w:sz="1" w:space="0" w:color="CCCCCC"/>
+              <w:right w:val="single" w:sz="1" w:space="0" w:color="CCCCCC"/>
+            </w:tcBorders>
+            <w:shd w:val="clear" w:color="auto" w:fill="FFFFFF"/>
+            <w:tcMar>
+              <w:top w:w="80" w:type="dxa"/>
+              <w:left w:w="120" w:type="dxa"/>
+              <w:bottom w:w="80" w:type="dxa"/>
+              <w:right w:w="120" w:type="dxa"/>
+            </w:tcMar>
+          </w:tcPr>
+          <w:p>
+            <w:pPr>
+              <w:rPr>
+                <w:color w:val="000000"/>
+                <w:sz w:val="20"/>
+                <w:szCs w:val="20"/>
+              </w:rPr>
+            </w:pPr>
+            <w:r>
+              <w:rPr>
+                <w:color w:val="000000"/>
+                <w:sz w:val="20"/>
+                <w:szCs w:val="20"/>
+              </w:rPr>
+              <w:t>Cifrado</w:t>
+            </w:r>
+          </w:p>
+        </w:tc>
+        <w:tc>
+          <w:tcPr>
+            <w:tcW w:w="3000" w:type="dxa"/>
+            <w:tcBorders>
+              <w:top w:val="single" w:sz="1" w:space="0" w:color="CCCCCC"/>
+              <w:left w:val="single" w:sz="1" w:space="0" w:color="CCCCCC"/>
+              <w:bottom w:val="single" w:sz="1" w:space="0" w:color="CCCCCC"/>
+              <w:right w:val="single" w:sz="1" w:space="0" w:color="CCCCCC"/>
+            </w:tcBorders>
+            <w:shd w:val="clear" w:color="auto" w:fill="FFFFFF"/>
+            <w:tcMar>
+              <w:top w:w="80" w:type="dxa"/>
+              <w:left w:w="120" w:type="dxa"/>
+              <w:bottom w:w="80" w:type="dxa"/>
+              <w:right w:w="120" w:type="dxa"/>
+            </w:tcMar>
+          </w:tcPr>
+          <w:p>
+            <w:pPr>
+              <w:rPr>
+                <w:color w:val="000000"/>
+                <w:sz w:val="20"/>
+                <w:szCs w:val="20"/>
+              </w:rPr>
+            </w:pPr>
+            <w:r>
+              <w:rPr>
+                <w:color w:val="000000"/>
+                <w:sz w:val="20"/>
+                <w:szCs w:val="20"/>
+              </w:rPr>
+              <w:t>bcrypt (passlib)</w:t>
+            </w:r>
+          </w:p>
+        </w:tc>
+        <w:tc>
+          <w:tcPr>
+            <w:tcW w:w="3360" w:type="dxa"/>
+            <w:tcBorders>
+              <w:top w:val="single" w:sz="1" w:space="0" w:color="CCCCCC"/>
+              <w:left w:val="single" w:sz="1" w:space="0" w:color="CCCCCC"/>
+              <w:bottom w:val="single" w:sz="1" w:space="0" w:color="CCCCCC"/>
+              <w:right w:val="single" w:sz="1" w:space="0" w:color="CCCCCC"/>
+            </w:tcBorders>
+            <w:shd w:val="clear" w:color="auto" w:fill="FFFFFF"/>
+            <w:tcMar>
+              <w:top w:w="80" w:type="dxa"/>
+              <w:left w:w="120" w:type="dxa"/>
+              <w:bottom w:w="80" w:type="dxa"/>
+              <w:right w:w="120" w:type="dxa"/>
+            </w:tcMar>
+          </w:tcPr>
+          <w:p>
+            <w:pPr>
+              <w:rPr>
+                <w:color w:val="000000"/>
+                <w:sz w:val="20"/>
+                <w:szCs w:val="20"/>
+              </w:rPr>
+            </w:pPr>
+            <w:r>
+              <w:rPr>
+                <w:color w:val="000000"/>
+                <w:sz w:val="20"/>
+                <w:szCs w:val="20"/>
+              </w:rPr>
+              <w:t>1.7.4</w:t>
+            </w:r>
+          </w:p>
+        </w:tc>
+      </w:tr>
+      <w:tr>
+        <w:tc>
+          <w:tcPr>
+            <w:tcW w:w="3000" w:type="dxa"/>
+            <w:tcBorders>
+              <w:top w:val="single" w:sz="1" w:space="0" w:color="CCCCCC"/>
+              <w:left w:val="single" w:sz="1" w:space="0" w:color="CCCCCC"/>
+              <w:bottom w:val="single" w:sz="1" w:space="0" w:color="CCCCCC"/>
+              <w:right w:val="single" w:sz="1" w:space="0" w:color="CCCCCC"/>
+            </w:tcBorders>
+            <w:shd w:val="clear" w:color="auto" w:fill="FFFFFF"/>
+            <w:tcMar>
+              <w:top w:w="80" w:type="dxa"/>
+              <w:left w:w="120" w:type="dxa"/>
+              <w:bottom w:w="80" w:type="dxa"/>
+              <w:right w:w="120" w:type="dxa"/>
+            </w:tcMar>
+          </w:tcPr>
+          <w:p>
+            <w:pPr>
+              <w:rPr>
+                <w:color w:val="000000"/>
+                <w:sz w:val="20"/>
+                <w:szCs w:val="20"/>
+              </w:rPr>
+            </w:pPr>
+            <w:r>
+              <w:rPr>
+                <w:color w:val="000000"/>
+                <w:sz w:val="20"/>
+                <w:szCs w:val="20"/>
+              </w:rPr>
+              <w:t>Servidor</w:t>
+            </w:r>
+          </w:p>
+        </w:tc>
+        <w:tc>
+          <w:tcPr>
+            <w:tcW w:w="3000" w:type="dxa"/>
+            <w:tcBorders>
+              <w:top w:val="single" w:sz="1" w:space="0" w:color="CCCCCC"/>
+              <w:left w:val="single" w:sz="1" w:space="0" w:color="CCCCCC"/>
+              <w:bottom w:val="single" w:sz="1" w:space="0" w:color="CCCCCC"/>
+              <w:right w:val="single" w:sz="1" w:space="0" w:color="CCCCCC"/>
+            </w:tcBorders>
+            <w:shd w:val="clear" w:color="auto" w:fill="FFFFFF"/>
+            <w:tcMar>
+              <w:top w:w="80" w:type="dxa"/>
+              <w:left w:w="120" w:type="dxa"/>
+              <w:bottom w:w="80" w:type="dxa"/>
+              <w:right w:w="120" w:type="dxa"/>
+            </w:tcMar>
+          </w:tcPr>
+          <w:p>
+            <w:pPr>
+              <w:rPr>
+                <w:color w:val="000000"/>
+                <w:sz w:val="20"/>
+                <w:szCs w:val="20"/>
+              </w:rPr>
+            </w:pPr>
+            <w:r>
+              <w:rPr>
+                <w:color w:val="000000"/>
+                <w:sz w:val="20"/>
+                <w:szCs w:val="20"/>
+              </w:rPr>
+              <w:t>Uvicorn</w:t>
+            </w:r>
+          </w:p>
+        </w:tc>
+        <w:tc>
+          <w:tcPr>
+            <w:tcW w:w="3360" w:type="dxa"/>
+            <w:tcBorders>
+              <w:top w:val="single" w:sz="1" w:space="0" w:color="CCCCCC"/>
+              <w:left w:val="single" w:sz="1" w:space="0" w:color="CCCCCC"/>
+              <w:bottom w:val="single" w:sz="1" w:space="0" w:color="CCCCCC"/>
+              <w:right w:val="single" w:sz="1" w:space="0" w:color="CCCCCC"/>
+            </w:tcBorders>
+            <w:shd w:val="clear" w:color="auto" w:fill="FFFFFF"/>
+            <w:tcMar>
+              <w:top w:w="80" w:type="dxa"/>
+              <w:left w:w="120" w:type="dxa"/>
+              <w:bottom w:w="80" w:type="dxa"/>
+              <w:right w:w="120" w:type="dxa"/>
+            </w:tcMar>
+          </w:tcPr>
+          <w:p>
+            <w:pPr>
+              <w:rPr>
+                <w:color w:val="000000"/>
+                <w:sz w:val="20"/>
+                <w:szCs w:val="20"/>
+              </w:rPr>
+            </w:pPr>
+            <w:r>
+              <w:rPr>
+                <w:color w:val="000000"/>
+                <w:sz w:val="20"/>
+                <w:szCs w:val="20"/>
+              </w:rPr>
+              <w:t>0.39.0</w:t>
+            </w:r>
+          </w:p>
+        </w:tc>
+      </w:tr>
     </w:tbl>
     <w:p>
       <w:pPr>
@@ -20410,8 +21201,8 @@
       </w:pPr>
     </w:p>
     <w:sectPr>
-      <w:headerReference w:type="default" r:id="rId8"/>
-      <w:footerReference w:type="default" r:id="rId9"/>
+      <w:headerReference w:type="default" r:id="rId9"/>
+      <w:footerReference w:type="default" r:id="rId10"/>
       <w:pgSz w:w="12240" w:h="15840"/>
       <w:pgMar w:top="1440" w:right="1440" w:bottom="1440" w:left="1440" w:header="708" w:footer="708" w:gutter="0"/>
       <w:cols w:space="720"/>
@@ -21196,7 +21987,6 @@
   <w:style w:type="character" w:default="1" w:styleId="Fuentedeprrafopredeter">
     <w:name w:val="Default Paragraph Font"/>
     <w:uiPriority w:val="1"/>
-    <w:semiHidden/>
     <w:unhideWhenUsed/>
   </w:style>
   <w:style w:type="table" w:default="1" w:styleId="Tablanormal">
@@ -21667,4 +22457,16 @@
     </a:ext>
   </a:extLst>
 </a:theme>
+</file>
+
+<file path=customXml/item1.xml><?xml version="1.0" encoding="utf-8"?>
+<b:Sources xmlns:b="http://schemas.openxmlformats.org/officeDocument/2006/bibliography" xmlns="http://schemas.openxmlformats.org/officeDocument/2006/bibliography" SelectedStyle="\APASixthEditionOfficeOnline.xsl" StyleName="APA" Version="6"/>
+</file>
+
+<file path=customXml/itemProps1.xml><?xml version="1.0" encoding="utf-8"?>
+<ds:datastoreItem xmlns:ds="http://schemas.openxmlformats.org/officeDocument/2006/customXml" ds:itemID="{1CDDD3DC-8EEA-418C-9C34-F9B93BBB41AA}">
+  <ds:schemaRefs>
+    <ds:schemaRef ds:uri="http://schemas.openxmlformats.org/officeDocument/2006/bibliography"/>
+  </ds:schemaRefs>
+</ds:datastoreItem>
 </file>